--- a/Intron_retention_manuscript.docx
+++ b/Intron_retention_manuscript.docx
@@ -216,6 +216,290 @@
         <w:t xml:space="preserve">b</w:t>
       </w:r>
     </w:p>
+    <w:p>
+      <w:pPr>
+        <w:pStyle w:val="author-meta"/>
+      </w:pPr>
+      <w:r>
+        <w:rPr>
+          <w:vertAlign w:val="superscript"/>
+        </w:rPr>
+        <w:t xml:space="preserve">a</w:t>
+      </w:r>
+      <w:r>
+        <w:t xml:space="preserve"> </w:t>
+      </w:r>
+      <w:r>
+        <w:t xml:space="preserve">Department of Biotechnology, University of Inland Norway, Faculty of Applied Ecology, Agricultural Sciences and Biotechnology, Hamar, Norway</w:t>
+      </w:r>
+    </w:p>
+    <w:p>
+      <w:pPr>
+        <w:pStyle w:val="author-meta"/>
+      </w:pPr>
+      <w:r>
+        <w:rPr>
+          <w:vertAlign w:val="superscript"/>
+        </w:rPr>
+        <w:t xml:space="preserve">b</w:t>
+      </w:r>
+      <w:r>
+        <w:t xml:space="preserve"> </w:t>
+      </w:r>
+      <w:r>
+        <w:t xml:space="preserve">Section for Health and Exercise Physiology, Department of Public Health and Sport Sciences, University of Inland Norway, Lillehammer, Norway</w:t>
+      </w:r>
+    </w:p>
+    <w:p>
+      <w:pPr>
+        <w:pStyle w:val="author-meta"/>
+      </w:pPr>
+      <w:r>
+        <w:t xml:space="preserve">Correspondance: Chidimma Phoebe Echebiri (chidimma.echebiri@inn.no), Daniel Hammarstr�m (daniel.hammarstrom@inn.no).</w:t>
+      </w:r>
+    </w:p>
+    <w:p>
+      <w:pPr>
+        <w:pStyle w:val="Brdtekst"/>
+      </w:pPr>
+      <w:r>
+        <w:t xml:space="preserve">```{# {r, setup, include=FALSE} # ## Libraries # library(ggplot2) # library(tidyverse) # library(cowplot) # library(dplyr) # # color_scale &lt;- c(</w:t>
+      </w:r>
+      <w:r>
+        <w:t xml:space="preserve">“</w:t>
+      </w:r>
+      <w:r>
+        <w:t xml:space="preserve">#7fc97f</w:t>
+      </w:r>
+      <w:r>
+        <w:t xml:space="preserve">”</w:t>
+      </w:r>
+      <w:r>
+        <w:t xml:space="preserve">,</w:t>
+      </w:r>
+      <w:r>
+        <w:t xml:space="preserve"> </w:t>
+      </w:r>
+      <w:r>
+        <w:t xml:space="preserve">“</w:t>
+      </w:r>
+      <w:r>
+        <w:t xml:space="preserve">#beaed4</w:t>
+      </w:r>
+      <w:r>
+        <w:t xml:space="preserve">”</w:t>
+      </w:r>
+      <w:r>
+        <w:t xml:space="preserve">,</w:t>
+      </w:r>
+      <w:r>
+        <w:t xml:space="preserve">“</w:t>
+      </w:r>
+      <w:r>
+        <w:t xml:space="preserve">#fdc086</w:t>
+      </w:r>
+      <w:r>
+        <w:t xml:space="preserve">”</w:t>
+      </w:r>
+      <w:r>
+        <w:t xml:space="preserve">,</w:t>
+      </w:r>
+      <w:r>
+        <w:t xml:space="preserve">“</w:t>
+      </w:r>
+      <w:r>
+        <w:t xml:space="preserve">#ffff99</w:t>
+      </w:r>
+      <w:r>
+        <w:t xml:space="preserve">”</w:t>
+      </w:r>
+      <w:r>
+        <w:t xml:space="preserve">,</w:t>
+      </w:r>
+      <w:r>
+        <w:t xml:space="preserve">“</w:t>
+      </w:r>
+      <w:r>
+        <w:t xml:space="preserve">#386cb0</w:t>
+      </w:r>
+      <w:r>
+        <w:t xml:space="preserve">”</w:t>
+      </w:r>
+      <w:r>
+        <w:t xml:space="preserve">,</w:t>
+      </w:r>
+      <w:r>
+        <w:t xml:space="preserve">“</w:t>
+      </w:r>
+      <w:r>
+        <w:t xml:space="preserve">#f0027f</w:t>
+      </w:r>
+      <w:r>
+        <w:t xml:space="preserve">”</w:t>
+      </w:r>
+      <w:r>
+        <w:t xml:space="preserve">) # # # source(</w:t>
+      </w:r>
+      <w:r>
+        <w:t xml:space="preserve">“</w:t>
+      </w:r>
+      <w:r>
+        <w:t xml:space="preserve">R/Trainome_functions.R</w:t>
+      </w:r>
+      <w:r>
+        <w:t xml:space="preserve">”</w:t>
+      </w:r>
+      <w:r>
+        <w:t xml:space="preserve">) # # knitr::opts_knit</w:t>
+      </w:r>
+      <w:r>
+        <w:t xml:space="preserve">$set(root.dir = "C:/projects/Impact-of-age-and-exercise-on-intron-retention/")
+# knitr::opts_chunk$</w:t>
+      </w:r>
+      <w:r>
+        <w:t xml:space="preserve">set(warning = FALSE, message = FALSE)</w:t>
+      </w:r>
+    </w:p>
+    <w:p>
+      <w:pPr>
+        <w:pStyle w:val="SourceCode"/>
+      </w:pPr>
+      <w:r>
+        <w:br/>
+      </w:r>
+      <w:r>
+        <w:rPr>
+          <w:rStyle w:val="VerbatimChar"/>
+        </w:rPr>
+        <w:t xml:space="preserve">```{# {r}</w:t>
+      </w:r>
+      <w:r>
+        <w:br/>
+      </w:r>
+      <w:r>
+        <w:rPr>
+          <w:rStyle w:val="VerbatimChar"/>
+        </w:rPr>
+        <w:t xml:space="preserve"># #| echo: false</w:t>
+      </w:r>
+      <w:r>
+        <w:br/>
+      </w:r>
+      <w:r>
+        <w:rPr>
+          <w:rStyle w:val="VerbatimChar"/>
+        </w:rPr>
+        <w:t xml:space="preserve"># #| message: false</w:t>
+      </w:r>
+      <w:r>
+        <w:br/>
+      </w:r>
+      <w:r>
+        <w:rPr>
+          <w:rStyle w:val="VerbatimChar"/>
+        </w:rPr>
+        <w:t xml:space="preserve"># #| warning: false</w:t>
+      </w:r>
+      <w:r>
+        <w:br/>
+      </w:r>
+      <w:r>
+        <w:rPr>
+          <w:rStyle w:val="VerbatimChar"/>
+        </w:rPr>
+        <w:t xml:space="preserve"># #| label: abstract</w:t>
+      </w:r>
+      <w:r>
+        <w:br/>
+      </w:r>
+      <w:r>
+        <w:rPr>
+          <w:rStyle w:val="VerbatimChar"/>
+        </w:rPr>
+        <w:t xml:space="preserve"># </w:t>
+      </w:r>
+      <w:r>
+        <w:br/>
+      </w:r>
+      <w:r>
+        <w:rPr>
+          <w:rStyle w:val="VerbatimChar"/>
+        </w:rPr>
+        <w:t xml:space="preserve"># # Participant characteristics</w:t>
+      </w:r>
+      <w:r>
+        <w:br/>
+      </w:r>
+      <w:r>
+        <w:rPr>
+          <w:rStyle w:val="VerbatimChar"/>
+        </w:rPr>
+        <w:t xml:space="preserve"># all_pre_metadata &lt;- readRDS("data_new/Pre_Exercise/all_prexercise_metadata.RDS") </w:t>
+      </w:r>
+      <w:r>
+        <w:br/>
+      </w:r>
+      <w:r>
+        <w:rPr>
+          <w:rStyle w:val="VerbatimChar"/>
+        </w:rPr>
+        <w:t xml:space="preserve"># </w:t>
+      </w:r>
+      <w:r>
+        <w:br/>
+      </w:r>
+      <w:r>
+        <w:rPr>
+          <w:rStyle w:val="VerbatimChar"/>
+        </w:rPr>
+        <w:t xml:space="preserve">#  # participants &lt;- all_pre_metadata %&gt;%</w:t>
+      </w:r>
+      <w:r>
+        <w:br/>
+      </w:r>
+      <w:r>
+        <w:rPr>
+          <w:rStyle w:val="VerbatimChar"/>
+        </w:rPr>
+        <w:t xml:space="preserve">#  #   filter(unique(all_pre_metadata$participant))</w:t>
+      </w:r>
+      <w:r>
+        <w:br/>
+      </w:r>
+      <w:r>
+        <w:rPr>
+          <w:rStyle w:val="VerbatimChar"/>
+        </w:rPr>
+        <w:t xml:space="preserve">#  #  age_range &lt;- range(all_pre_metadata$age)</w:t>
+      </w:r>
+      <w:r>
+        <w:br/>
+      </w:r>
+      <w:r>
+        <w:rPr>
+          <w:rStyle w:val="VerbatimChar"/>
+        </w:rPr>
+        <w:t xml:space="preserve">#   </w:t>
+      </w:r>
+      <w:r>
+        <w:br/>
+      </w:r>
+      <w:r>
+        <w:rPr>
+          <w:rStyle w:val="VerbatimChar"/>
+        </w:rPr>
+        <w:t xml:space="preserve"># # splicing data</w:t>
+      </w:r>
+      <w:r>
+        <w:br/>
+      </w:r>
+      <w:r>
+        <w:rPr>
+          <w:rStyle w:val="VerbatimChar"/>
+        </w:rPr>
+        <w:t xml:space="preserve"># all_pre_splice &lt;- readRDS("data_new/Pre_Exercise/all_pre_Exc_splicing_data.RDS")</w:t>
+      </w:r>
+    </w:p>
     <w:bookmarkStart w:id="20" w:name="abstract"/>
     <w:p>
       <w:pPr>
@@ -230,7 +514,23 @@
         <w:pStyle w:val="FirstParagraph"/>
       </w:pPr>
       <w:r>
-        <w:t xml:space="preserve">Several studies have shown that aging affects the pre-mRNA splicing machinery. Similarly, studies suggest physical exercise can slow-down or reverse aging-induced effects on the human body. This study investigates intron retention in the vastus lateralis muscle of young and old adults; and how it is affected by ~12 week of resistance exercise training . RNA-Seq data from five different resistance exercise studies comprising of old and young adult humans are included in this study.</w:t>
+        <w:t xml:space="preserve">Progressive resistance exercise training (RT) elicits a range of adaptive responses in a human transcriptome, most of which have been studied in-depth. Several studies have shown that processes such as aging, disease conditions and physical exercise affect the pre-mRNA splicing machinery. There is however limited information about intron retention in healthy human skeletal muscle and how it is impacted by aging and resistance exercise training. This study investigates intron retention in the</w:t>
+      </w:r>
+      <w:r>
+        <w:t xml:space="preserve"> </w:t>
+      </w:r>
+      <w:r>
+        <w:rPr>
+          <w:iCs/>
+          <w:i/>
+        </w:rPr>
+        <w:t xml:space="preserve">vastus lateralis</w:t>
+      </w:r>
+      <w:r>
+        <w:t xml:space="preserve"> </w:t>
+      </w:r>
+      <w:r>
+        <w:t xml:space="preserve">muscle of individuals aged 19 to 93 ; and explores how ~12 week of resistance exercise training affects intron retention. Paired_end RNA sequence data from six different RT intevrntion studies involving 341 partricipants. Splicing efficiency of introns was quantified using SpliceQ. Differentially spliced introns at baseline and at post exercise were identified using betabinomial generalised linear models allowing for study and participant level intercepts. The differentially spliced introns were further investigated to identify patterns related to their gene lengths, ontology and functions.</w:t>
       </w:r>
     </w:p>
     <w:bookmarkEnd w:id="20"/>
@@ -248,88 +548,79 @@
         <w:pStyle w:val="FirstParagraph"/>
       </w:pPr>
       <w:r>
-        <w:t xml:space="preserve">Alternative splicing is a mechanism in mRNA processing in which protein-coding and non-protein coding parts of the RNA are alternatively skipped. This results in transcriptomic and proteomic diversity that can determine cellular plasticity as it influences an organism’s ability to adapt to changes</w:t>
-      </w:r>
-      <w:r>
-        <w:t xml:space="preserve"> </w:t>
-      </w:r>
-      <w:r>
-        <w:t xml:space="preserve">(Holly et al. 2013)</w:t>
-      </w:r>
-      <w:r>
-        <w:t xml:space="preserve">. Alternative splicing is responsible for the proteomic diversity observed in living beings</w:t>
-      </w:r>
-      <w:r>
-        <w:t xml:space="preserve"> </w:t>
-      </w:r>
-      <w:r>
-        <w:t xml:space="preserve">(Angarola and Anczuków 2021)</w:t>
-      </w:r>
-      <w:r>
-        <w:t xml:space="preserve"> </w:t>
-      </w:r>
-      <w:r>
-        <w:t xml:space="preserve">; a diversity that could lead to dysfunction if the biological system breaks down</w:t>
-      </w:r>
-      <w:r>
-        <w:t xml:space="preserve"> </w:t>
-      </w:r>
-      <w:r>
-        <w:t xml:space="preserve">(Bhadra et al. 2020)</w:t>
-      </w:r>
-      <w:r>
-        <w:t xml:space="preserve"> </w:t>
-      </w:r>
-      <w:r>
-        <w:t xml:space="preserve">. Basically, alternative splicing regulates life and death decisions</w:t>
-      </w:r>
-      <w:r>
-        <w:t xml:space="preserve"> </w:t>
-      </w:r>
-      <w:r>
-        <w:t xml:space="preserve">(Schwerk and Schulze-Osthoff 2005)</w:t>
-      </w:r>
-      <w:r>
-        <w:t xml:space="preserve">. This mechanism is tissue_specific and increases with age</w:t>
-      </w:r>
-      <w:r>
-        <w:t xml:space="preserve"> </w:t>
-      </w:r>
-      <w:r>
-        <w:t xml:space="preserve">(Latorre and Harries 2017 ; Holly et al. 2013 )</w:t>
-      </w:r>
-      <w:r>
-        <w:t xml:space="preserve"> </w:t>
-      </w:r>
-      <w:r>
-        <w:t xml:space="preserve">due to an alteration in the expression of splicing factors</w:t>
-      </w:r>
-      <w:r>
-        <w:t xml:space="preserve"> </w:t>
-      </w:r>
-      <w:r>
-        <w:t xml:space="preserve">Stegeman and Weake (2017)</w:t>
-      </w:r>
-      <w:r>
-        <w:t xml:space="preserve"> </w:t>
-      </w:r>
-      <w:r>
-        <w:t xml:space="preserve">as a resilience strategy to counteract aging-induced damages and loss of function</w:t>
-      </w:r>
-      <w:r>
-        <w:t xml:space="preserve"> </w:t>
-      </w:r>
-      <w:r>
-        <w:t xml:space="preserve">(Ferrucci et al. 2022 ; Ubaida-Mohien et al. 2019b)</w:t>
-      </w:r>
-      <w:r>
-        <w:t xml:space="preserve">. There are three broad types of alternative splicing; exon skipping, alternative use of splice sites, and intron retention</w:t>
-      </w:r>
-      <w:r>
-        <w:t xml:space="preserve"> </w:t>
-      </w:r>
-      <w:r>
-        <w:t xml:space="preserve">(Nishida et al. 2015 ; Zheng et al. 2020 )</w:t>
+        <w:t xml:space="preserve">Alternative splicing (AS) is a mechanism in mRNA processing in which protein-coding and non-protein coding parts of the RNA are alternatively skipped. It results in a transcriptomic and proteomic diversity that determines cellular plasticity</w:t>
+      </w:r>
+      <w:r>
+        <w:t xml:space="preserve"> </w:t>
+      </w:r>
+      <w:r>
+        <w:t xml:space="preserve">(Angarola and Anczuków, 2021; Holly et al., 2013)</w:t>
+      </w:r>
+      <w:r>
+        <w:t xml:space="preserve"> </w:t>
+      </w:r>
+      <w:r>
+        <w:t xml:space="preserve">which could also lead to dysfunction if the biological system breaks down</w:t>
+      </w:r>
+      <w:r>
+        <w:t xml:space="preserve"> </w:t>
+      </w:r>
+      <w:r>
+        <w:t xml:space="preserve">(Bhadra et al., 2020)</w:t>
+      </w:r>
+      <w:r>
+        <w:t xml:space="preserve"> </w:t>
+      </w:r>
+      <w:r>
+        <w:t xml:space="preserve">. Basically, alternative splicing regulates lsurvival in living beings</w:t>
+      </w:r>
+      <w:r>
+        <w:t xml:space="preserve"> </w:t>
+      </w:r>
+      <w:r>
+        <w:t xml:space="preserve">(Schwerk and Schulze-Osthoff, 2005)</w:t>
+      </w:r>
+      <w:r>
+        <w:t xml:space="preserve">. AS increases with age</w:t>
+      </w:r>
+      <w:r>
+        <w:t xml:space="preserve"> </w:t>
+      </w:r>
+      <w:r>
+        <w:t xml:space="preserve">(Latorre and Harries, 2017 ; Holly et al., 2013 )</w:t>
+      </w:r>
+      <w:r>
+        <w:t xml:space="preserve"> </w:t>
+      </w:r>
+      <w:r>
+        <w:t xml:space="preserve">as a result of alterations in the expression of splicing factors</w:t>
+      </w:r>
+      <w:r>
+        <w:t xml:space="preserve"> </w:t>
+      </w:r>
+      <w:r>
+        <w:t xml:space="preserve">(Stegeman and Weake, 2017)</w:t>
+      </w:r>
+      <w:r>
+        <w:t xml:space="preserve"> </w:t>
+      </w:r>
+      <w:r>
+        <w:t xml:space="preserve">which is a resilience strategy aimed at counteracting aging-induced damages and loss of function</w:t>
+      </w:r>
+      <w:r>
+        <w:t xml:space="preserve"> </w:t>
+      </w:r>
+      <w:r>
+        <w:t xml:space="preserve">(Ferrucci et al., 2022 ; Ubaida-Mohien et al., 2019b)</w:t>
+      </w:r>
+      <w:r>
+        <w:t xml:space="preserve">. There are three broad types of AS; exon skipping, alternative use of splice sites, and intron retention</w:t>
+      </w:r>
+      <w:r>
+        <w:t xml:space="preserve"> </w:t>
+      </w:r>
+      <w:r>
+        <w:t xml:space="preserve">(Nishida et al., 2015 ; Zheng et al., 2020 )</w:t>
       </w:r>
       <w:r>
         <w:t xml:space="preserve">. Of specific interest to this study is intron retention.</w:t>
@@ -340,40 +631,94 @@
         <w:pStyle w:val="Brdtekst"/>
       </w:pPr>
       <w:r>
-        <w:t xml:space="preserve">Intron retention (IR) occurs when a full intron, or parts of an intron in a mature messenger RNA (mRNA) is retained during splicing, resulting in the presence of an unprocessed sequence in the mRNA. Eukaryotes are said to have two distinct pre-mRNA splicing machinery; the major spliceosome and the minor spliceosome . The major spliceosome removes over 99% of introns while the minor spliceosome removes evolutionarily conserved introns</w:t>
-      </w:r>
-      <w:r>
-        <w:t xml:space="preserve"> </w:t>
-      </w:r>
-      <w:r>
-        <w:t xml:space="preserve">(Inoue et al. 2021)</w:t>
-      </w:r>
-      <w:r>
-        <w:t xml:space="preserve">. mRNAs with retained introns play roles in normal physiology and in disease conditions</w:t>
-      </w:r>
-      <w:r>
-        <w:t xml:space="preserve"> </w:t>
-      </w:r>
-      <w:r>
-        <w:t xml:space="preserve">(Wong et al. 2016; Ge and Porse 2014)</w:t>
-      </w:r>
-      <w:r>
-        <w:t xml:space="preserve">. This leads either to the degradation of the IR-containing transcripts through nonsense-mediated decay or the action of nucleases; or to frameshifts that cause the generation of alternative protein isoforms</w:t>
-      </w:r>
-      <w:r>
-        <w:t xml:space="preserve"> </w:t>
-      </w:r>
-      <w:r>
-        <w:t xml:space="preserve">(Baralle and Romano 2023 ; Zheng et al. 2020 ; Mauger et al. 2016; Wong and Schmitz 2022 ; Monteuuis et al. 2019 )</w:t>
-      </w:r>
-      <w:r>
-        <w:t xml:space="preserve">. IR affects about 80% of human protein-coding genes</w:t>
-      </w:r>
-      <w:r>
-        <w:t xml:space="preserve"> </w:t>
-      </w:r>
-      <w:r>
-        <w:t xml:space="preserve">(Middleton et al. 2017 ; Braunschweig et al. 2014 )</w:t>
+        <w:t xml:space="preserve">Intron retention (IR) occurs when a full intron, or parts of an intron in a mature messenger RNA (mRNA) is retained during splicing, resulting in the presence of an unprocessed sequence in the mRNA. This occurs mostly at the 3` end of transcripts</w:t>
+      </w:r>
+      <w:r>
+        <w:t xml:space="preserve">(Wong et al., 2013 ; Braunschweig et al., 2014 )</w:t>
+      </w:r>
+      <w:r>
+        <w:t xml:space="preserve">, and predominantly in transcripts that lack physiological relevance in cells and tissues they are detected in</w:t>
+      </w:r>
+      <w:r>
+        <w:t xml:space="preserve"> </w:t>
+      </w:r>
+      <w:r>
+        <w:t xml:space="preserve">(Braunschweig et al., 2014)</w:t>
+      </w:r>
+      <w:r>
+        <w:t xml:space="preserve">. IR tends to increasingly occur in response to specific developmental cues and serve as a strategy for rapid mobilization of some mRNAs for protein translation</w:t>
+      </w:r>
+      <w:r>
+        <w:t xml:space="preserve"> </w:t>
+      </w:r>
+      <w:r>
+        <w:t xml:space="preserve">(Ong and Adusumalli, 2020)</w:t>
+      </w:r>
+      <w:r>
+        <w:t xml:space="preserve">. It leads either to the degradation of the IR-containing transcripts through nonsense-mediated decay or the action of nucleases; or to frameshifts that cause the generation of alternative protein isoforms</w:t>
+      </w:r>
+      <w:r>
+        <w:t xml:space="preserve"> </w:t>
+      </w:r>
+      <w:r>
+        <w:t xml:space="preserve">(Baralle and Romano, 2023 ; Zheng et al., 2020 ; Mauger et al., 2016; Monteuuis et al., 2019; Wong and Schmitz, 2022 ;</w:t>
+      </w:r>
+      <w:r>
+        <w:t xml:space="preserve"> </w:t>
+      </w:r>
+      <w:r>
+        <w:rPr>
+          <w:bCs/>
+          <w:b/>
+        </w:rPr>
+        <w:t xml:space="preserve">jacob2017?</w:t>
+      </w:r>
+      <w:r>
+        <w:t xml:space="preserve"> </w:t>
+      </w:r>
+      <w:r>
+        <w:t xml:space="preserve">)</w:t>
+      </w:r>
+      <w:r>
+        <w:t xml:space="preserve">. Thus, it plays roles in gene regulation, normal physiology and disease conditions</w:t>
+      </w:r>
+      <w:r>
+        <w:t xml:space="preserve"> </w:t>
+      </w:r>
+      <w:r>
+        <w:t xml:space="preserve">(Ge and Porse, 2014; Inoue et al., 2021; Wong et al., 2016)</w:t>
+      </w:r>
+      <w:r>
+        <w:t xml:space="preserve">. IR is a potential biomarker or driver of the aging process</w:t>
+      </w:r>
+      <w:r>
+        <w:t xml:space="preserve"> </w:t>
+      </w:r>
+      <w:r>
+        <w:t xml:space="preserve">(Baralle and Romano, 2023 ; Adusumalli et al., 2019 )</w:t>
+      </w:r>
+      <w:r>
+        <w:t xml:space="preserve">. It is also linked to the inactivation of tumour supressor genes</w:t>
+      </w:r>
+      <w:r>
+        <w:t xml:space="preserve"> </w:t>
+      </w:r>
+      <w:r>
+        <w:t xml:space="preserve">(Jung et al., 2015)</w:t>
+      </w:r>
+    </w:p>
+    <w:p>
+      <w:pPr>
+        <w:pStyle w:val="Brdtekst"/>
+      </w:pPr>
+      <w:r>
+        <w:t xml:space="preserve">IR affects about 80% of human protein-coding genes</w:t>
+      </w:r>
+      <w:r>
+        <w:t xml:space="preserve"> </w:t>
+      </w:r>
+      <w:r>
+        <w:t xml:space="preserve">(Middleton et al., 2017 ; Braunschweig et al., 2014 )</w:t>
       </w:r>
       <w:r>
         <w:t xml:space="preserve"> </w:t>
@@ -385,25 +730,31 @@
         <w:t xml:space="preserve"> </w:t>
       </w:r>
       <w:r>
-        <w:t xml:space="preserve">(Kodama et al. 2024 ; Mariotti et al. 2022; Bhadra et al. 2020)</w:t>
-      </w:r>
-      <w:r>
-        <w:t xml:space="preserve"> </w:t>
-      </w:r>
-      <w:r>
-        <w:t xml:space="preserve">. IR occurs mostly at the 3` end of transcripts</w:t>
-      </w:r>
-      <w:r>
-        <w:t xml:space="preserve">(Wong et al. 2013 ; Braunschweig et al. 2014 )</w:t>
-      </w:r>
-      <w:r>
-        <w:t xml:space="preserve">, and mostly in transcripts that lack physiological relevance in cells and tissues they are detected in</w:t>
-      </w:r>
-      <w:r>
-        <w:t xml:space="preserve"> </w:t>
-      </w:r>
-      <w:r>
-        <w:t xml:space="preserve">(Braunschweig et al. 2014)</w:t>
+        <w:t xml:space="preserve">(Kodama et al., 2024 ; Bhadra et al., 2020; Mariotti et al., 2022)</w:t>
+      </w:r>
+      <w:r>
+        <w:t xml:space="preserve"> </w:t>
+      </w:r>
+      <w:r>
+        <w:t xml:space="preserve">. High IR levels reportedly correlate with the down-regulation of mRNA transcripts in myelocytes and granulocytes</w:t>
+      </w:r>
+      <w:r>
+        <w:t xml:space="preserve"> </w:t>
+      </w:r>
+      <w:r>
+        <w:t xml:space="preserve">Wong et al. (2013)</w:t>
+      </w:r>
+      <w:r>
+        <w:t xml:space="preserve"> </w:t>
+      </w:r>
+      <w:r>
+        <w:t xml:space="preserve">. Short genes with high mRNA levels tend to be inefficiently spliced compared to long genes with high mRNA levels . That is, there is a positive correlation between gene length, expression level and splicing efficiency (SE)</w:t>
+      </w:r>
+      <w:r>
+        <w:t xml:space="preserve"> </w:t>
+      </w:r>
+      <w:r>
+        <w:t xml:space="preserve">Braunschweig et al. (2014)</w:t>
       </w:r>
       <w:r>
         <w:t xml:space="preserve"> </w:t>
@@ -411,26 +762,153 @@
       <w:r>
         <w:t xml:space="preserve">.</w:t>
       </w:r>
-      <w:r>
-        <w:t xml:space="preserve"> </w:t>
-      </w:r>
-      <w:r>
-        <w:t xml:space="preserve">Wong et al. (2013)</w:t>
-      </w:r>
-      <w:r>
-        <w:t xml:space="preserve"> </w:t>
-      </w:r>
-      <w:r>
-        <w:t xml:space="preserve">reports that high IR levels correlated with the down-regulation of correctly spliced mRNA transcripts in myelocytes and granulocytes . Short genes with high mRNA levels tend to be inefficiently spliced compared to long genes with high mRNA levels . That is, there is a positive correlation between gene length, expression level and SE</w:t>
-      </w:r>
-      <w:r>
-        <w:t xml:space="preserve"> </w:t>
-      </w:r>
-      <w:r>
-        <w:t xml:space="preserve">Saudemont et al. (2017)</w:t>
-      </w:r>
-      <w:r>
-        <w:t xml:space="preserve"> </w:t>
+    </w:p>
+    <w:p>
+      <w:pPr>
+        <w:pStyle w:val="Brdtekst"/>
+      </w:pPr>
+      <w:r>
+        <w:t xml:space="preserve">Intron retention is often measured in terms of splicing efficiency which describes the amount of introns retained in a mature mRNA. Splicing efficiency is cell and tissue specific</w:t>
+      </w:r>
+      <w:r>
+        <w:t xml:space="preserve"> </w:t>
+      </w:r>
+      <w:r>
+        <w:t xml:space="preserve">(Baralle and Romano, 2023; Nishida et al., 2015)</w:t>
+      </w:r>
+      <w:r>
+        <w:t xml:space="preserve"> </w:t>
+      </w:r>
+      <w:r>
+        <w:t xml:space="preserve">but tends to be similar between the introns of a gene</w:t>
+      </w:r>
+      <w:r>
+        <w:t xml:space="preserve"> </w:t>
+      </w:r>
+      <w:r>
+        <w:t xml:space="preserve">(Sánchez-Escabias et al., 2022)</w:t>
+      </w:r>
+      <w:r>
+        <w:t xml:space="preserve"> </w:t>
+      </w:r>
+      <w:r>
+        <w:t xml:space="preserve">. This suggests that a balanced study of intron retention should compare same introns in same genes and same tissues across the subjects of interest. Poor splicing efficiency has been linked to aging as well as human diseases like alpha thalassemia</w:t>
+      </w:r>
+      <w:r>
+        <w:t xml:space="preserve"> </w:t>
+      </w:r>
+      <w:r>
+        <w:t xml:space="preserve">(Nelson et al., 2005)</w:t>
+      </w:r>
+      <w:r>
+        <w:t xml:space="preserve"> </w:t>
+      </w:r>
+      <w:r>
+        <w:t xml:space="preserve">, inflammatory bowel disease</w:t>
+      </w:r>
+      <w:r>
+        <w:t xml:space="preserve"> </w:t>
+      </w:r>
+      <w:r>
+        <w:t xml:space="preserve">(Häsler et al., 2011)</w:t>
+      </w:r>
+      <w:r>
+        <w:t xml:space="preserve"> </w:t>
+      </w:r>
+      <w:r>
+        <w:t xml:space="preserve">, neurodegenerative diseases</w:t>
+      </w:r>
+      <w:r>
+        <w:t xml:space="preserve"> </w:t>
+      </w:r>
+      <w:r>
+        <w:t xml:space="preserve">(Ong and Adusumalli, 2020 ; Sznajder et al., 2018)</w:t>
+      </w:r>
+      <w:r>
+        <w:t xml:space="preserve"> </w:t>
+      </w:r>
+      <w:r>
+        <w:t xml:space="preserve">and an increased risk of certain cancers</w:t>
+      </w:r>
+      <w:r>
+        <w:t xml:space="preserve"> </w:t>
+      </w:r>
+      <w:r>
+        <w:t xml:space="preserve">(Dvinge and Bradley, 2015 ; Inoue et al., 2021 ; Shah et al., 2022)</w:t>
+      </w:r>
+      <w:r>
+        <w:t xml:space="preserve">. There is currently a gap in knowledge about how IR plays roles in normal or adaptive physiology, and, if or how a decline in splicing efficiency can be minimized or reversed.</w:t>
+      </w:r>
+    </w:p>
+    <w:bookmarkStart w:id="21" w:name="X2e1ebd4a36d7893d9e98091fe7baf14a8695cf4"/>
+    <w:p>
+      <w:pPr>
+        <w:pStyle w:val="Overskrift3"/>
+      </w:pPr>
+      <w:r>
+        <w:t xml:space="preserve">Aging and progressive resistance exercise training</w:t>
+      </w:r>
+    </w:p>
+    <w:p>
+      <w:pPr>
+        <w:pStyle w:val="FirstParagraph"/>
+      </w:pPr>
+      <w:r>
+        <w:t xml:space="preserve">Aging; the progressive transformation of young organisms into old ones, involves changes across several physiological processes and is characterized by a progressive decline in most biological functions; including skeletal muscle and mass. Aging results in reduced vitality, increased risk of diseases and eventually death</w:t>
+      </w:r>
+      <w:r>
+        <w:t xml:space="preserve"> </w:t>
+      </w:r>
+      <w:r>
+        <w:t xml:space="preserve">(Gyenis et al., 2023; Keshavarz et al., 2023 ; López-Otín et al., 2013)</w:t>
+      </w:r>
+      <w:r>
+        <w:t xml:space="preserve"> </w:t>
+      </w:r>
+      <w:r>
+        <w:t xml:space="preserve">. It is the greatest cause of disease and death worldwide</w:t>
+      </w:r>
+      <w:r>
+        <w:t xml:space="preserve"> </w:t>
+      </w:r>
+      <w:r>
+        <w:t xml:space="preserve">(Schaum et al., 2020)</w:t>
+      </w:r>
+      <w:r>
+        <w:t xml:space="preserve">. Physiologically, aging is associated with the induction of different stress response pathways in different cells, tissues and species</w:t>
+      </w:r>
+      <w:r>
+        <w:t xml:space="preserve"> </w:t>
+      </w:r>
+      <w:r>
+        <w:t xml:space="preserve">(Stegeman and Weake, 2017; Welle et al., 2003)</w:t>
+      </w:r>
+      <w:r>
+        <w:t xml:space="preserve">. Aging is often assessed using the concept of a</w:t>
+      </w:r>
+      <w:r>
+        <w:t xml:space="preserve"> </w:t>
+      </w:r>
+      <w:r>
+        <w:t xml:space="preserve">“</w:t>
+      </w:r>
+      <w:r>
+        <w:t xml:space="preserve">biological clock</w:t>
+      </w:r>
+      <w:r>
+        <w:t xml:space="preserve">”</w:t>
+      </w:r>
+      <w:r>
+        <w:t xml:space="preserve"> </w:t>
+      </w:r>
+      <w:r>
+        <w:t xml:space="preserve">that is organ, system and sex specific</w:t>
+      </w:r>
+      <w:r>
+        <w:t xml:space="preserve"> </w:t>
+      </w:r>
+      <w:r>
+        <w:t xml:space="preserve">(Nie et al., 2022)</w:t>
       </w:r>
       <w:r>
         <w:t xml:space="preserve">.</w:t>
@@ -441,46 +919,19 @@
         <w:pStyle w:val="Brdtekst"/>
       </w:pPr>
       <w:r>
-        <w:t xml:space="preserve">IR used to be considered a result of mis-splicing which render transcripts non-functional</w:t>
-      </w:r>
-      <w:r>
-        <w:t xml:space="preserve"> </w:t>
-      </w:r>
-      <w:r>
-        <w:t xml:space="preserve">(Wong et al. 2016)</w:t>
-      </w:r>
-      <w:r>
-        <w:t xml:space="preserve"> </w:t>
-      </w:r>
-      <w:r>
-        <w:t xml:space="preserve">but is increasingly being viewed as a mechanism of gene regulation. This is because it tends to increasingly occur in response to specific developmental cues and serve as a strategy for rapid mobilization of some mRNAs for protein translation</w:t>
-      </w:r>
-      <w:r>
-        <w:t xml:space="preserve"> </w:t>
-      </w:r>
-      <w:r>
-        <w:t xml:space="preserve">(Ong and Adusumalli 2020)</w:t>
-      </w:r>
-      <w:r>
-        <w:t xml:space="preserve">. Intron retention is often measured as splicing efficiency which describes the amount of introns retained in a mature mRNA. Splicing efficiency is cell and tissue specific</w:t>
-      </w:r>
-      <w:r>
-        <w:t xml:space="preserve"> </w:t>
-      </w:r>
-      <w:r>
-        <w:t xml:space="preserve">(Nishida et al. 2015; Baralle and Romano 2023)</w:t>
-      </w:r>
-      <w:r>
-        <w:t xml:space="preserve"> </w:t>
-      </w:r>
-      <w:r>
-        <w:t xml:space="preserve">but tends to be similar between the introns of a gene [</w:t>
-      </w:r>
-      <w:r>
-        <w:t xml:space="preserve">Sánchez-Escabias et al. (2022)</w:t>
-      </w:r>
-      <w:r>
-        <w:t xml:space="preserve">] . This suggests that a balanced study of intron retention should be comparing same introns in same genes and same tissues across the subjects of interest.</w:t>
+        <w:t xml:space="preserve">Aging and aging-like phenotypes are associated with increased splicing alterations</w:t>
+      </w:r>
+      <w:r>
+        <w:t xml:space="preserve"> </w:t>
+      </w:r>
+      <w:r>
+        <w:t xml:space="preserve">(Angarola and Anczuków, 2021 ; García-Ruiz et al., 2023 ; Nishida et al., 2015 ; Mariotti et al., 2022; Pabis et al., 2024; Stegeman and Weake, 2017)</w:t>
+      </w:r>
+      <w:r>
+        <w:t xml:space="preserve"> </w:t>
+      </w:r>
+      <w:r>
+        <w:t xml:space="preserve">. A significant part of aging-focused research is focused on interventions that could slow-down aging or its impacts.</w:t>
       </w:r>
     </w:p>
     <w:p>
@@ -488,141 +939,109 @@
         <w:pStyle w:val="Brdtekst"/>
       </w:pPr>
       <w:r>
-        <w:t xml:space="preserve">Besides aging, poor splicing efficiency has been linked to to human diseases like alpha thalassemia [</w:t>
-      </w:r>
-      <w:r>
-        <w:t xml:space="preserve">Nelson et al. (2005)</w:t>
-      </w:r>
-      <w:r>
-        <w:t xml:space="preserve">] , inflammatory bowel disease [</w:t>
-      </w:r>
-      <w:r>
-        <w:t xml:space="preserve">Häsler et al. (2011)</w:t>
-      </w:r>
-      <w:r>
-        <w:t xml:space="preserve">] , neurodegenerative diseases [</w:t>
-      </w:r>
-      <w:r>
-        <w:t xml:space="preserve">Sznajder et al. (2018)</w:t>
-      </w:r>
-      <w:r>
-        <w:t xml:space="preserve">;</w:t>
-      </w:r>
-      <w:r>
-        <w:t xml:space="preserve"> </w:t>
-      </w:r>
-      <w:r>
-        <w:t xml:space="preserve">Ong and Adusumalli (2020)</w:t>
-      </w:r>
-      <w:r>
-        <w:t xml:space="preserve"> </w:t>
-      </w:r>
-      <w:r>
-        <w:t xml:space="preserve">] and the risk of certain cancers</w:t>
-      </w:r>
-      <w:r>
-        <w:t xml:space="preserve"> </w:t>
-      </w:r>
-      <w:r>
-        <w:t xml:space="preserve">(Dvinge and Bradley 2015 ; Inoue et al. 2021 ; Shah et al. 2022)</w:t>
-      </w:r>
-      <w:r>
-        <w:t xml:space="preserve">. IR is a potential biomarker or driver of the aging process</w:t>
-      </w:r>
-      <w:r>
-        <w:t xml:space="preserve"> </w:t>
-      </w:r>
-      <w:r>
-        <w:t xml:space="preserve">(Baralle and Romano 2023 ; Adusumalli et al. 2019 )</w:t>
-      </w:r>
-      <w:r>
-        <w:t xml:space="preserve">. There is a gap in knowledge about how the decline in splicing efficiency can be minimised or reversed.</w:t>
-      </w:r>
-    </w:p>
-    <w:bookmarkStart w:id="21" w:name="X2e1ebd4a36d7893d9e98091fe7baf14a8695cf4"/>
-    <w:p>
-      <w:pPr>
-        <w:pStyle w:val="Overskrift3"/>
-      </w:pPr>
-      <w:r>
-        <w:t xml:space="preserve">Aging and progressive resistance exercise training</w:t>
-      </w:r>
-    </w:p>
-    <w:p>
-      <w:pPr>
-        <w:pStyle w:val="FirstParagraph"/>
-      </w:pPr>
-      <w:r>
-        <w:t xml:space="preserve">Aging is the progressive transformation of young organisms into aged ones. It involves changes across several physiological processes and is characterized by a progressive decline in most biological functions, and results to reduced vitality, increased risk of diseases and eventually death</w:t>
-      </w:r>
-      <w:r>
-        <w:t xml:space="preserve"> </w:t>
-      </w:r>
-      <w:r>
-        <w:t xml:space="preserve">(López-Otín et al. 2013; Keshavarz et al. 2023 ; Gyenis et al. 2023)</w:t>
-      </w:r>
-      <w:r>
-        <w:t xml:space="preserve"> </w:t>
-      </w:r>
-      <w:r>
-        <w:t xml:space="preserve">. It is the greatest cause of disease and death worldwide</w:t>
-      </w:r>
-      <w:r>
-        <w:t xml:space="preserve"> </w:t>
-      </w:r>
-      <w:r>
-        <w:t xml:space="preserve">(Schaum et al. 2020)</w:t>
-      </w:r>
-      <w:r>
-        <w:t xml:space="preserve">. Physiologically, aging is associated with the induction of different stress response pathways in different cell, tissue and specie types</w:t>
-      </w:r>
-      <w:r>
-        <w:t xml:space="preserve"> </w:t>
-      </w:r>
-      <w:r>
-        <w:t xml:space="preserve">(Stegeman and Weake 2017; Welle et al. 2003)</w:t>
-      </w:r>
-      <w:r>
-        <w:t xml:space="preserve">. Aging and aging-like phenotypes are associated with increased splicing alterations</w:t>
-      </w:r>
-      <w:r>
-        <w:t xml:space="preserve"> </w:t>
-      </w:r>
-      <w:r>
-        <w:t xml:space="preserve">(Angarola and Anczuków 2021 ; García-Ruiz et al. 2023 ; Nishida et al. 2015 ; Mariotti et al. 2022; Stegeman and Weake 2017; Pabis et al. 2024)</w:t>
-      </w:r>
-      <w:r>
-        <w:t xml:space="preserve"> </w:t>
-      </w:r>
-      <w:r>
-        <w:t xml:space="preserve">. Aging is often assessed using the concept of a</w:t>
-      </w:r>
-      <w:r>
-        <w:t xml:space="preserve"> </w:t>
-      </w:r>
-      <w:r>
-        <w:t xml:space="preserve">“</w:t>
-      </w:r>
-      <w:r>
-        <w:t xml:space="preserve">biological clock</w:t>
-      </w:r>
-      <w:r>
-        <w:t xml:space="preserve">”</w:t>
-      </w:r>
-      <w:r>
-        <w:t xml:space="preserve"> </w:t>
-      </w:r>
-      <w:r>
-        <w:t xml:space="preserve">that is organ, system and sex specific</w:t>
-      </w:r>
-      <w:r>
-        <w:t xml:space="preserve"> </w:t>
-      </w:r>
-      <w:r>
-        <w:t xml:space="preserve">(Nie et al. 2022)</w:t>
-      </w:r>
-      <w:r>
-        <w:t xml:space="preserve">. A significant part of aging-focused research is focused on interventions that could slow-down aging or its impacts.</w:t>
+        <w:t xml:space="preserve">Physical exercise is an anti-aging intervention targeted at maintaining not just muscle health, but general well-being. It counteracts the effects of aging on mitochondrial health and can offset aging-related changes to the splicing machinery</w:t>
+      </w:r>
+      <w:r>
+        <w:t xml:space="preserve"> </w:t>
+      </w:r>
+      <w:r>
+        <w:t xml:space="preserve">(Ubaida-Mohien et al., 2019a; Ubaida-Mohien et al., 2022)</w:t>
+      </w:r>
+      <w:r>
+        <w:t xml:space="preserve">; it also associated with lower risk of mortality</w:t>
+      </w:r>
+      <w:r>
+        <w:t xml:space="preserve"> </w:t>
+      </w:r>
+      <w:r>
+        <w:t xml:space="preserve">(</w:t>
+      </w:r>
+      <w:r>
+        <w:rPr>
+          <w:bCs/>
+          <w:b/>
+        </w:rPr>
+        <w:t xml:space="preserve">ekelund2019?</w:t>
+      </w:r>
+      <w:r>
+        <w:t xml:space="preserve">)</w:t>
+      </w:r>
+      <w:r>
+        <w:t xml:space="preserve"> </w:t>
+      </w:r>
+      <w:r>
+        <w:t xml:space="preserve">. Progressive resistance exercise training (RT) describes the type of physical exercise training where the skeletal muscle is exercised against progressively increased types of resistance</w:t>
+      </w:r>
+      <w:r>
+        <w:t xml:space="preserve"> </w:t>
+      </w:r>
+      <w:r>
+        <w:t xml:space="preserve">(Liu and Latham, 2009)</w:t>
+      </w:r>
+      <w:r>
+        <w:t xml:space="preserve">. The benefits of RT include improvements in , muscle strength, muscle mass, bone density, mRNA splicing</w:t>
+      </w:r>
+      <w:r>
+        <w:t xml:space="preserve"> </w:t>
+      </w:r>
+      <w:r>
+        <w:t xml:space="preserve">(Kodama et al., 2024)</w:t>
+      </w:r>
+      <w:r>
+        <w:t xml:space="preserve"> </w:t>
+      </w:r>
+      <w:r>
+        <w:t xml:space="preserve">and several other major hallmarks of aging</w:t>
+      </w:r>
+      <w:r>
+        <w:t xml:space="preserve"> </w:t>
+      </w:r>
+      <w:r>
+        <w:t xml:space="preserve">(</w:t>
+      </w:r>
+      <w:r>
+        <w:rPr>
+          <w:bCs/>
+          <w:b/>
+        </w:rPr>
+        <w:t xml:space="preserve">garatachea2015?</w:t>
+      </w:r>
+      <w:r>
+        <w:t xml:space="preserve">)</w:t>
+      </w:r>
+      <w:r>
+        <w:t xml:space="preserve"> </w:t>
+      </w:r>
+      <w:r>
+        <w:t xml:space="preserve">. RT could thus be a potent preventive or treatment strategy for improving aging-related functional disabilities associated with the aging skeletal muscle</w:t>
+      </w:r>
+      <w:r>
+        <w:t xml:space="preserve"> </w:t>
+      </w:r>
+      <w:r>
+        <w:t xml:space="preserve">(Peterson et al., 2011 ; Kryger and Andersen, 2007 ; Lu et al., 2021 )</w:t>
+      </w:r>
+      <w:r>
+        <w:t xml:space="preserve">as well as for improving cardiorespiratory fitness in older persons</w:t>
+      </w:r>
+      <w:r>
+        <w:t xml:space="preserve"> </w:t>
+      </w:r>
+      <w:r>
+        <w:t xml:space="preserve">(</w:t>
+      </w:r>
+      <w:r>
+        <w:rPr>
+          <w:bCs/>
+          <w:b/>
+        </w:rPr>
+        <w:t xml:space="preserve">smart2022?</w:t>
+      </w:r>
+      <w:r>
+        <w:t xml:space="preserve">)</w:t>
+      </w:r>
+      <w:r>
+        <w:t xml:space="preserve">. A lot is currently known about adaptive responses to RT. However, intron retention in response to RT is relatively unexplored especially in healthy individuals of different age ranges . If increased intron retention is linked to disease conditions and RT correlates to improved health condition, itshould be important to investigate if the benefits of RT include improving upon splicing efficiency.</w:t>
       </w:r>
     </w:p>
     <w:p>
@@ -630,34 +1049,7 @@
         <w:pStyle w:val="Brdtekst"/>
       </w:pPr>
       <w:r>
-        <w:t xml:space="preserve">One of the known effects of aging is the decline in skeletal muscle mass and strength. The muscle accounts for about half the mass of the body. Physical exercise is an anti-aging intervention targeted at maintaining not just muscle health, but general well-being. It counteracts the effects of aging on mitochondrial health and can offset aging-related changes to the splicing machinery</w:t>
-      </w:r>
-      <w:r>
-        <w:t xml:space="preserve"> </w:t>
-      </w:r>
-      <w:r>
-        <w:t xml:space="preserve">(Ubaida-Mohien et al. 2019a, 2022)</w:t>
-      </w:r>
-      <w:r>
-        <w:t xml:space="preserve">. Progressive resistance exercise training (RT) describes the type of physical exercise training where the skeletal muscle is exercised against progressively increased types of resistance</w:t>
-      </w:r>
-      <w:r>
-        <w:t xml:space="preserve"> </w:t>
-      </w:r>
-      <w:r>
-        <w:t xml:space="preserve">(Liu and Latham 2009)</w:t>
-      </w:r>
-      <w:r>
-        <w:t xml:space="preserve">. The benefits of RT include improvements in muscle strength, muscle mass and bone density. RT could thus be a potent preventive or treatment strategy for improving aging-related functional disabilities associated with the skeletal muscle</w:t>
-      </w:r>
-      <w:r>
-        <w:t xml:space="preserve"> </w:t>
-      </w:r>
-      <w:r>
-        <w:t xml:space="preserve">(Peterson et al. 2011 ; Kryger and Andersen 2007 ; Lu et al. 2021 )</w:t>
-      </w:r>
-      <w:r>
-        <w:t xml:space="preserve">.</w:t>
+        <w:t xml:space="preserve">This study is aimed at investigating differentially spliced introns with increasing age, and how about 12 weeks of RT can influence IR. This study will hopefully generate more insights into the molecular mediators of response to RT</w:t>
       </w:r>
     </w:p>
     <w:p>
@@ -665,20 +1057,12 @@
         <w:pStyle w:val="Brdtekst"/>
       </w:pPr>
       <w:r>
-        <w:t xml:space="preserve">This study is aimed at investigating differentially spliced introns between the young and the old, and how they are affected by about 12 weeks of RT. It also hopes to determine the age range with the most abherrent splicing efficiency.</w:t>
-      </w:r>
-    </w:p>
-    <w:p>
-      <w:pPr>
-        <w:pStyle w:val="Brdtekst"/>
-      </w:pPr>
-      <w:r>
-        <w:t xml:space="preserve">We hypothesize that since intron retention is a mechanism by which the cells modify gene expression in response to muscular stress, there would be age-related decline in splicing efficiency. We also hypothesize that 12 weeks of RT would improve upon age-related splicing efficincy while eliciting a unique set of retained introns in response to muscular stress.</w:t>
+        <w:t xml:space="preserve">We hypothesize that since intron retention is a mechanism by which the cells modify gene expression in response to muscular stress, there would be age-related decline in splicing efficiency. We also hypothesize that 12 weeks of RT would improve upon age-related splicing efficincy while eliciting a unique set of retained introns in response to RT-induced muscular stress.</w:t>
       </w:r>
     </w:p>
     <w:bookmarkEnd w:id="21"/>
     <w:bookmarkEnd w:id="22"/>
-    <w:bookmarkStart w:id="24" w:name="materials-and-methods"/>
+    <w:bookmarkStart w:id="28" w:name="materials-and-methods"/>
     <w:p>
       <w:pPr>
         <w:pStyle w:val="Overskrift2"/>
@@ -687,12 +1071,21 @@
         <w:t xml:space="preserve">Materials and methods</w:t>
       </w:r>
     </w:p>
+    <w:bookmarkStart w:id="23" w:name="datasets"/>
+    <w:p>
+      <w:pPr>
+        <w:pStyle w:val="Overskrift4"/>
+      </w:pPr>
+      <w:r>
+        <w:t xml:space="preserve">Datasets</w:t>
+      </w:r>
+    </w:p>
     <w:p>
       <w:pPr>
         <w:pStyle w:val="FirstParagraph"/>
       </w:pPr>
       <w:r>
-        <w:t xml:space="preserve">Five datasets are included in the study. Three datasets were from the TrainOme group and had either young, or old individuals. Publicly available datasets from</w:t>
+        <w:t xml:space="preserve">Six datasets designed to investigate different aspects of adaptive response to RT are included in the study. Five of these datasets are from the TrainOme group while one is a publicly available dataset from</w:t>
       </w:r>
       <w:r>
         <w:t xml:space="preserve"> </w:t>
@@ -711,32 +1104,57 @@
         <w:t xml:space="preserve">)</w:t>
       </w:r>
       <w:r>
-        <w:t xml:space="preserve"> </w:t>
-      </w:r>
-      <w:r>
-        <w:t xml:space="preserve">Kulkarni et al. (2020)</w:t>
-      </w:r>
-      <w:r>
-        <w:t xml:space="preserve"> </w:t>
-      </w:r>
-      <w:r>
-        <w:t xml:space="preserve">were obtained which fitted the criteria of paired-end Illumina RNA-Seq data from vastus lateralis muscle of human subjects . It contained both young and old participants.</w:t>
+        <w:t xml:space="preserve">. The datasets were selected based on the criteria that they included paired-end Illumina RNA-Seq data from the</w:t>
+      </w:r>
+      <w:r>
+        <w:t xml:space="preserve"> </w:t>
+      </w:r>
+      <w:r>
+        <w:rPr>
+          <w:iCs/>
+          <w:i/>
+        </w:rPr>
+        <w:t xml:space="preserve">vastus lateralis</w:t>
+      </w:r>
+      <w:r>
+        <w:t xml:space="preserve"> </w:t>
+      </w:r>
+      <w:r>
+        <w:t xml:space="preserve">muscle of human subjects who performed at least 10 weeks of RT with samples collected at baseline and at the end of the program . Age, recorded as a numerical variable of all participants also needed to be included in the data. The study protocols of the different datasets are described elsewhere.</w:t>
+      </w:r>
+    </w:p>
+    <w:p>
+      <w:pPr>
+        <w:pStyle w:val="Brdtekst"/>
+      </w:pPr>
+      <w:r>
+        <w:t xml:space="preserve">The characteristics of included studies are presented in</w:t>
+      </w:r>
+      <w:r>
+        <w:t xml:space="preserve"> </w:t>
+      </w:r>
+      <w:r>
+        <w:rPr>
+          <w:bCs/>
+          <w:b/>
+        </w:rPr>
+        <w:t xml:space="preserve">Table 1</w:t>
       </w:r>
     </w:p>
     <w:tbl>
       <w:tblPr>
         <w:tblStyle w:val="Table"/>
-        <w:tblW w:type="pct" w:w="4877"/>
+        <w:tblW w:type="pct" w:w="4885"/>
         <w:tblLook w:firstRow="1" w:lastRow="0" w:firstColumn="0" w:lastColumn="0" w:noHBand="0" w:noVBand="0" w:val="0020"/>
         <w:jc w:val="start"/>
         <w:tblLayout w:type="fixed"/>
       </w:tblPr>
       <w:tblGrid>
-        <w:gridCol w:w="973"/>
-        <w:gridCol w:w="1622"/>
-        <w:gridCol w:w="1298"/>
-        <w:gridCol w:w="1493"/>
-        <w:gridCol w:w="2337"/>
+        <w:gridCol w:w="906"/>
+        <w:gridCol w:w="1511"/>
+        <w:gridCol w:w="1511"/>
+        <w:gridCol w:w="1511"/>
+        <w:gridCol w:w="2297"/>
       </w:tblGrid>
       <w:tr>
         <w:trPr>
@@ -774,7 +1192,7 @@
               <w:jc w:val="left"/>
             </w:pPr>
             <w:r>
-              <w:t xml:space="preserve">Number of samples</w:t>
+              <w:t xml:space="preserve">Age range (in years)</w:t>
             </w:r>
           </w:p>
         </w:tc>
@@ -786,7 +1204,7 @@
               <w:jc w:val="left"/>
             </w:pPr>
             <w:r>
-              <w:t xml:space="preserve">Age range (in years)</w:t>
+              <w:t xml:space="preserve">RT duration (in weeks)</w:t>
             </w:r>
           </w:p>
         </w:tc>
@@ -836,7 +1254,7 @@
               <w:jc w:val="left"/>
             </w:pPr>
             <w:r>
-              <w:t xml:space="preserve">65</w:t>
+              <w:t xml:space="preserve">56-79</w:t>
             </w:r>
           </w:p>
         </w:tc>
@@ -848,7 +1266,7 @@
               <w:jc w:val="left"/>
             </w:pPr>
             <w:r>
-              <w:t xml:space="preserve">56-79</w:t>
+              <w:t xml:space="preserve">13</w:t>
             </w:r>
           </w:p>
         </w:tc>
@@ -898,7 +1316,7 @@
               <w:jc w:val="left"/>
             </w:pPr>
             <w:r>
-              <w:t xml:space="preserve">50</w:t>
+              <w:t xml:space="preserve">20-37</w:t>
             </w:r>
           </w:p>
         </w:tc>
@@ -910,7 +1328,7 @@
               <w:jc w:val="left"/>
             </w:pPr>
             <w:r>
-              <w:t xml:space="preserve">20-37</w:t>
+              <w:t xml:space="preserve">12</w:t>
             </w:r>
           </w:p>
         </w:tc>
@@ -948,27 +1366,7 @@
               <w:jc w:val="left"/>
             </w:pPr>
             <w:r>
-              <w:t xml:space="preserve">26</w:t>
-            </w:r>
-          </w:p>
-        </w:tc>
-        <w:tc>
-          <w:tcPr/>
-          <w:p>
-            <w:pPr>
-              <w:pStyle w:val="Compact"/>
-            </w:pPr>
-          </w:p>
-        </w:tc>
-        <w:tc>
-          <w:tcPr/>
-          <w:p>
-            <w:pPr>
-              <w:pStyle w:val="Compact"/>
-              <w:jc w:val="left"/>
-            </w:pPr>
-            <w:r>
-              <w:t xml:space="preserve">19-34</w:t>
+              <w:t xml:space="preserve">32</w:t>
             </w:r>
           </w:p>
         </w:tc>
@@ -980,7 +1378,125 @@
               <w:jc w:val="left"/>
             </w:pPr>
             <w:r>
-              <w:t xml:space="preserve">Hamarsland et al (in preparation)</w:t>
+              <w:t xml:space="preserve">19-35</w:t>
+            </w:r>
+          </w:p>
+        </w:tc>
+        <w:tc>
+          <w:tcPr/>
+          <w:p>
+            <w:pPr>
+              <w:pStyle w:val="Compact"/>
+              <w:jc w:val="left"/>
+            </w:pPr>
+            <w:r>
+              <w:t xml:space="preserve">10</w:t>
+            </w:r>
+          </w:p>
+        </w:tc>
+        <w:tc>
+          <w:tcPr/>
+          <w:p>
+            <w:pPr>
+              <w:pStyle w:val="Compact"/>
+              <w:jc w:val="left"/>
+            </w:pPr>
+            <w:r>
+              <w:t xml:space="preserve">Hamarsland</w:t>
+            </w:r>
+            <w:r>
+              <w:t xml:space="preserve"> </w:t>
+            </w:r>
+            <w:r>
+              <w:rPr>
+                <w:iCs/>
+                <w:i/>
+              </w:rPr>
+              <w:t xml:space="preserve">et al</w:t>
+            </w:r>
+            <w:r>
+              <w:t xml:space="preserve"> </w:t>
+            </w:r>
+            <w:r>
+              <w:t xml:space="preserve">(in preparation)</w:t>
+            </w:r>
+          </w:p>
+        </w:tc>
+      </w:tr>
+      <w:tr>
+        <w:tc>
+          <w:tcPr/>
+          <w:p>
+            <w:pPr>
+              <w:pStyle w:val="Compact"/>
+              <w:jc w:val="left"/>
+            </w:pPr>
+            <w:r>
+              <w:t xml:space="preserve">Alpha/ Omega</w:t>
+            </w:r>
+          </w:p>
+        </w:tc>
+        <w:tc>
+          <w:tcPr/>
+          <w:p>
+            <w:pPr>
+              <w:pStyle w:val="Compact"/>
+              <w:jc w:val="left"/>
+            </w:pPr>
+            <w:r>
+              <w:t xml:space="preserve">132</w:t>
+            </w:r>
+          </w:p>
+        </w:tc>
+        <w:tc>
+          <w:tcPr/>
+          <w:p>
+            <w:pPr>
+              <w:pStyle w:val="Compact"/>
+              <w:jc w:val="left"/>
+            </w:pPr>
+            <w:r>
+              <w:t xml:space="preserve">23-60</w:t>
+            </w:r>
+          </w:p>
+        </w:tc>
+        <w:tc>
+          <w:tcPr/>
+          <w:p>
+            <w:pPr>
+              <w:pStyle w:val="Compact"/>
+              <w:jc w:val="left"/>
+            </w:pPr>
+            <w:r>
+              <w:t xml:space="preserve">12</w:t>
+            </w:r>
+          </w:p>
+        </w:tc>
+        <w:tc>
+          <w:tcPr/>
+          <w:p>
+            <w:pPr>
+              <w:pStyle w:val="Compact"/>
+              <w:jc w:val="left"/>
+            </w:pPr>
+            <w:r>
+              <w:t xml:space="preserve">Hamarsland</w:t>
+            </w:r>
+            <w:r>
+              <w:t xml:space="preserve"> </w:t>
+            </w:r>
+            <w:r>
+              <w:rPr>
+                <w:iCs/>
+                <w:i/>
+              </w:rPr>
+              <w:t xml:space="preserve">et al</w:t>
+            </w:r>
+            <w:r>
+              <w:t xml:space="preserve"> </w:t>
+            </w:r>
+            <w:r>
+              <w:t xml:space="preserve">(in preparation)</w:t>
             </w:r>
           </w:p>
         </w:tc>
@@ -995,18 +1511,6 @@
             </w:pPr>
             <w:r>
               <w:t xml:space="preserve">SRP102542</w:t>
-            </w:r>
-          </w:p>
-        </w:tc>
-        <w:tc>
-          <w:tcPr/>
-          <w:p>
-            <w:pPr>
-              <w:pStyle w:val="Compact"/>
-              <w:jc w:val="left"/>
-            </w:pPr>
-            <w:r>
-              <w:t xml:space="preserve">52</w:t>
             </w:r>
           </w:p>
         </w:tc>
@@ -1049,6 +1553,18 @@
               <w:jc w:val="left"/>
             </w:pPr>
             <w:r>
+              <w:t xml:space="preserve">12</w:t>
+            </w:r>
+          </w:p>
+        </w:tc>
+        <w:tc>
+          <w:tcPr/>
+          <w:p>
+            <w:pPr>
+              <w:pStyle w:val="Compact"/>
+              <w:jc w:val="left"/>
+            </w:pPr>
+            <w:r>
               <w:t xml:space="preserve">Robinson et al. (2017)</w:t>
             </w:r>
           </w:p>
@@ -1063,7 +1579,7 @@
               <w:jc w:val="left"/>
             </w:pPr>
             <w:r>
-              <w:t xml:space="preserve">SRP280348</w:t>
+              <w:t xml:space="preserve">Relief</w:t>
             </w:r>
           </w:p>
         </w:tc>
@@ -1075,7 +1591,26 @@
               <w:jc w:val="left"/>
             </w:pPr>
             <w:r>
-              <w:t xml:space="preserve">86</w:t>
+              <w:t xml:space="preserve">30</w:t>
+            </w:r>
+          </w:p>
+        </w:tc>
+        <w:tc>
+          <w:tcPr/>
+          <w:p>
+            <w:pPr>
+              <w:jc w:val="left"/>
+            </w:pPr>
+            <w:r>
+              <w:t xml:space="preserve">20 - 29 (Young cohort)</w:t>
+            </w:r>
+          </w:p>
+          <w:p>
+            <w:pPr>
+              <w:jc w:val="left"/>
+            </w:pPr>
+            <w:r>
+              <w:t xml:space="preserve">72 - 93 (Old cohort)</w:t>
             </w:r>
           </w:p>
         </w:tc>
@@ -1087,26 +1622,7 @@
               <w:jc w:val="left"/>
             </w:pPr>
             <w:r>
-              <w:t xml:space="preserve">86</w:t>
-            </w:r>
-          </w:p>
-        </w:tc>
-        <w:tc>
-          <w:tcPr/>
-          <w:p>
-            <w:pPr>
-              <w:jc w:val="left"/>
-            </w:pPr>
-            <w:r>
-              <w:t xml:space="preserve">18-27 (Young cohort)</w:t>
-            </w:r>
-          </w:p>
-          <w:p>
-            <w:pPr>
-              <w:jc w:val="left"/>
-            </w:pPr>
-            <w:r>
-              <w:t xml:space="preserve">64-80(Old cohort)</w:t>
+              <w:t xml:space="preserve">12</w:t>
             </w:r>
           </w:p>
         </w:tc>
@@ -1118,7 +1634,23 @@
               <w:jc w:val="left"/>
             </w:pPr>
             <w:r>
-              <w:t xml:space="preserve">Kulkarni et al. (2020)</w:t>
+              <w:t xml:space="preserve">Lian</w:t>
+            </w:r>
+            <w:r>
+              <w:t xml:space="preserve"> </w:t>
+            </w:r>
+            <w:r>
+              <w:rPr>
+                <w:iCs/>
+                <w:i/>
+              </w:rPr>
+              <w:t xml:space="preserve">et al</w:t>
+            </w:r>
+            <w:r>
+              <w:t xml:space="preserve"> </w:t>
+            </w:r>
+            <w:r>
+              <w:t xml:space="preserve">(in preparation)</w:t>
             </w:r>
           </w:p>
         </w:tc>
@@ -1144,7 +1676,8 @@
         <w:t xml:space="preserve">was used to control for false discovery rates</w:t>
       </w:r>
     </w:p>
-    <w:bookmarkStart w:id="23" w:name="methodology"/>
+    <w:bookmarkEnd w:id="23"/>
+    <w:bookmarkStart w:id="27" w:name="methodology"/>
     <w:p>
       <w:pPr>
         <w:pStyle w:val="Overskrift3"/>
@@ -1153,12 +1686,72 @@
         <w:t xml:space="preserve">Methodology</w:t>
       </w:r>
     </w:p>
+    <w:bookmarkStart w:id="24" w:name="rna-sequence-data-processing"/>
+    <w:p>
+      <w:pPr>
+        <w:pStyle w:val="Overskrift4"/>
+      </w:pPr>
+      <w:r>
+        <w:t xml:space="preserve">RNA sequence data processing</w:t>
+      </w:r>
+    </w:p>
     <w:p>
       <w:pPr>
         <w:pStyle w:val="FirstParagraph"/>
       </w:pPr>
       <w:r>
-        <w:t xml:space="preserve">RNA-SEQ data processing</w:t>
+        <w:t xml:space="preserve">The quality of the reads were checked using FASTQC(v0.11.9). Using STAR (2.7.9a) the reads were mapped to the human reference genome (GRCh38, gencode v47 primary annotaion ) using the 2-pass alignment method described by</w:t>
+      </w:r>
+      <w:r>
+        <w:t xml:space="preserve"> </w:t>
+      </w:r>
+      <w:r>
+        <w:t xml:space="preserve">(Veeneman et al., 2016)</w:t>
+      </w:r>
+      <w:r>
+        <w:t xml:space="preserve">. This method is said to advance the quantification and discovery of splicing events. RSEM (1.3.3)</w:t>
+      </w:r>
+      <w:r>
+        <w:t xml:space="preserve"> </w:t>
+      </w:r>
+      <w:r>
+        <w:t xml:space="preserve">(Li and Dewey, 2011)</w:t>
+      </w:r>
+      <w:r>
+        <w:t xml:space="preserve"> </w:t>
+      </w:r>
+      <w:r>
+        <w:t xml:space="preserve">was used to quantify transcript and gene level expressions while SpliceQ</w:t>
+      </w:r>
+      <w:r>
+        <w:t xml:space="preserve"> </w:t>
+      </w:r>
+      <w:r>
+        <w:t xml:space="preserve">Melo Costa et al. (2021)</w:t>
+      </w:r>
+      <w:r>
+        <w:t xml:space="preserve"> </w:t>
+      </w:r>
+      <w:r>
+        <w:t xml:space="preserve">was used to quantify splicing efficiency.</w:t>
+      </w:r>
+    </w:p>
+    <w:bookmarkEnd w:id="24"/>
+    <w:bookmarkStart w:id="25" w:name="splicing-data-analyses-on-baseline-data"/>
+    <w:p>
+      <w:pPr>
+        <w:pStyle w:val="Overskrift4"/>
+      </w:pPr>
+      <w:r>
+        <w:t xml:space="preserve">Splicing data analyses on baseline data</w:t>
+      </w:r>
+    </w:p>
+    <w:p>
+      <w:pPr>
+        <w:pStyle w:val="FirstParagraph"/>
+      </w:pPr>
+      <w:r>
+        <w:t xml:space="preserve">Figure 1 shows the distribution of the baseline data by age_group, sex and study.Using baseline data alone, we sought to identify differentially spliced introns by age, sex and age group. For this, we built two generalized linear mixed beta regression models. One captured age as a continuous variable and analysed the interaction between age and sex as fixed effects, while study and participant were used as random effect having individual intercepts</w:t>
       </w:r>
     </w:p>
     <w:p>
@@ -1166,43 +1759,7 @@
         <w:pStyle w:val="Brdtekst"/>
       </w:pPr>
       <w:r>
-        <w:t xml:space="preserve">The quality of the reads were checked using FASTQC(v0.11.9). STAR (2.7.9a) was used to map reads to the human reference genome (GRCh38 version 40) using the 2-pass alignment method described by</w:t>
-      </w:r>
-      <w:r>
-        <w:t xml:space="preserve"> </w:t>
-      </w:r>
-      <w:r>
-        <w:t xml:space="preserve">Veeneman et al. (2016)</w:t>
-      </w:r>
-      <w:r>
-        <w:t xml:space="preserve"> </w:t>
-      </w:r>
-      <w:r>
-        <w:t xml:space="preserve">which advances quantification and discovery of splicing events. RSEM (1.3.3)</w:t>
-      </w:r>
-      <w:r>
-        <w:t xml:space="preserve"> </w:t>
-      </w:r>
-      <w:r>
-        <w:t xml:space="preserve">(Li and Dewey 2011)</w:t>
-      </w:r>
-      <w:r>
-        <w:t xml:space="preserve"> </w:t>
-      </w:r>
-      <w:r>
-        <w:t xml:space="preserve">was used to generate transcript and gene level counts while SpliceQ</w:t>
-      </w:r>
-      <w:r>
-        <w:t xml:space="preserve"> </w:t>
-      </w:r>
-      <w:r>
-        <w:t xml:space="preserve">Melo Costa et al. (2021)</w:t>
-      </w:r>
-      <w:r>
-        <w:t xml:space="preserve"> </w:t>
-      </w:r>
-      <w:r>
-        <w:t xml:space="preserve">was used to quantify splicing efficiency.</w:t>
+        <w:t xml:space="preserve">The second model, used age as a categorical variable where the participants were grouped into several age ranges as shown in the table below. Similar to the first model, the interaction of age_group and sex was used as fixed effects,</w:t>
       </w:r>
     </w:p>
     <w:p>
@@ -1210,7 +1767,7 @@
         <w:pStyle w:val="Brdtekst"/>
       </w:pPr>
       <w:r>
-        <w:t xml:space="preserve">Using preexercise data alone, we sought to identify differentially spliced introns by age, sex and age group. For this, we built two generalized linear mixed beta regression models. One captured age as a continuous variable and modeled the interaction between age and sex as fixed effects, while study and participant were used as random effect having individual intercepts</w:t>
+        <w:t xml:space="preserve">The differentially spliced introns were defined as those with p values at or below 0.05 and log2Fc of above 0.5.</w:t>
       </w:r>
     </w:p>
     <w:p>
@@ -1218,7 +1775,270 @@
         <w:pStyle w:val="Brdtekst"/>
       </w:pPr>
       <w:r>
-        <w:t xml:space="preserve">The second model, used age as a categorical variable where the participants were grouped into young, and old. Similar to the first model, the interaction of age_group and sex was used as fixed effects,</w:t>
+        <w:t xml:space="preserve">As recommended by</w:t>
+      </w:r>
+      <w:r>
+        <w:t xml:space="preserve"> </w:t>
+      </w:r>
+      <w:r>
+        <w:t xml:space="preserve">(</w:t>
+      </w:r>
+      <w:r>
+        <w:rPr>
+          <w:bCs/>
+          <w:b/>
+        </w:rPr>
+        <w:t xml:space="preserve">zhao2020?</w:t>
+      </w:r>
+      <w:r>
+        <w:t xml:space="preserve">)</w:t>
+      </w:r>
+      <w:r>
+        <w:t xml:space="preserve"> </w:t>
+      </w:r>
+      <w:r>
+        <w:t xml:space="preserve">in scenerios where multiple datasets are combined, we used the class-specific strategy of quantile normalization to normalize the gene expression data.</w:t>
+      </w:r>
+    </w:p>
+    <w:tbl>
+      <w:tblPr>
+        <w:tblStyle w:val="Table"/>
+        <w:tblW w:type="auto" w:w="0"/>
+        <w:tblLook w:firstRow="1" w:lastRow="0" w:firstColumn="0" w:lastColumn="0" w:noHBand="0" w:noVBand="0" w:val="0020"/>
+        <w:jc w:val="start"/>
+      </w:tblPr>
+      <w:tblGrid>
+        <w:gridCol w:w="3960"/>
+        <w:gridCol w:w="3960"/>
+      </w:tblGrid>
+      <w:tr>
+        <w:trPr>
+          <w:tblHeader w:val="true"/>
+        </w:trPr>
+        <w:tc>
+          <w:tcPr/>
+          <w:p>
+            <w:pPr>
+              <w:pStyle w:val="Compact"/>
+              <w:jc w:val="left"/>
+            </w:pPr>
+            <w:r>
+              <w:t xml:space="preserve">Age range</w:t>
+            </w:r>
+          </w:p>
+        </w:tc>
+        <w:tc>
+          <w:tcPr/>
+          <w:p>
+            <w:pPr>
+              <w:pStyle w:val="Compact"/>
+              <w:jc w:val="left"/>
+            </w:pPr>
+            <w:r>
+              <w:t xml:space="preserve">Name in dataset</w:t>
+            </w:r>
+          </w:p>
+        </w:tc>
+      </w:tr>
+      <w:tr>
+        <w:tc>
+          <w:tcPr/>
+          <w:p>
+            <w:pPr>
+              <w:pStyle w:val="Compact"/>
+              <w:jc w:val="left"/>
+            </w:pPr>
+            <w:r>
+              <w:t xml:space="preserve">20 and below</w:t>
+            </w:r>
+          </w:p>
+        </w:tc>
+        <w:tc>
+          <w:tcPr/>
+          <w:p>
+            <w:pPr>
+              <w:pStyle w:val="Compact"/>
+              <w:jc w:val="left"/>
+            </w:pPr>
+            <w:r>
+              <w:t xml:space="preserve">&lt;=20</w:t>
+            </w:r>
+          </w:p>
+        </w:tc>
+      </w:tr>
+      <w:tr>
+        <w:tc>
+          <w:tcPr/>
+          <w:p>
+            <w:pPr>
+              <w:pStyle w:val="Compact"/>
+              <w:jc w:val="left"/>
+            </w:pPr>
+            <w:r>
+              <w:t xml:space="preserve">21 to 30</w:t>
+            </w:r>
+          </w:p>
+        </w:tc>
+        <w:tc>
+          <w:tcPr/>
+          <w:p>
+            <w:pPr>
+              <w:pStyle w:val="Compact"/>
+              <w:jc w:val="left"/>
+            </w:pPr>
+            <w:r>
+              <w:t xml:space="preserve">&gt;20 &amp; &lt;=30</w:t>
+            </w:r>
+          </w:p>
+        </w:tc>
+      </w:tr>
+      <w:tr>
+        <w:tc>
+          <w:tcPr/>
+          <w:p>
+            <w:pPr>
+              <w:pStyle w:val="Compact"/>
+              <w:jc w:val="left"/>
+            </w:pPr>
+            <w:r>
+              <w:t xml:space="preserve">31 to 40</w:t>
+            </w:r>
+          </w:p>
+        </w:tc>
+        <w:tc>
+          <w:tcPr/>
+          <w:p>
+            <w:pPr>
+              <w:pStyle w:val="Compact"/>
+              <w:jc w:val="left"/>
+            </w:pPr>
+            <w:r>
+              <w:t xml:space="preserve">&gt;30 &amp; &lt;= 40</w:t>
+            </w:r>
+          </w:p>
+        </w:tc>
+      </w:tr>
+      <w:tr>
+        <w:tc>
+          <w:tcPr/>
+          <w:p>
+            <w:pPr>
+              <w:pStyle w:val="Compact"/>
+              <w:jc w:val="left"/>
+            </w:pPr>
+            <w:r>
+              <w:t xml:space="preserve">41 to 50</w:t>
+            </w:r>
+          </w:p>
+        </w:tc>
+        <w:tc>
+          <w:tcPr/>
+          <w:p>
+            <w:pPr>
+              <w:pStyle w:val="Compact"/>
+              <w:jc w:val="left"/>
+            </w:pPr>
+            <w:r>
+              <w:t xml:space="preserve">&gt;40 &amp; &lt;= 50</w:t>
+            </w:r>
+          </w:p>
+        </w:tc>
+      </w:tr>
+      <w:tr>
+        <w:tc>
+          <w:tcPr/>
+          <w:p>
+            <w:pPr>
+              <w:pStyle w:val="Compact"/>
+              <w:jc w:val="left"/>
+            </w:pPr>
+            <w:r>
+              <w:t xml:space="preserve">51 to 60</w:t>
+            </w:r>
+          </w:p>
+        </w:tc>
+        <w:tc>
+          <w:tcPr/>
+          <w:p>
+            <w:pPr>
+              <w:pStyle w:val="Compact"/>
+              <w:jc w:val="left"/>
+            </w:pPr>
+            <w:r>
+              <w:t xml:space="preserve">&gt;50 &amp; &lt;= 60</w:t>
+            </w:r>
+          </w:p>
+        </w:tc>
+      </w:tr>
+      <w:tr>
+        <w:tc>
+          <w:tcPr/>
+          <w:p>
+            <w:pPr>
+              <w:pStyle w:val="Compact"/>
+              <w:jc w:val="left"/>
+            </w:pPr>
+            <w:r>
+              <w:t xml:space="preserve">61 to 70</w:t>
+            </w:r>
+          </w:p>
+        </w:tc>
+        <w:tc>
+          <w:tcPr/>
+          <w:p>
+            <w:pPr>
+              <w:pStyle w:val="Compact"/>
+              <w:jc w:val="left"/>
+            </w:pPr>
+            <w:r>
+              <w:t xml:space="preserve">&gt;60 &amp; &lt;=70</w:t>
+            </w:r>
+          </w:p>
+        </w:tc>
+      </w:tr>
+      <w:tr>
+        <w:tc>
+          <w:tcPr/>
+          <w:p>
+            <w:pPr>
+              <w:pStyle w:val="Compact"/>
+              <w:jc w:val="left"/>
+            </w:pPr>
+            <w:r>
+              <w:t xml:space="preserve">Above 71</w:t>
+            </w:r>
+          </w:p>
+        </w:tc>
+        <w:tc>
+          <w:tcPr/>
+          <w:p>
+            <w:pPr>
+              <w:pStyle w:val="Compact"/>
+              <w:jc w:val="left"/>
+            </w:pPr>
+            <w:r>
+              <w:t xml:space="preserve">&gt;71</w:t>
+            </w:r>
+          </w:p>
+        </w:tc>
+      </w:tr>
+    </w:tbl>
+    <w:bookmarkEnd w:id="25"/>
+    <w:bookmarkStart w:id="26" w:name="X66a4a969b062cb694a25fdadafabec3c72ea90f"/>
+    <w:p>
+      <w:pPr>
+        <w:pStyle w:val="Overskrift4"/>
+      </w:pPr>
+      <w:r>
+        <w:t xml:space="preserve">Exploration of the effects of RT on intron retention</w:t>
+      </w:r>
+    </w:p>
+    <w:p>
+      <w:pPr>
+        <w:pStyle w:val="FirstParagraph"/>
+      </w:pPr>
+      <w:r>
+        <w:t xml:space="preserve">First, we analysed the effect of RT on the differentially spliced introns at baseline, using RT as a fixed effect while study and participants were random effects each having individual intercepts.</w:t>
       </w:r>
     </w:p>
     <w:p>
@@ -1226,12 +2046,29 @@
         <w:pStyle w:val="Brdtekst"/>
       </w:pPr>
       <w:r>
-        <w:t xml:space="preserve">The differentially spliced introns based on age of preexercise data was filtered for adjusted pvalues at or below 0.05. Those that had an absolute log2fc of 1 were also filtered to determine those with significant differential expression</w:t>
-      </w:r>
-    </w:p>
-    <w:bookmarkEnd w:id="23"/>
-    <w:bookmarkEnd w:id="24"/>
-    <w:bookmarkStart w:id="113" w:name="results"/>
+        <w:t xml:space="preserve">The full dataset was filtered to select only introns measured across all samples. A model was built using generalized linear mixed beta regression model using the interaction between age group, RT and sex as fixed effects, while study and participant were used as random effect having individual intercepts.</w:t>
+      </w:r>
+    </w:p>
+    <w:p>
+      <w:pPr>
+        <w:pStyle w:val="Brdtekst"/>
+      </w:pPr>
+      <w:r>
+        <w:t xml:space="preserve">The interaction effects were filtered as well as the effect of RT.</w:t>
+      </w:r>
+    </w:p>
+    <w:p>
+      <w:pPr>
+        <w:pStyle w:val="Brdtekst"/>
+      </w:pPr>
+      <w:r>
+        <w:t xml:space="preserve">The characteristics of the genes containing the differntially spliced introns were explored. This included their lengths and gene ontology</w:t>
+      </w:r>
+    </w:p>
+    <w:bookmarkEnd w:id="26"/>
+    <w:bookmarkEnd w:id="27"/>
+    <w:bookmarkEnd w:id="28"/>
+    <w:bookmarkStart w:id="119" w:name="results"/>
     <w:p>
       <w:pPr>
         <w:pStyle w:val="Overskrift1"/>
@@ -1240,12 +2077,53 @@
         <w:t xml:space="preserve">Results</w:t>
       </w:r>
     </w:p>
+    <w:bookmarkStart w:id="29" w:name="Xf948580f60e21a570c0cdbc39446b31006c82c8"/>
+    <w:p>
+      <w:pPr>
+        <w:pStyle w:val="Overskrift4"/>
+      </w:pPr>
+      <w:r>
+        <w:t xml:space="preserve">Identification of introns with characteristically low or high splicing efficiency</w:t>
+      </w:r>
+    </w:p>
     <w:p>
       <w:pPr>
         <w:pStyle w:val="FirstParagraph"/>
       </w:pPr>
       <w:r>
-        <w:t xml:space="preserve">To investigate the impact of age and RT on intron retention, we investigated intron retention in RNA sequence data from vastus lateralis of 141 individuals from four different RT studies . The participants were divided into two age groups with young comprising 65 individuals aged between 19 to 37 , the old age group consisted of 76 participants aged between 57 and 79 .</w:t>
+        <w:t xml:space="preserve">To identify introns with characteristically low splicing efficiency , we filtered the dataset for introns whose splicing efficiency across all 378 pre-exercise samples have a maximum total splicing efficiency of 0.2 . Six introns belonging to six different transcripts were shown to be completely retained in almost all sample, with maximum splicing efficiency in any sample being 0.2. That is to say, over 80% of the six introns were retained across all samples. The introns are as shown in</w:t>
+      </w:r>
+      <w:r>
+        <w:t xml:space="preserve"> </w:t>
+      </w:r>
+      <w:r>
+        <w:rPr>
+          <w:bCs/>
+          <w:b/>
+        </w:rPr>
+        <w:t xml:space="preserve">Table 2</w:t>
+      </w:r>
+      <w:r>
+        <w:t xml:space="preserve"> </w:t>
+      </w:r>
+      <w:r>
+        <w:t xml:space="preserve">and the gene ontology of the genes containing the introns are as sown in</w:t>
+      </w:r>
+      <w:r>
+        <w:t xml:space="preserve"> </w:t>
+      </w:r>
+      <w:r>
+        <w:rPr>
+          <w:bCs/>
+          <w:b/>
+        </w:rPr>
+        <w:t xml:space="preserve">Figure 2.</w:t>
+      </w:r>
+      <w:r>
+        <w:t xml:space="preserve"> </w:t>
+      </w:r>
+      <w:r>
+        <w:t xml:space="preserve">investigating the poorly spliced introns across age groups returned the same 6 introns. There were no group-specific complete intron retention.</w:t>
       </w:r>
     </w:p>
     <w:p>
@@ -1253,6 +2131,38 @@
         <w:pStyle w:val="Brdtekst"/>
       </w:pPr>
       <w:r>
+        <w:t xml:space="preserve">331 introns of 255 genes were perfectly spliced across all datasets. The GO analyses of their biological processes reveal that they are physiologically relevent to the skeletal muscle. The results suggest that the different age groups responded differently to RT, with the most diverse result obtained from those above 70, and those between 20 to 30</w:t>
+      </w:r>
+    </w:p>
+    <w:p>
+      <w:pPr>
+        <w:pStyle w:val="Brdtekst"/>
+      </w:pPr>
+      <w:r>
+        <w:t xml:space="preserve">there was</w:t>
+      </w:r>
+    </w:p>
+    <w:p>
+      <w:pPr>
+        <w:pStyle w:val="Brdtekst"/>
+      </w:pPr>
+      <w:r>
+        <w:t xml:space="preserve">At baseline, the splicing efficiency of 25589 introns were captured across all the 378 samples in the data. Of the 25589 introns at baseline, 1022 introns from 925 transcripts were differentially spliced. At the gene level, these corresponded to 132 genes. We explored</w:t>
+      </w:r>
+    </w:p>
+    <w:p>
+      <w:pPr>
+        <w:pStyle w:val="Brdtekst"/>
+      </w:pPr>
+      <w:r>
+        <w:t xml:space="preserve">When both post and preexercise data were included, 8906 introns were captured across all datasets</w:t>
+      </w:r>
+    </w:p>
+    <w:p>
+      <w:pPr>
+        <w:pStyle w:val="Brdtekst"/>
+      </w:pPr>
+      <w:r>
         <w:t xml:space="preserve">We measured intron retention as splicing efficiency using SpliceQ</w:t>
       </w:r>
       <w:r>
@@ -1289,6 +2199,27 @@
       <w:r>
         <w:t xml:space="preserve">Stokes et al. (2023)</w:t>
       </w:r>
+      <w:r>
+        <w:t xml:space="preserve">.</w:t>
+      </w:r>
+    </w:p>
+    <w:bookmarkEnd w:id="29"/>
+    <w:bookmarkStart w:id="30" w:name="Xc77112a0dba8f4e338bba3932d25e9daa7feb38"/>
+    <w:p>
+      <w:pPr>
+        <w:pStyle w:val="Overskrift3"/>
+      </w:pPr>
+      <w:r>
+        <w:t xml:space="preserve">Differentially spliced introns at baseline</w:t>
+      </w:r>
+    </w:p>
+    <w:p>
+      <w:pPr>
+        <w:pStyle w:val="FirstParagraph"/>
+      </w:pPr>
+      <w:r>
+        <w:t xml:space="preserve">1022 introns were differentially spliced at baseline, based on age. OF which 718 has negative estimates while 304 had positive estimates . Gene ontology analyses reveal that the introns that tend to get poorly spliced with age tend to be related to skeletal muscle processes.</w:t>
+      </w:r>
     </w:p>
     <w:p>
       <w:pPr>
@@ -1336,7 +2267,8 @@
         <w:t xml:space="preserve">Of the 1693 ds introns captured in the full dataset, 135 were changed postexercise. Based on the Estimate values, they were all improvements</w:t>
       </w:r>
     </w:p>
-    <w:bookmarkStart w:id="112" w:name="discussion"/>
+    <w:bookmarkEnd w:id="30"/>
+    <w:bookmarkStart w:id="118" w:name="discussion"/>
     <w:p>
       <w:pPr>
         <w:pStyle w:val="Overskrift2"/>
@@ -1350,13 +2282,53 @@
         <w:pStyle w:val="FirstParagraph"/>
       </w:pPr>
       <w:r>
+        <w:t xml:space="preserve">splicing efficiency improves with increased expression level of genes</w:t>
+      </w:r>
+      <w:r>
+        <w:t xml:space="preserve"> </w:t>
+      </w:r>
+      <w:r>
+        <w:t xml:space="preserve">(Saudemont et al., 2017)</w:t>
+      </w:r>
+      <w:r>
+        <w:t xml:space="preserve"> </w:t>
+      </w:r>
+      <w:r>
+        <w:t xml:space="preserve">and with longer genes which tend to agree that intron retention in normal circumstances are part of posttranscriptional regulation. IR reduces the expression of physiologically less relevant genes in a particular cell or tissue</w:t>
+      </w:r>
+      <w:r>
+        <w:t xml:space="preserve"> </w:t>
+      </w:r>
+      <w:r>
+        <w:t xml:space="preserve">Braunschweig et al. (2014)</w:t>
+      </w:r>
+      <w:r>
+        <w:t xml:space="preserve"> </w:t>
+      </w:r>
+      <w:r>
+        <w:t xml:space="preserve">. Poor splicing efficiency of physiologically relevant genes can be deleterious thus its prevalence in less relevant genes are considered a mechanism with which gene expression is regulated.</w:t>
+      </w:r>
+    </w:p>
+    <w:p>
+      <w:pPr>
+        <w:pStyle w:val="Brdtekst"/>
+      </w:pPr>
+      <w:r>
+        <w:t xml:space="preserve">This data suggests that SE is more efficient</w:t>
+      </w:r>
+    </w:p>
+    <w:p>
+      <w:pPr>
+        <w:pStyle w:val="Brdtekst"/>
+      </w:pPr>
+      <w:r>
         <w:t xml:space="preserve">IR is a physiological mechanism that controls gene expression</w:t>
       </w:r>
       <w:r>
         <w:t xml:space="preserve"> </w:t>
       </w:r>
       <w:r>
-        <w:t xml:space="preserve">(Wong et al. 2016 ; Schmitz et al. 2017 )</w:t>
+        <w:t xml:space="preserve">(Wong et al., 2016 ; Schmitz et al., 2017 )</w:t>
       </w:r>
       <w:r>
         <w:t xml:space="preserve"> </w:t>
@@ -1391,7 +2363,21 @@
         <w:t xml:space="preserve">.</w:t>
       </w:r>
     </w:p>
-    <w:bookmarkStart w:id="111" w:name="shortcoming"/>
+    <w:p>
+      <w:pPr>
+        <w:pStyle w:val="Brdtekst"/>
+      </w:pPr>
+      <w:r>
+        <w:t xml:space="preserve">Saudemont et al. (2017)</w:t>
+      </w:r>
+      <w:r>
+        <w:t xml:space="preserve"> </w:t>
+      </w:r>
+      <w:r>
+        <w:t xml:space="preserve">suggest a correlation between physiologic relevance, gene length and splicing efficiency. The generated data agrees with that as the introns poorly spliced across all samples were associated with biological processes of less relevance to the skeletal muscle when compared to those in the perfectly spliced introns. The gene ontology of the genes contaning the poorly spliced introns, and those containing the perfectly spliced introns</w:t>
+      </w:r>
+    </w:p>
+    <w:bookmarkStart w:id="117" w:name="shortcoming"/>
     <w:p>
       <w:pPr>
         <w:pStyle w:val="Overskrift3"/>
@@ -1408,19 +2394,29 @@
         <w:t xml:space="preserve">This study did not group RT into conditions of volume of exercise done. The benefits of RT are known to be volume-dependent and the 4 studies involved varying RT conditions</w:t>
       </w:r>
     </w:p>
-    <w:bookmarkStart w:id="110" w:name="refs"/>
-    <w:bookmarkStart w:id="26" w:name="ref-adusumalli_increased_2019"/>
+    <w:bookmarkStart w:id="116" w:name="refs"/>
+    <w:bookmarkStart w:id="32" w:name="ref-adusumalli_increased_2019"/>
     <w:p>
       <w:pPr>
         <w:pStyle w:val="Bibliography"/>
       </w:pPr>
       <w:r>
-        <w:t xml:space="preserve">Adusumalli S, Ngian Z-K, Lin W-Q, Benoukraf T, Ong C-T. 2019.</w:t>
-      </w:r>
-      <w:r>
-        <w:t xml:space="preserve"> </w:t>
-      </w:r>
-      <w:hyperlink r:id="rId25">
+        <w:rPr>
+          <w:bCs/>
+          <w:b/>
+        </w:rPr>
+        <w:t xml:space="preserve">Adusumalli, S., Ngian, Z.-K., Lin, W.-Q., Benoukraf, T. and Ong, C.-T.</w:t>
+      </w:r>
+      <w:r>
+        <w:t xml:space="preserve"> </w:t>
+      </w:r>
+      <w:r>
+        <w:t xml:space="preserve">(2019).</w:t>
+      </w:r>
+      <w:r>
+        <w:t xml:space="preserve"> </w:t>
+      </w:r>
+      <w:hyperlink r:id="rId31">
         <w:r>
           <w:rPr>
             <w:rStyle w:val="Hyperlink"/>
@@ -1449,17 +2445,27 @@
         <w:t xml:space="preserve">18</w:t>
       </w:r>
       <w:r>
-        <w:t xml:space="preserve">: e12928.</w:t>
-      </w:r>
-    </w:p>
-    <w:bookmarkEnd w:id="26"/>
-    <w:bookmarkStart w:id="27" w:name="ref-angarola_splicing_2021"/>
+        <w:t xml:space="preserve">, e12928.</w:t>
+      </w:r>
+    </w:p>
+    <w:bookmarkEnd w:id="32"/>
+    <w:bookmarkStart w:id="33" w:name="ref-angarola_splicing_2021"/>
     <w:p>
       <w:pPr>
         <w:pStyle w:val="Bibliography"/>
       </w:pPr>
       <w:r>
-        <w:t xml:space="preserve">Angarola BL, Anczuków O. 2021. Splicing alterations in healthy aging and disease.</w:t>
+        <w:rPr>
+          <w:bCs/>
+          <w:b/>
+        </w:rPr>
+        <w:t xml:space="preserve">Angarola, B. L. and Anczuków, O.</w:t>
+      </w:r>
+      <w:r>
+        <w:t xml:space="preserve"> </w:t>
+      </w:r>
+      <w:r>
+        <w:t xml:space="preserve">(2021). Splicing alterations in healthy aging and disease.</w:t>
       </w:r>
       <w:r>
         <w:t xml:space="preserve"> </w:t>
@@ -1496,22 +2502,32 @@
         <w:t xml:space="preserve">12</w:t>
       </w:r>
       <w:r>
-        <w:t xml:space="preserve">: e1643.</w:t>
-      </w:r>
-    </w:p>
-    <w:bookmarkEnd w:id="27"/>
-    <w:bookmarkStart w:id="29" w:name="ref-baralle_age-related_2023"/>
+        <w:t xml:space="preserve">, e1643.</w:t>
+      </w:r>
+    </w:p>
+    <w:bookmarkEnd w:id="33"/>
+    <w:bookmarkStart w:id="35" w:name="ref-baralle_age-related_2023"/>
     <w:p>
       <w:pPr>
         <w:pStyle w:val="Bibliography"/>
       </w:pPr>
       <w:r>
-        <w:t xml:space="preserve">Baralle M, Romano M. 2023.</w:t>
-      </w:r>
-      <w:r>
-        <w:t xml:space="preserve"> </w:t>
-      </w:r>
-      <w:hyperlink r:id="rId28">
+        <w:rPr>
+          <w:bCs/>
+          <w:b/>
+        </w:rPr>
+        <w:t xml:space="preserve">Baralle, M. and Romano, M.</w:t>
+      </w:r>
+      <w:r>
+        <w:t xml:space="preserve"> </w:t>
+      </w:r>
+      <w:r>
+        <w:t xml:space="preserve">(2023).</w:t>
+      </w:r>
+      <w:r>
+        <w:t xml:space="preserve"> </w:t>
+      </w:r>
+      <w:hyperlink r:id="rId34">
         <w:r>
           <w:rPr>
             <w:rStyle w:val="Hyperlink"/>
@@ -1540,17 +2556,27 @@
         <w:t xml:space="preserve">12</w:t>
       </w:r>
       <w:r>
-        <w:t xml:space="preserve">.</w:t>
-      </w:r>
-    </w:p>
-    <w:bookmarkEnd w:id="29"/>
-    <w:bookmarkStart w:id="30" w:name="ref-benjamini_controlling_1995"/>
+        <w:t xml:space="preserve">,.</w:t>
+      </w:r>
+    </w:p>
+    <w:bookmarkEnd w:id="35"/>
+    <w:bookmarkStart w:id="36" w:name="ref-benjamini_controlling_1995"/>
     <w:p>
       <w:pPr>
         <w:pStyle w:val="Bibliography"/>
       </w:pPr>
       <w:r>
-        <w:t xml:space="preserve">Benjamini Y, Hochberg Y. 1995. Controlling the false discovery rate: A practical and powerful approach to multiple testing.</w:t>
+        <w:rPr>
+          <w:bCs/>
+          <w:b/>
+        </w:rPr>
+        <w:t xml:space="preserve">Benjamini, Y. and Hochberg, Y.</w:t>
+      </w:r>
+      <w:r>
+        <w:t xml:space="preserve"> </w:t>
+      </w:r>
+      <w:r>
+        <w:t xml:space="preserve">(1995). Controlling the false discovery rate: A practical and powerful approach to multiple testing.</w:t>
       </w:r>
       <w:r>
         <w:t xml:space="preserve"> </w:t>
@@ -1573,17 +2599,27 @@
         <w:t xml:space="preserve">57</w:t>
       </w:r>
       <w:r>
-        <w:t xml:space="preserve">: 289–300.</w:t>
-      </w:r>
-    </w:p>
-    <w:bookmarkEnd w:id="30"/>
-    <w:bookmarkStart w:id="31" w:name="ref-bhadra_alternative_2020"/>
+        <w:t xml:space="preserve">, 289–300.</w:t>
+      </w:r>
+    </w:p>
+    <w:bookmarkEnd w:id="36"/>
+    <w:bookmarkStart w:id="37" w:name="ref-bhadra_alternative_2020"/>
     <w:p>
       <w:pPr>
         <w:pStyle w:val="Bibliography"/>
       </w:pPr>
       <w:r>
-        <w:t xml:space="preserve">Bhadra M, Howell P, Dutta S, Heintz C, Mair WB. 2020. Alternative splicing in aging and longevity.</w:t>
+        <w:rPr>
+          <w:bCs/>
+          <w:b/>
+        </w:rPr>
+        <w:t xml:space="preserve">Bhadra, M., Howell, P., Dutta, S., Heintz, C. and Mair, W. B.</w:t>
+      </w:r>
+      <w:r>
+        <w:t xml:space="preserve"> </w:t>
+      </w:r>
+      <w:r>
+        <w:t xml:space="preserve">(2020). Alternative splicing in aging and longevity.</w:t>
       </w:r>
       <w:r>
         <w:t xml:space="preserve"> </w:t>
@@ -1606,22 +2642,32 @@
         <w:t xml:space="preserve">139</w:t>
       </w:r>
       <w:r>
-        <w:t xml:space="preserve">: 357–369.</w:t>
-      </w:r>
-    </w:p>
-    <w:bookmarkEnd w:id="31"/>
-    <w:bookmarkStart w:id="33" w:name="ref-braunschweig_widespread_2014"/>
+        <w:t xml:space="preserve">, 357–369.</w:t>
+      </w:r>
+    </w:p>
+    <w:bookmarkEnd w:id="37"/>
+    <w:bookmarkStart w:id="39" w:name="ref-braunschweig_widespread_2014"/>
     <w:p>
       <w:pPr>
         <w:pStyle w:val="Bibliography"/>
       </w:pPr>
       <w:r>
-        <w:t xml:space="preserve">Braunschweig U, Barbosa-Morais NL, Pan Q, Nachman EN, Alipanahi B, Gonatopoulos-Pournatzis T, Frey B, Irimia M, Blencowe BJ. 2014.</w:t>
-      </w:r>
-      <w:r>
-        <w:t xml:space="preserve"> </w:t>
-      </w:r>
-      <w:hyperlink r:id="rId32">
+        <w:rPr>
+          <w:bCs/>
+          <w:b/>
+        </w:rPr>
+        <w:t xml:space="preserve">Braunschweig, U., Barbosa-Morais, N. L., Pan, Q., Nachman, E. N., Alipanahi, B., Gonatopoulos-Pournatzis, T., Frey, B., Irimia, M. and Blencowe, B. J.</w:t>
+      </w:r>
+      <w:r>
+        <w:t xml:space="preserve"> </w:t>
+      </w:r>
+      <w:r>
+        <w:t xml:space="preserve">(2014).</w:t>
+      </w:r>
+      <w:r>
+        <w:t xml:space="preserve"> </w:t>
+      </w:r>
+      <w:hyperlink r:id="rId38">
         <w:r>
           <w:rPr>
             <w:rStyle w:val="Hyperlink"/>
@@ -1650,17 +2696,27 @@
         <w:t xml:space="preserve">24</w:t>
       </w:r>
       <w:r>
-        <w:t xml:space="preserve">: 1774–1786.</w:t>
-      </w:r>
-    </w:p>
-    <w:bookmarkEnd w:id="33"/>
-    <w:bookmarkStart w:id="34" w:name="ref-dvinge_widespread_2015"/>
+        <w:t xml:space="preserve">, 1774–1786.</w:t>
+      </w:r>
+    </w:p>
+    <w:bookmarkEnd w:id="39"/>
+    <w:bookmarkStart w:id="40" w:name="ref-dvinge_widespread_2015"/>
     <w:p>
       <w:pPr>
         <w:pStyle w:val="Bibliography"/>
       </w:pPr>
       <w:r>
-        <w:t xml:space="preserve">Dvinge H, Bradley RK. 2015. Widespread intron retention diversifies most cancer transcriptomes.</w:t>
+        <w:rPr>
+          <w:bCs/>
+          <w:b/>
+        </w:rPr>
+        <w:t xml:space="preserve">Dvinge, H. and Bradley, R. K.</w:t>
+      </w:r>
+      <w:r>
+        <w:t xml:space="preserve"> </w:t>
+      </w:r>
+      <w:r>
+        <w:t xml:space="preserve">(2015). Widespread intron retention diversifies most cancer transcriptomes.</w:t>
       </w:r>
       <w:r>
         <w:t xml:space="preserve"> </w:t>
@@ -1683,69 +2739,89 @@
         <w:t xml:space="preserve">7</w:t>
       </w:r>
       <w:r>
-        <w:t xml:space="preserve">: 1–13.</w:t>
-      </w:r>
-    </w:p>
-    <w:bookmarkEnd w:id="34"/>
-    <w:bookmarkStart w:id="36" w:name="ref-ferrucci_energysplicing_2022"/>
+        <w:t xml:space="preserve">, 1–13.</w:t>
+      </w:r>
+    </w:p>
+    <w:bookmarkEnd w:id="40"/>
+    <w:bookmarkStart w:id="42" w:name="ref-ferrucci_energysplicing_2022"/>
     <w:p>
       <w:pPr>
         <w:pStyle w:val="Bibliography"/>
       </w:pPr>
       <w:r>
-        <w:t xml:space="preserve">Ferrucci L, Wilson DM, Donegà S, Gorospe M. 2022. The energy–splicing resilience axis hypothesis of aging.</w:t>
-      </w:r>
-      <w:r>
-        <w:t xml:space="preserve"> </w:t>
-      </w:r>
-      <w:r>
-        <w:rPr>
-          <w:iCs/>
-          <w:i/>
-        </w:rPr>
-        <w:t xml:space="preserve">Nature Aging</w:t>
-      </w:r>
-      <w:r>
-        <w:t xml:space="preserve"> </w:t>
-      </w:r>
-      <w:r>
-        <w:rPr>
-          <w:bCs/>
-          <w:b/>
-        </w:rPr>
-        <w:t xml:space="preserve">2</w:t>
-      </w:r>
-      <w:r>
-        <w:t xml:space="preserve">: 182–185.</w:t>
-      </w:r>
-      <w:r>
-        <w:t xml:space="preserve"> </w:t>
-      </w:r>
-      <w:hyperlink r:id="rId35">
+        <w:rPr>
+          <w:bCs/>
+          <w:b/>
+        </w:rPr>
+        <w:t xml:space="preserve">Ferrucci, L., Wilson, D. M., Donegà, S. and Gorospe, M.</w:t>
+      </w:r>
+      <w:r>
+        <w:t xml:space="preserve"> </w:t>
+      </w:r>
+      <w:r>
+        <w:t xml:space="preserve">(2022).</w:t>
+      </w:r>
+      <w:r>
+        <w:t xml:space="preserve"> </w:t>
+      </w:r>
+      <w:hyperlink r:id="rId41">
         <w:r>
           <w:rPr>
             <w:rStyle w:val="Hyperlink"/>
           </w:rPr>
-          <w:t xml:space="preserve">https://doi.org/10.1038/s43587-022-00189-w</w:t>
+          <w:t xml:space="preserve">The energy–splicing resilience axis hypothesis of aging</w:t>
         </w:r>
       </w:hyperlink>
       <w:r>
         <w:t xml:space="preserve">.</w:t>
       </w:r>
-    </w:p>
-    <w:bookmarkEnd w:id="36"/>
-    <w:bookmarkStart w:id="38" w:name="ref-garcia-ruiz_splicing_2023"/>
+      <w:r>
+        <w:t xml:space="preserve"> </w:t>
+      </w:r>
+      <w:r>
+        <w:rPr>
+          <w:iCs/>
+          <w:i/>
+        </w:rPr>
+        <w:t xml:space="preserve">Nature Aging</w:t>
+      </w:r>
+      <w:r>
+        <w:t xml:space="preserve"> </w:t>
+      </w:r>
+      <w:r>
+        <w:rPr>
+          <w:bCs/>
+          <w:b/>
+        </w:rPr>
+        <w:t xml:space="preserve">2</w:t>
+      </w:r>
+      <w:r>
+        <w:t xml:space="preserve">, 182–185.</w:t>
+      </w:r>
+    </w:p>
+    <w:bookmarkEnd w:id="42"/>
+    <w:bookmarkStart w:id="44" w:name="ref-garcia-ruiz_splicing_2023"/>
     <w:p>
       <w:pPr>
         <w:pStyle w:val="Bibliography"/>
       </w:pPr>
       <w:r>
-        <w:t xml:space="preserve">García-Ruiz S, Zhang D, Gustavsson EK, Rocamora-Perez G, Grant-Peters M, Fairbrother-Browne A, Reynolds RH, Brenton JW, Gil-Martínez AL, Chen Z, et al. 2023.</w:t>
-      </w:r>
-      <w:r>
-        <w:t xml:space="preserve"> </w:t>
-      </w:r>
-      <w:hyperlink r:id="rId37">
+        <w:rPr>
+          <w:bCs/>
+          <w:b/>
+        </w:rPr>
+        <w:t xml:space="preserve">García-Ruiz, S., Zhang, D., Gustavsson, E. K., Rocamora-Perez, G., Grant-Peters, M., Fairbrother-Browne, A., Reynolds, R. H., Brenton, J. W., Gil-Martínez, A. L., Chen, Z., et al.</w:t>
+      </w:r>
+      <w:r>
+        <w:t xml:space="preserve"> </w:t>
+      </w:r>
+      <w:r>
+        <w:t xml:space="preserve">(2023).</w:t>
+      </w:r>
+      <w:r>
+        <w:t xml:space="preserve"> </w:t>
+      </w:r>
+      <w:hyperlink r:id="rId43">
         <w:r>
           <w:rPr>
             <w:rStyle w:val="Hyperlink"/>
@@ -1754,14 +2830,24 @@
         </w:r>
       </w:hyperlink>
     </w:p>
-    <w:bookmarkEnd w:id="38"/>
-    <w:bookmarkStart w:id="39" w:name="ref-ge_functional_2014"/>
+    <w:bookmarkEnd w:id="44"/>
+    <w:bookmarkStart w:id="45" w:name="ref-ge_functional_2014"/>
     <w:p>
       <w:pPr>
         <w:pStyle w:val="Bibliography"/>
       </w:pPr>
       <w:r>
-        <w:t xml:space="preserve">Ge Y, Porse BT. 2014. The functional consequences of intron retention: Alternative splicing coupled to</w:t>
+        <w:rPr>
+          <w:bCs/>
+          <w:b/>
+        </w:rPr>
+        <w:t xml:space="preserve">Ge, Y. and Porse, B. T.</w:t>
+      </w:r>
+      <w:r>
+        <w:t xml:space="preserve"> </w:t>
+      </w:r>
+      <w:r>
+        <w:t xml:space="preserve">(2014). The functional consequences of intron retention: Alternative splicing coupled to</w:t>
       </w:r>
       <w:r>
         <w:t xml:space="preserve"> </w:t>
@@ -1796,339 +2882,488 @@
         <w:t xml:space="preserve">36</w:t>
       </w:r>
       <w:r>
-        <w:t xml:space="preserve">: 236–243.</w:t>
-      </w:r>
-    </w:p>
-    <w:bookmarkEnd w:id="39"/>
-    <w:bookmarkStart w:id="41" w:name="ref-gyenis_genome-wide_2023"/>
+        <w:t xml:space="preserve">, 236–243.</w:t>
+      </w:r>
+    </w:p>
+    <w:bookmarkEnd w:id="45"/>
+    <w:bookmarkStart w:id="47" w:name="ref-gyenis_genome-wide_2023"/>
     <w:p>
       <w:pPr>
         <w:pStyle w:val="Bibliography"/>
       </w:pPr>
       <w:r>
-        <w:t xml:space="preserve">Gyenis A, Chang J, Demmers JJPG, Bruens ST, Barnhoorn S, Brandt RMC, Baar MP, Raseta M, Derks KWJ, Hoeijmakers JHJ, et al. 2023. Genome-wide</w:t>
-      </w:r>
-      <w:r>
-        <w:t xml:space="preserve"> </w:t>
-      </w:r>
-      <w:r>
-        <w:t xml:space="preserve">RNA</w:t>
-      </w:r>
-      <w:r>
-        <w:t xml:space="preserve"> </w:t>
-      </w:r>
-      <w:r>
-        <w:t xml:space="preserve">polymerase stalling shapes the transcriptome during aging.</w:t>
-      </w:r>
-      <w:r>
-        <w:t xml:space="preserve"> </w:t>
-      </w:r>
-      <w:r>
-        <w:rPr>
-          <w:iCs/>
-          <w:i/>
-        </w:rPr>
-        <w:t xml:space="preserve">Nature Genetics</w:t>
-      </w:r>
-      <w:r>
-        <w:t xml:space="preserve">.</w:t>
-      </w:r>
-      <w:r>
-        <w:t xml:space="preserve"> </w:t>
-      </w:r>
-      <w:hyperlink r:id="rId40">
+        <w:rPr>
+          <w:bCs/>
+          <w:b/>
+        </w:rPr>
+        <w:t xml:space="preserve">Gyenis, A., Chang, J., Demmers, J. J. P. G., Bruens, S. T., Barnhoorn, S., Brandt, R. M. C., Baar, M. P., Raseta, M., Derks, K. W. J., Hoeijmakers, J. H. J., et al.</w:t>
+      </w:r>
+      <w:r>
+        <w:t xml:space="preserve"> </w:t>
+      </w:r>
+      <w:r>
+        <w:t xml:space="preserve">(2023).</w:t>
+      </w:r>
+      <w:r>
+        <w:t xml:space="preserve"> </w:t>
+      </w:r>
+      <w:hyperlink r:id="rId46">
         <w:r>
           <w:rPr>
             <w:rStyle w:val="Hyperlink"/>
           </w:rPr>
-          <w:t xml:space="preserve">https://doi.org/10.1038/s41588-022-01279-6</w:t>
+          <w:t xml:space="preserve">Genome-wide</w:t>
         </w:r>
-      </w:hyperlink>
-      <w:r>
-        <w:t xml:space="preserve">.</w:t>
-      </w:r>
-    </w:p>
-    <w:bookmarkEnd w:id="41"/>
-    <w:bookmarkStart w:id="42" w:name="ref-hasler_alterations_2011"/>
-    <w:p>
-      <w:pPr>
-        <w:pStyle w:val="Bibliography"/>
-      </w:pPr>
-      <w:r>
-        <w:t xml:space="preserve">Häsler R, Kerick M, Mah N, Hultschig C, Richter G, Bretz F, Sina C, Lehrach H, Nietfeld W, Schreiber S. 2011. Alterations of pre-</w:t>
-      </w:r>
-      <w:r>
-        <w:t xml:space="preserve">mRNA</w:t>
-      </w:r>
-      <w:r>
-        <w:t xml:space="preserve"> </w:t>
-      </w:r>
-      <w:r>
-        <w:t xml:space="preserve">splicing in human inflammatory bowel disease.</w:t>
-      </w:r>
-      <w:r>
-        <w:t xml:space="preserve"> </w:t>
-      </w:r>
-      <w:r>
-        <w:rPr>
-          <w:iCs/>
-          <w:i/>
-        </w:rPr>
-        <w:t xml:space="preserve">European journal of cell biology</w:t>
-      </w:r>
-      <w:r>
-        <w:t xml:space="preserve"> </w:t>
-      </w:r>
-      <w:r>
-        <w:rPr>
-          <w:bCs/>
-          <w:b/>
-        </w:rPr>
-        <w:t xml:space="preserve">90</w:t>
-      </w:r>
-      <w:r>
-        <w:t xml:space="preserve">: 603–611.</w:t>
-      </w:r>
-    </w:p>
-    <w:bookmarkEnd w:id="42"/>
-    <w:bookmarkStart w:id="43" w:name="ref-holly_changes_2013"/>
-    <w:p>
-      <w:pPr>
-        <w:pStyle w:val="Bibliography"/>
-      </w:pPr>
-      <w:r>
-        <w:t xml:space="preserve">Holly AC, Melzer D, Pilling LC, Fellows AC, Tanaka T, Ferrucci L, Harries LW. 2013. Changes in splicing factor expression are associated with advancing age in man.</w:t>
-      </w:r>
-      <w:r>
-        <w:t xml:space="preserve"> </w:t>
-      </w:r>
-      <w:r>
-        <w:rPr>
-          <w:iCs/>
-          <w:i/>
-        </w:rPr>
-        <w:t xml:space="preserve">Mechanisms of ageing and development</w:t>
-      </w:r>
-      <w:r>
-        <w:t xml:space="preserve"> </w:t>
-      </w:r>
-      <w:r>
-        <w:rPr>
-          <w:bCs/>
-          <w:b/>
-        </w:rPr>
-        <w:t xml:space="preserve">134</w:t>
-      </w:r>
-      <w:r>
-        <w:t xml:space="preserve">: 356–366.</w:t>
-      </w:r>
-    </w:p>
-    <w:bookmarkEnd w:id="43"/>
-    <w:bookmarkStart w:id="45" w:name="ref-inoue_minor_2021"/>
-    <w:p>
-      <w:pPr>
-        <w:pStyle w:val="Bibliography"/>
-      </w:pPr>
-      <w:r>
-        <w:t xml:space="preserve">Inoue D, Polaski JT, Taylor J, Castel P, Chen S, Kobayashi S, Hogg SJ, Hayashi Y, Pineda JMB, El Marabti E, et al. 2021. Minor intron retention drives clonal hematopoietic disorders and diverse cancer predisposition.</w:t>
-      </w:r>
-      <w:r>
-        <w:t xml:space="preserve"> </w:t>
-      </w:r>
-      <w:r>
-        <w:rPr>
-          <w:iCs/>
-          <w:i/>
-        </w:rPr>
-        <w:t xml:space="preserve">Nature Genetics</w:t>
-      </w:r>
-      <w:r>
-        <w:t xml:space="preserve"> </w:t>
-      </w:r>
-      <w:r>
-        <w:rPr>
-          <w:bCs/>
-          <w:b/>
-        </w:rPr>
-        <w:t xml:space="preserve">53</w:t>
-      </w:r>
-      <w:r>
-        <w:t xml:space="preserve">: 707–718.</w:t>
-      </w:r>
-      <w:r>
-        <w:t xml:space="preserve"> </w:t>
-      </w:r>
-      <w:hyperlink r:id="rId44">
         <w:r>
           <w:rPr>
             <w:rStyle w:val="Hyperlink"/>
           </w:rPr>
-          <w:t xml:space="preserve">https://doi.org/10.1038/s41588-021-00828-9</w:t>
+          <w:t xml:space="preserve"> </w:t>
         </w:r>
-      </w:hyperlink>
-      <w:r>
-        <w:t xml:space="preserve">.</w:t>
-      </w:r>
-    </w:p>
-    <w:bookmarkEnd w:id="45"/>
-    <w:bookmarkStart w:id="46" w:name="ref-keshavarz_targeting_2023"/>
-    <w:p>
-      <w:pPr>
-        <w:pStyle w:val="Bibliography"/>
-      </w:pPr>
-      <w:r>
-        <w:t xml:space="preserve">Keshavarz M, Xie K, Schaaf K, Bano D, Ehninger D. 2023. Targeting the</w:t>
-      </w:r>
-      <w:r>
-        <w:t xml:space="preserve"> </w:t>
-      </w:r>
-      <w:r>
-        <w:t xml:space="preserve">“hallmarks of aging”</w:t>
-      </w:r>
-      <w:r>
-        <w:t xml:space="preserve"> </w:t>
-      </w:r>
-      <w:r>
-        <w:t xml:space="preserve">to slow aging and treat age-related disease: Fact or fiction?</w:t>
-      </w:r>
-      <w:r>
-        <w:t xml:space="preserve"> </w:t>
-      </w:r>
-      <w:r>
-        <w:rPr>
-          <w:iCs/>
-          <w:i/>
-        </w:rPr>
-        <w:t xml:space="preserve">Molecular Psychiatry</w:t>
-      </w:r>
-      <w:r>
-        <w:t xml:space="preserve"> </w:t>
-      </w:r>
-      <w:r>
-        <w:rPr>
-          <w:bCs/>
-          <w:b/>
-        </w:rPr>
-        <w:t xml:space="preserve">28</w:t>
-      </w:r>
-      <w:r>
-        <w:t xml:space="preserve">: 242–255.</w:t>
-      </w:r>
-    </w:p>
-    <w:bookmarkEnd w:id="46"/>
-    <w:bookmarkStart w:id="48" w:name="ref-khan_increased_2020"/>
-    <w:p>
-      <w:pPr>
-        <w:pStyle w:val="Bibliography"/>
-      </w:pPr>
-      <w:r>
-        <w:t xml:space="preserve">Khan Y, Hammarström D, Rønnestad BR, Ellefsen S, Ahmad R. 2020. Increased biological relevance of transcriptome analyses in human skeletal muscle using a model-specific pipeline.</w:t>
-      </w:r>
-      <w:r>
-        <w:t xml:space="preserve"> </w:t>
-      </w:r>
-      <w:r>
-        <w:rPr>
-          <w:iCs/>
-          <w:i/>
-        </w:rPr>
-        <w:t xml:space="preserve">BMC</w:t>
-      </w:r>
-      <w:r>
-        <w:rPr>
-          <w:iCs/>
-          <w:i/>
-        </w:rPr>
-        <w:t xml:space="preserve"> </w:t>
-      </w:r>
-      <w:r>
-        <w:rPr>
-          <w:iCs/>
-          <w:i/>
-        </w:rPr>
-        <w:t xml:space="preserve">Bioinformatics</w:t>
-      </w:r>
-      <w:r>
-        <w:t xml:space="preserve"> </w:t>
-      </w:r>
-      <w:r>
-        <w:rPr>
-          <w:bCs/>
-          <w:b/>
-        </w:rPr>
-        <w:t xml:space="preserve">21</w:t>
-      </w:r>
-      <w:r>
-        <w:t xml:space="preserve">: 548.</w:t>
-      </w:r>
-      <w:r>
-        <w:t xml:space="preserve"> </w:t>
-      </w:r>
-      <w:hyperlink r:id="rId47">
         <w:r>
           <w:rPr>
             <w:rStyle w:val="Hyperlink"/>
           </w:rPr>
-          <w:t xml:space="preserve">https://doi.org/10.1186/s12859-020-03866-y</w:t>
+          <w:t xml:space="preserve">RNA</w:t>
         </w:r>
-      </w:hyperlink>
-      <w:r>
-        <w:t xml:space="preserve">.</w:t>
-      </w:r>
-    </w:p>
-    <w:bookmarkEnd w:id="48"/>
-    <w:bookmarkStart w:id="50" w:name="ref-kodama_systematic_2024"/>
-    <w:p>
-      <w:pPr>
-        <w:pStyle w:val="Bibliography"/>
-      </w:pPr>
-      <w:r>
-        <w:t xml:space="preserve">Kodama H, Ijima H, Matsui Y. 2024. Systematic identification of exercise-induced anti-aging processes involving intron retention.</w:t>
-      </w:r>
-      <w:r>
-        <w:t xml:space="preserve"> </w:t>
-      </w:r>
-      <w:r>
-        <w:rPr>
-          <w:iCs/>
-          <w:i/>
-        </w:rPr>
-        <w:t xml:space="preserve">bioRxiv</w:t>
-      </w:r>
-      <w:r>
-        <w:t xml:space="preserve"> </w:t>
-      </w:r>
-      <w:r>
-        <w:t xml:space="preserve">2024.04.25.591048.</w:t>
-      </w:r>
-      <w:r>
-        <w:t xml:space="preserve"> </w:t>
-      </w:r>
-      <w:hyperlink r:id="rId49">
         <w:r>
           <w:rPr>
             <w:rStyle w:val="Hyperlink"/>
           </w:rPr>
-          <w:t xml:space="preserve">http://biorxiv.org/content/early/2024/04/28/2024.04.25.591048.abstract</w:t>
+          <w:t xml:space="preserve"> </w:t>
+        </w:r>
+        <w:r>
+          <w:rPr>
+            <w:rStyle w:val="Hyperlink"/>
+          </w:rPr>
+          <w:t xml:space="preserve">polymerase stalling shapes the transcriptome during aging</w:t>
         </w:r>
       </w:hyperlink>
       <w:r>
         <w:t xml:space="preserve">.</w:t>
       </w:r>
-    </w:p>
-    <w:bookmarkEnd w:id="50"/>
-    <w:bookmarkStart w:id="52" w:name="ref-kryger_resistance_2007"/>
+      <w:r>
+        <w:t xml:space="preserve"> </w:t>
+      </w:r>
+      <w:r>
+        <w:rPr>
+          <w:iCs/>
+          <w:i/>
+        </w:rPr>
+        <w:t xml:space="preserve">Nature Genetics</w:t>
+      </w:r>
+      <w:r>
+        <w:t xml:space="preserve">.</w:t>
+      </w:r>
+    </w:p>
+    <w:bookmarkEnd w:id="47"/>
+    <w:bookmarkStart w:id="48" w:name="ref-hasler_alterations_2011"/>
     <w:p>
       <w:pPr>
         <w:pStyle w:val="Bibliography"/>
       </w:pPr>
       <w:r>
-        <w:t xml:space="preserve">Kryger AI, Andersen JL. 2007.</w:t>
-      </w:r>
-      <w:r>
-        <w:t xml:space="preserve"> </w:t>
-      </w:r>
-      <w:hyperlink r:id="rId51">
+        <w:rPr>
+          <w:bCs/>
+          <w:b/>
+        </w:rPr>
+        <w:t xml:space="preserve">Häsler, R., Kerick, M., Mah, N., Hultschig, C., Richter, G., Bretz, F., Sina, C., Lehrach, H., Nietfeld, W. and Schreiber, S.</w:t>
+      </w:r>
+      <w:r>
+        <w:t xml:space="preserve"> </w:t>
+      </w:r>
+      <w:r>
+        <w:t xml:space="preserve">(2011). Alterations of pre-</w:t>
+      </w:r>
+      <w:r>
+        <w:t xml:space="preserve">mRNA</w:t>
+      </w:r>
+      <w:r>
+        <w:t xml:space="preserve"> </w:t>
+      </w:r>
+      <w:r>
+        <w:t xml:space="preserve">splicing in human inflammatory bowel disease.</w:t>
+      </w:r>
+      <w:r>
+        <w:t xml:space="preserve"> </w:t>
+      </w:r>
+      <w:r>
+        <w:rPr>
+          <w:iCs/>
+          <w:i/>
+        </w:rPr>
+        <w:t xml:space="preserve">European journal of cell biology</w:t>
+      </w:r>
+      <w:r>
+        <w:t xml:space="preserve"> </w:t>
+      </w:r>
+      <w:r>
+        <w:rPr>
+          <w:bCs/>
+          <w:b/>
+        </w:rPr>
+        <w:t xml:space="preserve">90</w:t>
+      </w:r>
+      <w:r>
+        <w:t xml:space="preserve">, 603–611.</w:t>
+      </w:r>
+    </w:p>
+    <w:bookmarkEnd w:id="48"/>
+    <w:bookmarkStart w:id="49" w:name="ref-holly_changes_2013"/>
+    <w:p>
+      <w:pPr>
+        <w:pStyle w:val="Bibliography"/>
+      </w:pPr>
+      <w:r>
+        <w:rPr>
+          <w:bCs/>
+          <w:b/>
+        </w:rPr>
+        <w:t xml:space="preserve">Holly, A. C., Melzer, D., Pilling, L. C., Fellows, A. C., Tanaka, T., Ferrucci, L. and Harries, L. W.</w:t>
+      </w:r>
+      <w:r>
+        <w:t xml:space="preserve"> </w:t>
+      </w:r>
+      <w:r>
+        <w:t xml:space="preserve">(2013). Changes in splicing factor expression are associated with advancing age in man.</w:t>
+      </w:r>
+      <w:r>
+        <w:t xml:space="preserve"> </w:t>
+      </w:r>
+      <w:r>
+        <w:rPr>
+          <w:iCs/>
+          <w:i/>
+        </w:rPr>
+        <w:t xml:space="preserve">Mechanisms of ageing and development</w:t>
+      </w:r>
+      <w:r>
+        <w:t xml:space="preserve"> </w:t>
+      </w:r>
+      <w:r>
+        <w:rPr>
+          <w:bCs/>
+          <w:b/>
+        </w:rPr>
+        <w:t xml:space="preserve">134</w:t>
+      </w:r>
+      <w:r>
+        <w:t xml:space="preserve">, 356–366.</w:t>
+      </w:r>
+    </w:p>
+    <w:bookmarkEnd w:id="49"/>
+    <w:bookmarkStart w:id="51" w:name="ref-inoue_minor_2021"/>
+    <w:p>
+      <w:pPr>
+        <w:pStyle w:val="Bibliography"/>
+      </w:pPr>
+      <w:r>
+        <w:rPr>
+          <w:bCs/>
+          <w:b/>
+        </w:rPr>
+        <w:t xml:space="preserve">Inoue, D., Polaski, J. T., Taylor, J., Castel, P., Chen, S., Kobayashi, S., Hogg, S. J., Hayashi, Y., Pineda, J. M. B., El Marabti, E., et al.</w:t>
+      </w:r>
+      <w:r>
+        <w:t xml:space="preserve"> </w:t>
+      </w:r>
+      <w:r>
+        <w:t xml:space="preserve">(2021).</w:t>
+      </w:r>
+      <w:r>
+        <w:t xml:space="preserve"> </w:t>
+      </w:r>
+      <w:hyperlink r:id="rId50">
+        <w:r>
+          <w:rPr>
+            <w:rStyle w:val="Hyperlink"/>
+          </w:rPr>
+          <w:t xml:space="preserve">Minor intron retention drives clonal hematopoietic disorders and diverse cancer predisposition</w:t>
+        </w:r>
+      </w:hyperlink>
+      <w:r>
+        <w:t xml:space="preserve">.</w:t>
+      </w:r>
+      <w:r>
+        <w:t xml:space="preserve"> </w:t>
+      </w:r>
+      <w:r>
+        <w:rPr>
+          <w:iCs/>
+          <w:i/>
+        </w:rPr>
+        <w:t xml:space="preserve">Nature Genetics</w:t>
+      </w:r>
+      <w:r>
+        <w:t xml:space="preserve"> </w:t>
+      </w:r>
+      <w:r>
+        <w:rPr>
+          <w:bCs/>
+          <w:b/>
+        </w:rPr>
+        <w:t xml:space="preserve">53</w:t>
+      </w:r>
+      <w:r>
+        <w:t xml:space="preserve">, 707–718.</w:t>
+      </w:r>
+    </w:p>
+    <w:bookmarkEnd w:id="51"/>
+    <w:bookmarkStart w:id="53" w:name="ref-jung_intron_2015"/>
+    <w:p>
+      <w:pPr>
+        <w:pStyle w:val="Bibliography"/>
+      </w:pPr>
+      <w:r>
+        <w:rPr>
+          <w:bCs/>
+          <w:b/>
+        </w:rPr>
+        <w:t xml:space="preserve">Jung, H., Lee, D., Lee, J., Park, D., Kim, Y. J., Park, W.-Y., Hong, D., Park, P. J. and Lee, E.</w:t>
+      </w:r>
+      <w:r>
+        <w:t xml:space="preserve"> </w:t>
+      </w:r>
+      <w:r>
+        <w:t xml:space="preserve">(2015).</w:t>
+      </w:r>
+      <w:r>
+        <w:t xml:space="preserve"> </w:t>
+      </w:r>
+      <w:hyperlink r:id="rId52">
+        <w:r>
+          <w:rPr>
+            <w:rStyle w:val="Hyperlink"/>
+          </w:rPr>
+          <w:t xml:space="preserve">Intron retention is a widespread mechanism of tumor-suppressor inactivation</w:t>
+        </w:r>
+      </w:hyperlink>
+      <w:r>
+        <w:t xml:space="preserve">.</w:t>
+      </w:r>
+      <w:r>
+        <w:t xml:space="preserve"> </w:t>
+      </w:r>
+      <w:r>
+        <w:rPr>
+          <w:iCs/>
+          <w:i/>
+        </w:rPr>
+        <w:t xml:space="preserve">Nature Genetics</w:t>
+      </w:r>
+      <w:r>
+        <w:t xml:space="preserve"> </w:t>
+      </w:r>
+      <w:r>
+        <w:rPr>
+          <w:bCs/>
+          <w:b/>
+        </w:rPr>
+        <w:t xml:space="preserve">47</w:t>
+      </w:r>
+      <w:r>
+        <w:t xml:space="preserve">, 1242–1248.</w:t>
+      </w:r>
+    </w:p>
+    <w:bookmarkEnd w:id="53"/>
+    <w:bookmarkStart w:id="54" w:name="ref-keshavarz_targeting_2023"/>
+    <w:p>
+      <w:pPr>
+        <w:pStyle w:val="Bibliography"/>
+      </w:pPr>
+      <w:r>
+        <w:rPr>
+          <w:bCs/>
+          <w:b/>
+        </w:rPr>
+        <w:t xml:space="preserve">Keshavarz, M., Xie, K., Schaaf, K., Bano, D. and Ehninger, D.</w:t>
+      </w:r>
+      <w:r>
+        <w:t xml:space="preserve"> </w:t>
+      </w:r>
+      <w:r>
+        <w:t xml:space="preserve">(2023). Targeting the</w:t>
+      </w:r>
+      <w:r>
+        <w:t xml:space="preserve"> </w:t>
+      </w:r>
+      <w:r>
+        <w:t xml:space="preserve">“hallmarks of aging”</w:t>
+      </w:r>
+      <w:r>
+        <w:t xml:space="preserve"> </w:t>
+      </w:r>
+      <w:r>
+        <w:t xml:space="preserve">to slow aging and treat age-related disease: Fact or fiction?</w:t>
+      </w:r>
+      <w:r>
+        <w:t xml:space="preserve"> </w:t>
+      </w:r>
+      <w:r>
+        <w:rPr>
+          <w:iCs/>
+          <w:i/>
+        </w:rPr>
+        <w:t xml:space="preserve">Molecular Psychiatry</w:t>
+      </w:r>
+      <w:r>
+        <w:t xml:space="preserve"> </w:t>
+      </w:r>
+      <w:r>
+        <w:rPr>
+          <w:bCs/>
+          <w:b/>
+        </w:rPr>
+        <w:t xml:space="preserve">28</w:t>
+      </w:r>
+      <w:r>
+        <w:t xml:space="preserve">, 242–255.</w:t>
+      </w:r>
+    </w:p>
+    <w:bookmarkEnd w:id="54"/>
+    <w:bookmarkStart w:id="56" w:name="ref-khan_increased_2020"/>
+    <w:p>
+      <w:pPr>
+        <w:pStyle w:val="Bibliography"/>
+      </w:pPr>
+      <w:r>
+        <w:rPr>
+          <w:bCs/>
+          <w:b/>
+        </w:rPr>
+        <w:t xml:space="preserve">Khan, Y., Hammarström, D., Rønnestad, B. R., Ellefsen, S. and Ahmad, R.</w:t>
+      </w:r>
+      <w:r>
+        <w:t xml:space="preserve"> </w:t>
+      </w:r>
+      <w:r>
+        <w:t xml:space="preserve">(2020).</w:t>
+      </w:r>
+      <w:r>
+        <w:t xml:space="preserve"> </w:t>
+      </w:r>
+      <w:hyperlink r:id="rId55">
+        <w:r>
+          <w:rPr>
+            <w:rStyle w:val="Hyperlink"/>
+          </w:rPr>
+          <w:t xml:space="preserve">Increased biological relevance of transcriptome analyses in human skeletal muscle using a model-specific pipeline</w:t>
+        </w:r>
+      </w:hyperlink>
+      <w:r>
+        <w:t xml:space="preserve">.</w:t>
+      </w:r>
+      <w:r>
+        <w:t xml:space="preserve"> </w:t>
+      </w:r>
+      <w:r>
+        <w:rPr>
+          <w:iCs/>
+          <w:i/>
+        </w:rPr>
+        <w:t xml:space="preserve">BMC</w:t>
+      </w:r>
+      <w:r>
+        <w:rPr>
+          <w:iCs/>
+          <w:i/>
+        </w:rPr>
+        <w:t xml:space="preserve"> </w:t>
+      </w:r>
+      <w:r>
+        <w:rPr>
+          <w:iCs/>
+          <w:i/>
+        </w:rPr>
+        <w:t xml:space="preserve">Bioinformatics</w:t>
+      </w:r>
+      <w:r>
+        <w:t xml:space="preserve"> </w:t>
+      </w:r>
+      <w:r>
+        <w:rPr>
+          <w:bCs/>
+          <w:b/>
+        </w:rPr>
+        <w:t xml:space="preserve">21</w:t>
+      </w:r>
+      <w:r>
+        <w:t xml:space="preserve">, 548.</w:t>
+      </w:r>
+    </w:p>
+    <w:bookmarkEnd w:id="56"/>
+    <w:bookmarkStart w:id="58" w:name="ref-kodama_systematic_2024"/>
+    <w:p>
+      <w:pPr>
+        <w:pStyle w:val="Bibliography"/>
+      </w:pPr>
+      <w:r>
+        <w:rPr>
+          <w:bCs/>
+          <w:b/>
+        </w:rPr>
+        <w:t xml:space="preserve">Kodama, H., Ijima, H. and Matsui, Y.</w:t>
+      </w:r>
+      <w:r>
+        <w:t xml:space="preserve"> </w:t>
+      </w:r>
+      <w:r>
+        <w:t xml:space="preserve">(2024).</w:t>
+      </w:r>
+      <w:r>
+        <w:t xml:space="preserve"> </w:t>
+      </w:r>
+      <w:hyperlink r:id="rId57">
+        <w:r>
+          <w:rPr>
+            <w:rStyle w:val="Hyperlink"/>
+          </w:rPr>
+          <w:t xml:space="preserve">Systematic identification of exercise-induced anti-aging processes involving intron retention</w:t>
+        </w:r>
+      </w:hyperlink>
+      <w:r>
+        <w:t xml:space="preserve">.</w:t>
+      </w:r>
+      <w:r>
+        <w:t xml:space="preserve"> </w:t>
+      </w:r>
+      <w:r>
+        <w:rPr>
+          <w:iCs/>
+          <w:i/>
+        </w:rPr>
+        <w:t xml:space="preserve">bioRxiv</w:t>
+      </w:r>
+      <w:r>
+        <w:t xml:space="preserve"> </w:t>
+      </w:r>
+      <w:r>
+        <w:t xml:space="preserve">2024.04.25.591048.</w:t>
+      </w:r>
+    </w:p>
+    <w:bookmarkEnd w:id="58"/>
+    <w:bookmarkStart w:id="60" w:name="ref-kryger_resistance_2007"/>
+    <w:p>
+      <w:pPr>
+        <w:pStyle w:val="Bibliography"/>
+      </w:pPr>
+      <w:r>
+        <w:rPr>
+          <w:bCs/>
+          <w:b/>
+        </w:rPr>
+        <w:t xml:space="preserve">Kryger, A. I. and Andersen, J. L.</w:t>
+      </w:r>
+      <w:r>
+        <w:t xml:space="preserve"> </w:t>
+      </w:r>
+      <w:r>
+        <w:t xml:space="preserve">(2007).</w:t>
+      </w:r>
+      <w:r>
+        <w:t xml:space="preserve"> </w:t>
+      </w:r>
+      <w:hyperlink r:id="rId59">
         <w:r>
           <w:rPr>
             <w:rStyle w:val="Hyperlink"/>
@@ -2181,30 +3416,43 @@
         <w:t xml:space="preserve">17</w:t>
       </w:r>
       <w:r>
-        <w:t xml:space="preserve">: 422–430.</w:t>
-      </w:r>
-    </w:p>
-    <w:bookmarkEnd w:id="52"/>
-    <w:bookmarkStart w:id="54" w:name="ref-kulkarni_metformin_2020"/>
+        <w:t xml:space="preserve">, 422–430.</w:t>
+      </w:r>
+    </w:p>
+    <w:bookmarkEnd w:id="60"/>
+    <w:bookmarkStart w:id="62" w:name="ref-latorre_splicing_2017"/>
     <w:p>
       <w:pPr>
         <w:pStyle w:val="Bibliography"/>
       </w:pPr>
       <w:r>
-        <w:t xml:space="preserve">Kulkarni AS, Peck BD, Walton RG, Kern PA, Mar JC, Windham ST, Bamman MM, Barzilai N, Peterson CA. 2020.</w:t>
-      </w:r>
-      <w:r>
-        <w:t xml:space="preserve"> </w:t>
-      </w:r>
-      <w:hyperlink r:id="rId53">
+        <w:rPr>
+          <w:bCs/>
+          <w:b/>
+        </w:rPr>
+        <w:t xml:space="preserve">Latorre, E. and Harries, Lorna. W.</w:t>
+      </w:r>
+      <w:r>
+        <w:t xml:space="preserve"> </w:t>
+      </w:r>
+      <w:r>
+        <w:t xml:space="preserve">(2017).</w:t>
+      </w:r>
+      <w:r>
+        <w:t xml:space="preserve"> </w:t>
+      </w:r>
+      <w:hyperlink r:id="rId61">
         <w:r>
           <w:rPr>
             <w:rStyle w:val="Hyperlink"/>
           </w:rPr>
-          <w:t xml:space="preserve">Metformin alters skeletal muscle transcriptome adaptations to resistance training in older adults.</w:t>
+          <w:t xml:space="preserve">Splicing regulatory factors, ageing and age-related disease</w:t>
         </w:r>
       </w:hyperlink>
       <w:r>
+        <w:t xml:space="preserve">.</w:t>
+      </w:r>
+      <w:r>
         <w:t xml:space="preserve"> </w:t>
       </w:r>
       <w:r>
@@ -2212,182 +3460,140 @@
           <w:iCs/>
           <w:i/>
         </w:rPr>
-        <w:t xml:space="preserve">Aging (Albany</w:t>
-      </w:r>
-      <w:r>
-        <w:rPr>
-          <w:iCs/>
-          <w:i/>
-        </w:rPr>
-        <w:t xml:space="preserve"> </w:t>
-      </w:r>
-      <w:r>
-        <w:rPr>
-          <w:iCs/>
-          <w:i/>
-        </w:rPr>
-        <w:t xml:space="preserve">NY</w:t>
-      </w:r>
-      <w:r>
-        <w:rPr>
-          <w:iCs/>
-          <w:i/>
-        </w:rPr>
-        <w:t xml:space="preserve">)</w:t>
-      </w:r>
-      <w:r>
-        <w:t xml:space="preserve"> </w:t>
-      </w:r>
-      <w:r>
-        <w:rPr>
-          <w:bCs/>
-          <w:b/>
-        </w:rPr>
-        <w:t xml:space="preserve">12</w:t>
-      </w:r>
-      <w:r>
-        <w:t xml:space="preserve">: 19852–19866.</w:t>
-      </w:r>
-    </w:p>
-    <w:bookmarkEnd w:id="54"/>
-    <w:bookmarkStart w:id="56" w:name="ref-latorre_splicing_2017"/>
+        <w:t xml:space="preserve">Ageing Research Reviews</w:t>
+      </w:r>
+      <w:r>
+        <w:t xml:space="preserve"> </w:t>
+      </w:r>
+      <w:r>
+        <w:rPr>
+          <w:bCs/>
+          <w:b/>
+        </w:rPr>
+        <w:t xml:space="preserve">36</w:t>
+      </w:r>
+      <w:r>
+        <w:t xml:space="preserve">, 165–170.</w:t>
+      </w:r>
+    </w:p>
+    <w:bookmarkEnd w:id="62"/>
+    <w:bookmarkStart w:id="64" w:name="ref-li_rsem_2011"/>
     <w:p>
       <w:pPr>
         <w:pStyle w:val="Bibliography"/>
       </w:pPr>
       <w:r>
-        <w:t xml:space="preserve">Latorre E, Harries LornaW. 2017. Splicing regulatory factors, ageing and age-related disease.</w:t>
-      </w:r>
-      <w:r>
-        <w:t xml:space="preserve"> </w:t>
-      </w:r>
-      <w:r>
-        <w:rPr>
-          <w:iCs/>
-          <w:i/>
-        </w:rPr>
-        <w:t xml:space="preserve">Ageing Research Reviews</w:t>
-      </w:r>
-      <w:r>
-        <w:t xml:space="preserve"> </w:t>
-      </w:r>
-      <w:r>
-        <w:rPr>
-          <w:bCs/>
-          <w:b/>
-        </w:rPr>
-        <w:t xml:space="preserve">36</w:t>
-      </w:r>
-      <w:r>
-        <w:t xml:space="preserve">: 165–170.</w:t>
-      </w:r>
-      <w:r>
-        <w:t xml:space="preserve"> </w:t>
-      </w:r>
-      <w:hyperlink r:id="rId55">
+        <w:rPr>
+          <w:bCs/>
+          <w:b/>
+        </w:rPr>
+        <w:t xml:space="preserve">Li, B. and Dewey, C. N.</w:t>
+      </w:r>
+      <w:r>
+        <w:t xml:space="preserve"> </w:t>
+      </w:r>
+      <w:r>
+        <w:t xml:space="preserve">(2011).</w:t>
+      </w:r>
+      <w:r>
+        <w:t xml:space="preserve"> </w:t>
+      </w:r>
+      <w:hyperlink r:id="rId63">
         <w:r>
           <w:rPr>
             <w:rStyle w:val="Hyperlink"/>
           </w:rPr>
-          <w:t xml:space="preserve">https://www.sciencedirect.com/science/article/pii/S1568163717300624</w:t>
+          <w:t xml:space="preserve">RSEM</w:t>
         </w:r>
-      </w:hyperlink>
-      <w:r>
-        <w:t xml:space="preserve">.</w:t>
-      </w:r>
-    </w:p>
-    <w:bookmarkEnd w:id="56"/>
-    <w:bookmarkStart w:id="58" w:name="ref-li_rsem_2011"/>
-    <w:p>
-      <w:pPr>
-        <w:pStyle w:val="Bibliography"/>
-      </w:pPr>
-      <w:r>
-        <w:t xml:space="preserve">Li B, Dewey CN. 2011.</w:t>
-      </w:r>
-      <w:r>
-        <w:t xml:space="preserve"> </w:t>
-      </w:r>
-      <w:r>
-        <w:t xml:space="preserve">RSEM</w:t>
-      </w:r>
-      <w:r>
-        <w:t xml:space="preserve">: Accurate transcript quantification from</w:t>
-      </w:r>
-      <w:r>
-        <w:t xml:space="preserve"> </w:t>
-      </w:r>
-      <w:r>
-        <w:t xml:space="preserve">RNA</w:t>
-      </w:r>
-      <w:r>
-        <w:t xml:space="preserve">-seq data with or without a reference genome.</w:t>
-      </w:r>
-      <w:r>
-        <w:t xml:space="preserve"> </w:t>
-      </w:r>
-      <w:r>
-        <w:rPr>
-          <w:iCs/>
-          <w:i/>
-        </w:rPr>
-        <w:t xml:space="preserve">BMC</w:t>
-      </w:r>
-      <w:r>
-        <w:rPr>
-          <w:iCs/>
-          <w:i/>
-        </w:rPr>
-        <w:t xml:space="preserve"> </w:t>
-      </w:r>
-      <w:r>
-        <w:rPr>
-          <w:iCs/>
-          <w:i/>
-        </w:rPr>
-        <w:t xml:space="preserve">Bioinformatics</w:t>
-      </w:r>
-      <w:r>
-        <w:t xml:space="preserve"> </w:t>
-      </w:r>
-      <w:r>
-        <w:rPr>
-          <w:bCs/>
-          <w:b/>
-        </w:rPr>
-        <w:t xml:space="preserve">12</w:t>
-      </w:r>
-      <w:r>
-        <w:t xml:space="preserve">: 323.</w:t>
-      </w:r>
-      <w:r>
-        <w:t xml:space="preserve"> </w:t>
-      </w:r>
-      <w:hyperlink r:id="rId57">
         <w:r>
           <w:rPr>
             <w:rStyle w:val="Hyperlink"/>
           </w:rPr>
-          <w:t xml:space="preserve">https://doi.org/10.1186/1471-2105-12-323</w:t>
+          <w:t xml:space="preserve">: Accurate transcript quantification from</w:t>
+        </w:r>
+        <w:r>
+          <w:rPr>
+            <w:rStyle w:val="Hyperlink"/>
+          </w:rPr>
+          <w:t xml:space="preserve"> </w:t>
+        </w:r>
+        <w:r>
+          <w:rPr>
+            <w:rStyle w:val="Hyperlink"/>
+          </w:rPr>
+          <w:t xml:space="preserve">RNA</w:t>
+        </w:r>
+        <w:r>
+          <w:rPr>
+            <w:rStyle w:val="Hyperlink"/>
+          </w:rPr>
+          <w:t xml:space="preserve">-seq data with or without a reference genome</w:t>
         </w:r>
       </w:hyperlink>
       <w:r>
         <w:t xml:space="preserve">.</w:t>
       </w:r>
-    </w:p>
-    <w:bookmarkEnd w:id="58"/>
-    <w:bookmarkStart w:id="60" w:name="ref-liu_progressive_2009"/>
+      <w:r>
+        <w:t xml:space="preserve"> </w:t>
+      </w:r>
+      <w:r>
+        <w:rPr>
+          <w:iCs/>
+          <w:i/>
+        </w:rPr>
+        <w:t xml:space="preserve">BMC</w:t>
+      </w:r>
+      <w:r>
+        <w:rPr>
+          <w:iCs/>
+          <w:i/>
+        </w:rPr>
+        <w:t xml:space="preserve"> </w:t>
+      </w:r>
+      <w:r>
+        <w:rPr>
+          <w:iCs/>
+          <w:i/>
+        </w:rPr>
+        <w:t xml:space="preserve">Bioinformatics</w:t>
+      </w:r>
+      <w:r>
+        <w:t xml:space="preserve"> </w:t>
+      </w:r>
+      <w:r>
+        <w:rPr>
+          <w:bCs/>
+          <w:b/>
+        </w:rPr>
+        <w:t xml:space="preserve">12</w:t>
+      </w:r>
+      <w:r>
+        <w:t xml:space="preserve">, 323.</w:t>
+      </w:r>
+    </w:p>
+    <w:bookmarkEnd w:id="64"/>
+    <w:bookmarkStart w:id="66" w:name="ref-liu_progressive_2009"/>
     <w:p>
       <w:pPr>
         <w:pStyle w:val="Bibliography"/>
       </w:pPr>
       <w:r>
-        <w:t xml:space="preserve">Liu C-J, Latham NK. 2009.</w:t>
-      </w:r>
-      <w:r>
-        <w:t xml:space="preserve"> </w:t>
-      </w:r>
-      <w:hyperlink r:id="rId59">
+        <w:rPr>
+          <w:bCs/>
+          <w:b/>
+        </w:rPr>
+        <w:t xml:space="preserve">Liu, C.-J. and Latham, N. K.</w:t>
+      </w:r>
+      <w:r>
+        <w:t xml:space="preserve"> </w:t>
+      </w:r>
+      <w:r>
+        <w:t xml:space="preserve">(2009).</w:t>
+      </w:r>
+      <w:r>
+        <w:t xml:space="preserve"> </w:t>
+      </w:r>
+      <w:hyperlink r:id="rId65">
         <w:r>
           <w:rPr>
             <w:rStyle w:val="Hyperlink"/>
@@ -2416,17 +3622,27 @@
         <w:t xml:space="preserve">2009</w:t>
       </w:r>
       <w:r>
-        <w:t xml:space="preserve">: CD002759.</w:t>
-      </w:r>
-    </w:p>
-    <w:bookmarkEnd w:id="60"/>
-    <w:bookmarkStart w:id="61" w:name="ref-lopez-otin_hallmarks_2013"/>
+        <w:t xml:space="preserve">, CD002759.</w:t>
+      </w:r>
+    </w:p>
+    <w:bookmarkEnd w:id="66"/>
+    <w:bookmarkStart w:id="67" w:name="ref-lopez-otin_hallmarks_2013"/>
     <w:p>
       <w:pPr>
         <w:pStyle w:val="Bibliography"/>
       </w:pPr>
       <w:r>
-        <w:t xml:space="preserve">López-Otín C, Blasco MA, Partridge L, Serrano M, Kroemer G. 2013. The hallmarks of aging.</w:t>
+        <w:rPr>
+          <w:bCs/>
+          <w:b/>
+        </w:rPr>
+        <w:t xml:space="preserve">López-Otín, C., Blasco, M. A., Partridge, L., Serrano, M. and Kroemer, G.</w:t>
+      </w:r>
+      <w:r>
+        <w:t xml:space="preserve"> </w:t>
+      </w:r>
+      <w:r>
+        <w:t xml:space="preserve">(2013). The hallmarks of aging.</w:t>
       </w:r>
       <w:r>
         <w:t xml:space="preserve"> </w:t>
@@ -2449,17 +3665,27 @@
         <w:t xml:space="preserve">153</w:t>
       </w:r>
       <w:r>
-        <w:t xml:space="preserve">: 1194–1217.</w:t>
-      </w:r>
-    </w:p>
-    <w:bookmarkEnd w:id="61"/>
-    <w:bookmarkStart w:id="62" w:name="ref-lu_effects_2021"/>
+        <w:t xml:space="preserve">, 1194–1217.</w:t>
+      </w:r>
+    </w:p>
+    <w:bookmarkEnd w:id="67"/>
+    <w:bookmarkStart w:id="68" w:name="ref-lu_effects_2021"/>
     <w:p>
       <w:pPr>
         <w:pStyle w:val="Bibliography"/>
       </w:pPr>
       <w:r>
-        <w:t xml:space="preserve">Lu L, Mao L, Feng Y, Ainsworth BE, Liu Y, Chen N. 2021. Effects of different exercise training modes on muscle strength and physical performance in older people with sarcopenia: A systematic review and meta-analysis.</w:t>
+        <w:rPr>
+          <w:bCs/>
+          <w:b/>
+        </w:rPr>
+        <w:t xml:space="preserve">Lu, L., Mao, L., Feng, Y., Ainsworth, B. E., Liu, Y. and Chen, N.</w:t>
+      </w:r>
+      <w:r>
+        <w:t xml:space="preserve"> </w:t>
+      </w:r>
+      <w:r>
+        <w:t xml:space="preserve">(2021). Effects of different exercise training modes on muscle strength and physical performance in older people with sarcopenia: A systematic review and meta-analysis.</w:t>
       </w:r>
       <w:r>
         <w:t xml:space="preserve"> </w:t>
@@ -2496,58 +3722,42 @@
         <w:t xml:space="preserve">21</w:t>
       </w:r>
       <w:r>
-        <w:t xml:space="preserve">: 708.</w:t>
-      </w:r>
-    </w:p>
-    <w:bookmarkEnd w:id="62"/>
-    <w:bookmarkStart w:id="64" w:name="ref-mariotti_deterioration_2022"/>
+        <w:t xml:space="preserve">, 708.</w:t>
+      </w:r>
+    </w:p>
+    <w:bookmarkEnd w:id="68"/>
+    <w:bookmarkStart w:id="70" w:name="ref-mariotti_deterioration_2022"/>
     <w:p>
       <w:pPr>
         <w:pStyle w:val="Bibliography"/>
       </w:pPr>
       <w:r>
-        <w:t xml:space="preserve">Mariotti M, Kerepesi C, Oliveros W, Mele M, Gladyshev VN. 2022. Deterioration of the human transcriptome with age due to increasing intron retention and spurious splicing.</w:t>
-      </w:r>
-      <w:r>
-        <w:t xml:space="preserve"> </w:t>
-      </w:r>
-      <w:r>
-        <w:rPr>
-          <w:iCs/>
-          <w:i/>
-        </w:rPr>
-        <w:t xml:space="preserve">bioRxiv</w:t>
-      </w:r>
-      <w:r>
-        <w:t xml:space="preserve"> </w:t>
-      </w:r>
-      <w:r>
-        <w:t xml:space="preserve">2022.03.14.484341.</w:t>
-      </w:r>
-      <w:r>
-        <w:t xml:space="preserve"> </w:t>
-      </w:r>
-      <w:hyperlink r:id="rId63">
+        <w:rPr>
+          <w:bCs/>
+          <w:b/>
+        </w:rPr>
+        <w:t xml:space="preserve">Mariotti, M., Kerepesi, C., Oliveros, W., Mele, M. and Gladyshev, V. N.</w:t>
+      </w:r>
+      <w:r>
+        <w:t xml:space="preserve"> </w:t>
+      </w:r>
+      <w:r>
+        <w:t xml:space="preserve">(2022).</w:t>
+      </w:r>
+      <w:r>
+        <w:t xml:space="preserve"> </w:t>
+      </w:r>
+      <w:hyperlink r:id="rId69">
         <w:r>
           <w:rPr>
             <w:rStyle w:val="Hyperlink"/>
           </w:rPr>
-          <w:t xml:space="preserve">http://biorxiv.org/content/early/2022/03/14/2022.03.14.484341.abstract</w:t>
+          <w:t xml:space="preserve">Deterioration of the human transcriptome with age due to increasing intron retention and spurious splicing</w:t>
         </w:r>
       </w:hyperlink>
       <w:r>
         <w:t xml:space="preserve">.</w:t>
       </w:r>
-    </w:p>
-    <w:bookmarkEnd w:id="64"/>
-    <w:bookmarkStart w:id="65" w:name="ref-mauger_targeted_2016"/>
-    <w:p>
-      <w:pPr>
-        <w:pStyle w:val="Bibliography"/>
-      </w:pPr>
-      <w:r>
-        <w:t xml:space="preserve">Mauger O, Lemoine F, Scheiffele P. 2016. Targeted intron retention and excision for rapid gene regulation in response to neuronal activity.</w:t>
-      </w:r>
       <w:r>
         <w:t xml:space="preserve"> </w:t>
       </w:r>
@@ -2556,39 +3766,33 @@
           <w:iCs/>
           <w:i/>
         </w:rPr>
-        <w:t xml:space="preserve">Neuron</w:t>
-      </w:r>
-      <w:r>
-        <w:t xml:space="preserve"> </w:t>
-      </w:r>
-      <w:r>
-        <w:rPr>
-          <w:bCs/>
-          <w:b/>
-        </w:rPr>
-        <w:t xml:space="preserve">92</w:t>
-      </w:r>
-      <w:r>
-        <w:t xml:space="preserve">: 1266–1278.</w:t>
-      </w:r>
-    </w:p>
-    <w:bookmarkEnd w:id="65"/>
-    <w:bookmarkStart w:id="66" w:name="ref-de_melo_costa_splice-q_2021"/>
+        <w:t xml:space="preserve">bioRxiv</w:t>
+      </w:r>
+      <w:r>
+        <w:t xml:space="preserve"> </w:t>
+      </w:r>
+      <w:r>
+        <w:t xml:space="preserve">2022.03.14.484341.</w:t>
+      </w:r>
+    </w:p>
+    <w:bookmarkEnd w:id="70"/>
+    <w:bookmarkStart w:id="71" w:name="ref-mauger_targeted_2016"/>
     <w:p>
       <w:pPr>
         <w:pStyle w:val="Bibliography"/>
       </w:pPr>
       <w:r>
-        <w:t xml:space="preserve">Melo Costa VR de, Pfeuffer J, Louloupi A, Ørom UA, Piro RM. 2021.</w:t>
-      </w:r>
-      <w:r>
-        <w:t xml:space="preserve"> </w:t>
-      </w:r>
-      <w:r>
-        <w:t xml:space="preserve">SPLICE</w:t>
-      </w:r>
-      <w:r>
-        <w:t xml:space="preserve">-q: A python tool for genome-wide quantification of splicing efficiency.</w:t>
+        <w:rPr>
+          <w:bCs/>
+          <w:b/>
+        </w:rPr>
+        <w:t xml:space="preserve">Mauger, O., Lemoine, F. and Scheiffele, P.</w:t>
+      </w:r>
+      <w:r>
+        <w:t xml:space="preserve"> </w:t>
+      </w:r>
+      <w:r>
+        <w:t xml:space="preserve">(2016). Targeted intron retention and excision for rapid gene regulation in response to neuronal activity.</w:t>
       </w:r>
       <w:r>
         <w:t xml:space="preserve"> </w:t>
@@ -2598,20 +3802,72 @@
           <w:iCs/>
           <w:i/>
         </w:rPr>
-        <w:t xml:space="preserve">BMC</w:t>
+        <w:t xml:space="preserve">Neuron</w:t>
+      </w:r>
+      <w:r>
+        <w:t xml:space="preserve"> </w:t>
+      </w:r>
+      <w:r>
+        <w:rPr>
+          <w:bCs/>
+          <w:b/>
+        </w:rPr>
+        <w:t xml:space="preserve">92</w:t>
+      </w:r>
+      <w:r>
+        <w:t xml:space="preserve">, 1266–1278.</w:t>
+      </w:r>
+    </w:p>
+    <w:bookmarkEnd w:id="71"/>
+    <w:bookmarkStart w:id="72" w:name="ref-de_melo_costa_splice-q_2021"/>
+    <w:p>
+      <w:pPr>
+        <w:pStyle w:val="Bibliography"/>
+      </w:pPr>
+      <w:r>
+        <w:rPr>
+          <w:bCs/>
+          <w:b/>
+        </w:rPr>
+        <w:t xml:space="preserve">Melo Costa, V. R. de, Pfeuffer, J., Louloupi, A., Ørom, U. A. and Piro, R. M.</w:t>
+      </w:r>
+      <w:r>
+        <w:t xml:space="preserve"> </w:t>
+      </w:r>
+      <w:r>
+        <w:t xml:space="preserve">(2021).</w:t>
+      </w:r>
+      <w:r>
+        <w:t xml:space="preserve"> </w:t>
+      </w:r>
+      <w:r>
+        <w:t xml:space="preserve">SPLICE</w:t>
+      </w:r>
+      <w:r>
+        <w:t xml:space="preserve">-q: A python tool for genome-wide quantification of splicing efficiency.</w:t>
+      </w:r>
+      <w:r>
+        <w:t xml:space="preserve"> </w:t>
       </w:r>
       <w:r>
         <w:rPr>
           <w:iCs/>
           <w:i/>
         </w:rPr>
-        <w:t xml:space="preserve"> </w:t>
+        <w:t xml:space="preserve">BMC</w:t>
       </w:r>
       <w:r>
         <w:rPr>
           <w:iCs/>
           <w:i/>
         </w:rPr>
+        <w:t xml:space="preserve"> </w:t>
+      </w:r>
+      <w:r>
+        <w:rPr>
+          <w:iCs/>
+          <w:i/>
+        </w:rPr>
         <w:t xml:space="preserve">bioinformatics</w:t>
       </w:r>
       <w:r>
@@ -2625,22 +3881,32 @@
         <w:t xml:space="preserve">22</w:t>
       </w:r>
       <w:r>
-        <w:t xml:space="preserve">: 1–14.</w:t>
-      </w:r>
-    </w:p>
-    <w:bookmarkEnd w:id="66"/>
-    <w:bookmarkStart w:id="68" w:name="ref-middleton_irfinder_2017"/>
+        <w:t xml:space="preserve">, 1–14.</w:t>
+      </w:r>
+    </w:p>
+    <w:bookmarkEnd w:id="72"/>
+    <w:bookmarkStart w:id="74" w:name="ref-middleton_irfinder_2017"/>
     <w:p>
       <w:pPr>
         <w:pStyle w:val="Bibliography"/>
       </w:pPr>
       <w:r>
-        <w:t xml:space="preserve">Middleton R, Gao D, Thomas A, Singh B, Au A, Wong JJ-L, Bomane A, Cosson B, Eyras E, Rasko JEJ, et al. 2017.</w:t>
-      </w:r>
-      <w:r>
-        <w:t xml:space="preserve"> </w:t>
-      </w:r>
-      <w:hyperlink r:id="rId67">
+        <w:rPr>
+          <w:bCs/>
+          <w:b/>
+        </w:rPr>
+        <w:t xml:space="preserve">Middleton, R., Gao, D., Thomas, A., Singh, B., Au, A., Wong, J. J.-L., Bomane, A., Cosson, B., Eyras, E., Rasko, J. E. J., et al.</w:t>
+      </w:r>
+      <w:r>
+        <w:t xml:space="preserve"> </w:t>
+      </w:r>
+      <w:r>
+        <w:t xml:space="preserve">(2017).</w:t>
+      </w:r>
+      <w:r>
+        <w:t xml:space="preserve"> </w:t>
+      </w:r>
+      <w:hyperlink r:id="rId73">
         <w:r>
           <w:rPr>
             <w:rStyle w:val="Hyperlink"/>
@@ -2675,22 +3941,32 @@
         <w:t xml:space="preserve">18</w:t>
       </w:r>
       <w:r>
-        <w:t xml:space="preserve">: 51.</w:t>
-      </w:r>
-    </w:p>
-    <w:bookmarkEnd w:id="68"/>
-    <w:bookmarkStart w:id="70" w:name="ref-molmen_chronic_2021"/>
+        <w:t xml:space="preserve">, 51.</w:t>
+      </w:r>
+    </w:p>
+    <w:bookmarkEnd w:id="74"/>
+    <w:bookmarkStart w:id="76" w:name="ref-molmen_chronic_2021"/>
     <w:p>
       <w:pPr>
         <w:pStyle w:val="Bibliography"/>
       </w:pPr>
       <w:r>
-        <w:t xml:space="preserve">Mølmen KS, Hammarström D, Falch GS, Grundtvig M, Koll L, Hanestadhaugen M, Khan Y, Ahmad R, Malerbakken B, Rødølen TJ, et al. 2021.</w:t>
-      </w:r>
-      <w:r>
-        <w:t xml:space="preserve"> </w:t>
-      </w:r>
-      <w:hyperlink r:id="rId69">
+        <w:rPr>
+          <w:bCs/>
+          <w:b/>
+        </w:rPr>
+        <w:t xml:space="preserve">Mølmen, K. S., Hammarström, D., Falch, G. S., Grundtvig, M., Koll, L., Hanestadhaugen, M., Khan, Y., Ahmad, R., Malerbakken, B., Rødølen, T. J., et al.</w:t>
+      </w:r>
+      <w:r>
+        <w:t xml:space="preserve"> </w:t>
+      </w:r>
+      <w:r>
+        <w:t xml:space="preserve">(2021).</w:t>
+      </w:r>
+      <w:r>
+        <w:t xml:space="preserve"> </w:t>
+      </w:r>
+      <w:hyperlink r:id="rId75">
         <w:r>
           <w:rPr>
             <w:rStyle w:val="Hyperlink"/>
@@ -2719,76 +3995,41 @@
         <w:t xml:space="preserve">19</w:t>
       </w:r>
       <w:r>
-        <w:t xml:space="preserve">: 292.</w:t>
-      </w:r>
-    </w:p>
-    <w:bookmarkEnd w:id="70"/>
-    <w:bookmarkStart w:id="72" w:name="ref-monteuuis_changing_2019"/>
+        <w:t xml:space="preserve">, 292.</w:t>
+      </w:r>
+    </w:p>
+    <w:bookmarkEnd w:id="76"/>
+    <w:bookmarkStart w:id="78" w:name="ref-monteuuis_changing_2019"/>
     <w:p>
       <w:pPr>
         <w:pStyle w:val="Bibliography"/>
       </w:pPr>
       <w:r>
-        <w:t xml:space="preserve">Monteuuis G, Wong JJL, Bailey CG, Schmitz U, Rasko JEJ. 2019. The changing paradigm of intron retention: Regulation, ramifications and recipes.</w:t>
-      </w:r>
-      <w:r>
-        <w:t xml:space="preserve"> </w:t>
-      </w:r>
-      <w:r>
-        <w:rPr>
-          <w:iCs/>
-          <w:i/>
-        </w:rPr>
-        <w:t xml:space="preserve">Nucleic Acids Research</w:t>
-      </w:r>
-      <w:r>
-        <w:t xml:space="preserve"> </w:t>
-      </w:r>
-      <w:r>
-        <w:rPr>
-          <w:bCs/>
-          <w:b/>
-        </w:rPr>
-        <w:t xml:space="preserve">47</w:t>
-      </w:r>
-      <w:r>
-        <w:t xml:space="preserve">: 11497–11513.</w:t>
-      </w:r>
-      <w:r>
-        <w:t xml:space="preserve"> </w:t>
-      </w:r>
-      <w:hyperlink r:id="rId71">
+        <w:rPr>
+          <w:bCs/>
+          <w:b/>
+        </w:rPr>
+        <w:t xml:space="preserve">Monteuuis, G., Wong, J. J. L., Bailey, C. G., Schmitz, U. and Rasko, J. E. J.</w:t>
+      </w:r>
+      <w:r>
+        <w:t xml:space="preserve"> </w:t>
+      </w:r>
+      <w:r>
+        <w:t xml:space="preserve">(2019).</w:t>
+      </w:r>
+      <w:r>
+        <w:t xml:space="preserve"> </w:t>
+      </w:r>
+      <w:hyperlink r:id="rId77">
         <w:r>
           <w:rPr>
             <w:rStyle w:val="Hyperlink"/>
           </w:rPr>
-          <w:t xml:space="preserve">https://doi.org/10.1093/nar/gkz1068</w:t>
+          <w:t xml:space="preserve">The changing paradigm of intron retention: Regulation, ramifications and recipes</w:t>
         </w:r>
       </w:hyperlink>
       <w:r>
-        <w:t xml:space="preserve"> </w:t>
-      </w:r>
-      <w:r>
-        <w:t xml:space="preserve">(Accessed October 3, 2024).</w:t>
-      </w:r>
-    </w:p>
-    <w:bookmarkEnd w:id="72"/>
-    <w:bookmarkStart w:id="73" w:name="ref-nelson_novel_2005"/>
-    <w:p>
-      <w:pPr>
-        <w:pStyle w:val="Bibliography"/>
-      </w:pPr>
-      <w:r>
-        <w:t xml:space="preserve">Nelson ME, Thurmes PJ, Hoyer JD, Steensma DP. 2005. A novel 5’</w:t>
-      </w:r>
-      <w:r>
-        <w:t xml:space="preserve">ATRX</w:t>
-      </w:r>
-      <w:r>
-        <w:t xml:space="preserve"> </w:t>
-      </w:r>
-      <w:r>
-        <w:t xml:space="preserve">mutation with splicing consequences in acquired alpha thalassemia-myelodysplastic syndrome.</w:t>
+        <w:t xml:space="preserve">.</w:t>
       </w:r>
       <w:r>
         <w:t xml:space="preserve"> </w:t>
@@ -2798,30 +4039,49 @@
           <w:iCs/>
           <w:i/>
         </w:rPr>
-        <w:t xml:space="preserve">haematologica</w:t>
-      </w:r>
-      <w:r>
-        <w:t xml:space="preserve"> </w:t>
-      </w:r>
-      <w:r>
-        <w:rPr>
-          <w:bCs/>
-          <w:b/>
-        </w:rPr>
-        <w:t xml:space="preserve">90</w:t>
-      </w:r>
-      <w:r>
-        <w:t xml:space="preserve">: 1463–1470.</w:t>
-      </w:r>
-    </w:p>
-    <w:bookmarkEnd w:id="73"/>
-    <w:bookmarkStart w:id="74" w:name="ref-nie_distinct_2022"/>
+        <w:t xml:space="preserve">Nucleic Acids Research</w:t>
+      </w:r>
+      <w:r>
+        <w:t xml:space="preserve"> </w:t>
+      </w:r>
+      <w:r>
+        <w:rPr>
+          <w:bCs/>
+          <w:b/>
+        </w:rPr>
+        <w:t xml:space="preserve">47</w:t>
+      </w:r>
+      <w:r>
+        <w:t xml:space="preserve">, 11497–11513.</w:t>
+      </w:r>
+    </w:p>
+    <w:bookmarkEnd w:id="78"/>
+    <w:bookmarkStart w:id="79" w:name="ref-nelson_novel_2005"/>
     <w:p>
       <w:pPr>
         <w:pStyle w:val="Bibliography"/>
       </w:pPr>
       <w:r>
-        <w:t xml:space="preserve">Nie C, Li Y, Li R, Yan Y, Zhang D, Li T, Li Z, Sun Y, Zhen H, Ding J. 2022. Distinct biological ages of organs and systems identified from a multi-omics study.</w:t>
+        <w:rPr>
+          <w:bCs/>
+          <w:b/>
+        </w:rPr>
+        <w:t xml:space="preserve">Nelson, M. E., Thurmes, P. J., Hoyer, J. D. and Steensma, D. P.</w:t>
+      </w:r>
+      <w:r>
+        <w:t xml:space="preserve"> </w:t>
+      </w:r>
+      <w:r>
+        <w:t xml:space="preserve">(2005). A novel 5’</w:t>
+      </w:r>
+      <w:r>
+        <w:t xml:space="preserve">ATRX</w:t>
+      </w:r>
+      <w:r>
+        <w:t xml:space="preserve"> </w:t>
+      </w:r>
+      <w:r>
+        <w:t xml:space="preserve">mutation with splicing consequences in acquired alpha thalassemia-myelodysplastic syndrome.</w:t>
       </w:r>
       <w:r>
         <w:t xml:space="preserve"> </w:t>
@@ -2831,39 +4091,40 @@
           <w:iCs/>
           <w:i/>
         </w:rPr>
-        <w:t xml:space="preserve">Cell reports</w:t>
-      </w:r>
-      <w:r>
-        <w:t xml:space="preserve"> </w:t>
-      </w:r>
-      <w:r>
-        <w:rPr>
-          <w:bCs/>
-          <w:b/>
-        </w:rPr>
-        <w:t xml:space="preserve">38</w:t>
-      </w:r>
-      <w:r>
-        <w:t xml:space="preserve">.</w:t>
-      </w:r>
-    </w:p>
-    <w:bookmarkEnd w:id="74"/>
-    <w:bookmarkStart w:id="76" w:name="ref-nishida_tissue-_2015"/>
+        <w:t xml:space="preserve">haematologica</w:t>
+      </w:r>
+      <w:r>
+        <w:t xml:space="preserve"> </w:t>
+      </w:r>
+      <w:r>
+        <w:rPr>
+          <w:bCs/>
+          <w:b/>
+        </w:rPr>
+        <w:t xml:space="preserve">90</w:t>
+      </w:r>
+      <w:r>
+        <w:t xml:space="preserve">, 1463–1470.</w:t>
+      </w:r>
+    </w:p>
+    <w:bookmarkEnd w:id="79"/>
+    <w:bookmarkStart w:id="80" w:name="ref-nie_distinct_2022"/>
     <w:p>
       <w:pPr>
         <w:pStyle w:val="Bibliography"/>
       </w:pPr>
       <w:r>
-        <w:t xml:space="preserve">Nishida A, Minegishi M, Takeuchi A, Niba ETE, Awano H, Lee T, Iijima K, Takeshima Y, Matsuo M. 2015. Tissue- and case-specific retention of intron 40 in mature dystrophin</w:t>
-      </w:r>
-      <w:r>
-        <w:t xml:space="preserve"> </w:t>
-      </w:r>
-      <w:r>
-        <w:t xml:space="preserve">mRNA</w:t>
-      </w:r>
-      <w:r>
-        <w:t xml:space="preserve">.</w:t>
+        <w:rPr>
+          <w:bCs/>
+          <w:b/>
+        </w:rPr>
+        <w:t xml:space="preserve">Nie, C., Li, Y., Li, R., Yan, Y., Zhang, D., Li, T., Li, Z., Sun, Y., Zhen, H. and Ding, J.</w:t>
+      </w:r>
+      <w:r>
+        <w:t xml:space="preserve"> </w:t>
+      </w:r>
+      <w:r>
+        <w:t xml:space="preserve">(2022). Distinct biological ages of organs and systems identified from a multi-omics study.</w:t>
       </w:r>
       <w:r>
         <w:t xml:space="preserve"> </w:t>
@@ -2873,106 +4134,191 @@
           <w:iCs/>
           <w:i/>
         </w:rPr>
-        <w:t xml:space="preserve">Journal of Human Genetics</w:t>
-      </w:r>
-      <w:r>
-        <w:t xml:space="preserve"> </w:t>
-      </w:r>
-      <w:r>
-        <w:rPr>
-          <w:bCs/>
-          <w:b/>
-        </w:rPr>
-        <w:t xml:space="preserve">60</w:t>
-      </w:r>
-      <w:r>
-        <w:t xml:space="preserve">: 327–333.</w:t>
-      </w:r>
-      <w:r>
-        <w:t xml:space="preserve"> </w:t>
-      </w:r>
-      <w:hyperlink r:id="rId75">
+        <w:t xml:space="preserve">Cell reports</w:t>
+      </w:r>
+      <w:r>
+        <w:t xml:space="preserve"> </w:t>
+      </w:r>
+      <w:r>
+        <w:rPr>
+          <w:bCs/>
+          <w:b/>
+        </w:rPr>
+        <w:t xml:space="preserve">38</w:t>
+      </w:r>
+      <w:r>
+        <w:t xml:space="preserve">,.</w:t>
+      </w:r>
+    </w:p>
+    <w:bookmarkEnd w:id="80"/>
+    <w:bookmarkStart w:id="82" w:name="ref-nishida_tissue-_2015"/>
+    <w:p>
+      <w:pPr>
+        <w:pStyle w:val="Bibliography"/>
+      </w:pPr>
+      <w:r>
+        <w:rPr>
+          <w:bCs/>
+          <w:b/>
+        </w:rPr>
+        <w:t xml:space="preserve">Nishida, A., Minegishi, M., Takeuchi, A., Niba, E. T. E., Awano, H., Lee, T., Iijima, K., Takeshima, Y. and Matsuo, M.</w:t>
+      </w:r>
+      <w:r>
+        <w:t xml:space="preserve"> </w:t>
+      </w:r>
+      <w:r>
+        <w:t xml:space="preserve">(2015).</w:t>
+      </w:r>
+      <w:r>
+        <w:t xml:space="preserve"> </w:t>
+      </w:r>
+      <w:hyperlink r:id="rId81">
         <w:r>
           <w:rPr>
             <w:rStyle w:val="Hyperlink"/>
           </w:rPr>
-          <w:t xml:space="preserve">https://doi.org/10.1038/jhg.2015.24</w:t>
+          <w:t xml:space="preserve">Tissue- and case-specific retention of intron 40 in mature dystrophin</w:t>
         </w:r>
-      </w:hyperlink>
-      <w:r>
-        <w:t xml:space="preserve">.</w:t>
-      </w:r>
-    </w:p>
-    <w:bookmarkEnd w:id="76"/>
-    <w:bookmarkStart w:id="77" w:name="ref-ong_increased_2020"/>
-    <w:p>
-      <w:pPr>
-        <w:pStyle w:val="Bibliography"/>
-      </w:pPr>
-      <w:r>
-        <w:t xml:space="preserve">Ong C-T, Adusumalli S. 2020. Increased intron retention is linked to alzheimer’s disease.</w:t>
-      </w:r>
-      <w:r>
-        <w:t xml:space="preserve"> </w:t>
-      </w:r>
-      <w:r>
-        <w:rPr>
-          <w:iCs/>
-          <w:i/>
-        </w:rPr>
-        <w:t xml:space="preserve">Neural regeneration research</w:t>
-      </w:r>
-      <w:r>
-        <w:t xml:space="preserve"> </w:t>
-      </w:r>
-      <w:r>
-        <w:rPr>
-          <w:bCs/>
-          <w:b/>
-        </w:rPr>
-        <w:t xml:space="preserve">15</w:t>
-      </w:r>
-      <w:r>
-        <w:t xml:space="preserve">: 259–260.</w:t>
-      </w:r>
-    </w:p>
-    <w:bookmarkEnd w:id="77"/>
-    <w:bookmarkStart w:id="79" w:name="ref-pabis_concerted_2024"/>
-    <w:p>
-      <w:pPr>
-        <w:pStyle w:val="Bibliography"/>
-      </w:pPr>
-      <w:r>
-        <w:t xml:space="preserve">Pabis K, Barardo D, Sirbu O, Selvarajoo K, Gruber J, Kennedy BK. 2024. A concerted increase in readthrough and intron retention drives transposon expression during aging and senescence.</w:t>
-      </w:r>
-      <w:r>
-        <w:t xml:space="preserve"> </w:t>
-      </w:r>
-      <w:hyperlink r:id="rId78">
         <w:r>
           <w:rPr>
             <w:rStyle w:val="Hyperlink"/>
           </w:rPr>
-          <w:t xml:space="preserve">http://dx.doi.org/10.7554/eLife.87811.2</w:t>
+          <w:t xml:space="preserve"> </w:t>
+        </w:r>
+        <w:r>
+          <w:rPr>
+            <w:rStyle w:val="Hyperlink"/>
+          </w:rPr>
+          <w:t xml:space="preserve">mRNA</w:t>
         </w:r>
       </w:hyperlink>
       <w:r>
         <w:t xml:space="preserve">.</w:t>
       </w:r>
-    </w:p>
-    <w:bookmarkEnd w:id="79"/>
-    <w:bookmarkStart w:id="81" w:name="ref-peterson_influence_2011"/>
+      <w:r>
+        <w:t xml:space="preserve"> </w:t>
+      </w:r>
+      <w:r>
+        <w:rPr>
+          <w:iCs/>
+          <w:i/>
+        </w:rPr>
+        <w:t xml:space="preserve">Journal of Human Genetics</w:t>
+      </w:r>
+      <w:r>
+        <w:t xml:space="preserve"> </w:t>
+      </w:r>
+      <w:r>
+        <w:rPr>
+          <w:bCs/>
+          <w:b/>
+        </w:rPr>
+        <w:t xml:space="preserve">60</w:t>
+      </w:r>
+      <w:r>
+        <w:t xml:space="preserve">, 327–333.</w:t>
+      </w:r>
+    </w:p>
+    <w:bookmarkEnd w:id="82"/>
+    <w:bookmarkStart w:id="83" w:name="ref-ong_increased_2020"/>
     <w:p>
       <w:pPr>
         <w:pStyle w:val="Bibliography"/>
       </w:pPr>
       <w:r>
-        <w:t xml:space="preserve">Peterson MD, Sen A, Gordon PM. 2011.</w:t>
-      </w:r>
-      <w:r>
-        <w:t xml:space="preserve"> </w:t>
-      </w:r>
-      <w:hyperlink r:id="rId80">
+        <w:rPr>
+          <w:bCs/>
+          <w:b/>
+        </w:rPr>
+        <w:t xml:space="preserve">Ong, C.-T. and Adusumalli, S.</w:t>
+      </w:r>
+      <w:r>
+        <w:t xml:space="preserve"> </w:t>
+      </w:r>
+      <w:r>
+        <w:t xml:space="preserve">(2020). Increased intron retention is linked to alzheimer’s disease.</w:t>
+      </w:r>
+      <w:r>
+        <w:t xml:space="preserve"> </w:t>
+      </w:r>
+      <w:r>
+        <w:rPr>
+          <w:iCs/>
+          <w:i/>
+        </w:rPr>
+        <w:t xml:space="preserve">Neural regeneration research</w:t>
+      </w:r>
+      <w:r>
+        <w:t xml:space="preserve"> </w:t>
+      </w:r>
+      <w:r>
+        <w:rPr>
+          <w:bCs/>
+          <w:b/>
+        </w:rPr>
+        <w:t xml:space="preserve">15</w:t>
+      </w:r>
+      <w:r>
+        <w:t xml:space="preserve">, 259–260.</w:t>
+      </w:r>
+    </w:p>
+    <w:bookmarkEnd w:id="83"/>
+    <w:bookmarkStart w:id="85" w:name="ref-pabis_concerted_2024"/>
+    <w:p>
+      <w:pPr>
+        <w:pStyle w:val="Bibliography"/>
+      </w:pPr>
+      <w:r>
+        <w:rPr>
+          <w:bCs/>
+          <w:b/>
+        </w:rPr>
+        <w:t xml:space="preserve">Pabis, K., Barardo, D., Sirbu, O., Selvarajoo, K., Gruber, J. and Kennedy, B. K.</w:t>
+      </w:r>
+      <w:r>
+        <w:t xml:space="preserve"> </w:t>
+      </w:r>
+      <w:r>
+        <w:t xml:space="preserve">(2024).</w:t>
+      </w:r>
+      <w:r>
+        <w:t xml:space="preserve"> </w:t>
+      </w:r>
+      <w:hyperlink r:id="rId84">
+        <w:r>
+          <w:rPr>
+            <w:rStyle w:val="Hyperlink"/>
+          </w:rPr>
+          <w:t xml:space="preserve">A concerted increase in readthrough and intron retention drives transposon expression during aging and senescence</w:t>
+        </w:r>
+      </w:hyperlink>
+      <w:r>
+        <w:t xml:space="preserve">.</w:t>
+      </w:r>
+    </w:p>
+    <w:bookmarkEnd w:id="85"/>
+    <w:bookmarkStart w:id="87" w:name="ref-peterson_influence_2011"/>
+    <w:p>
+      <w:pPr>
+        <w:pStyle w:val="Bibliography"/>
+      </w:pPr>
+      <w:r>
+        <w:rPr>
+          <w:bCs/>
+          <w:b/>
+        </w:rPr>
+        <w:t xml:space="preserve">Peterson, M. D., Sen, A. and Gordon, P. M.</w:t>
+      </w:r>
+      <w:r>
+        <w:t xml:space="preserve"> </w:t>
+      </w:r>
+      <w:r>
+        <w:t xml:space="preserve">(2011).</w:t>
+      </w:r>
+      <w:r>
+        <w:t xml:space="preserve"> </w:t>
+      </w:r>
+      <w:hyperlink r:id="rId86">
         <w:r>
           <w:rPr>
             <w:rStyle w:val="Hyperlink"/>
@@ -3001,17 +4347,27 @@
         <w:t xml:space="preserve">43</w:t>
       </w:r>
       <w:r>
-        <w:t xml:space="preserve">: 249–258.</w:t>
-      </w:r>
-    </w:p>
-    <w:bookmarkEnd w:id="81"/>
-    <w:bookmarkStart w:id="82" w:name="ref-robinson_enhanced_2017"/>
+        <w:t xml:space="preserve">, 249–258.</w:t>
+      </w:r>
+    </w:p>
+    <w:bookmarkEnd w:id="87"/>
+    <w:bookmarkStart w:id="88" w:name="ref-robinson_enhanced_2017"/>
     <w:p>
       <w:pPr>
         <w:pStyle w:val="Bibliography"/>
       </w:pPr>
       <w:r>
-        <w:t xml:space="preserve">Robinson MM, Dasari S, Konopka AR, Johnson ML, Manjunatha S, Esponda RR, Carter RE, Lanza IR, Nair KS. 2017. Enhanced protein translation underlies improved metabolic and physical adaptations to different exercise training modes in young and old humans.</w:t>
+        <w:rPr>
+          <w:bCs/>
+          <w:b/>
+        </w:rPr>
+        <w:t xml:space="preserve">Robinson, M. M., Dasari, S., Konopka, A. R., Johnson, M. L., Manjunatha, S., Esponda, R. R., Carter, R. E., Lanza, I. R. and Nair, K. S.</w:t>
+      </w:r>
+      <w:r>
+        <w:t xml:space="preserve"> </w:t>
+      </w:r>
+      <w:r>
+        <w:t xml:space="preserve">(2017). Enhanced protein translation underlies improved metabolic and physical adaptations to different exercise training modes in young and old humans.</w:t>
       </w:r>
       <w:r>
         <w:t xml:space="preserve"> </w:t>
@@ -3034,210 +4390,54 @@
         <w:t xml:space="preserve">25</w:t>
       </w:r>
       <w:r>
-        <w:t xml:space="preserve">: 581–592.</w:t>
-      </w:r>
-    </w:p>
-    <w:bookmarkEnd w:id="82"/>
-    <w:bookmarkStart w:id="84" w:name="X9abc3901ca7f09d6e15f6daefa88aae206ffc58"/>
+        <w:t xml:space="preserve">, 581–592.</w:t>
+      </w:r>
+    </w:p>
+    <w:bookmarkEnd w:id="88"/>
+    <w:bookmarkStart w:id="90" w:name="X9abc3901ca7f09d6e15f6daefa88aae206ffc58"/>
     <w:p>
       <w:pPr>
         <w:pStyle w:val="Bibliography"/>
       </w:pPr>
       <w:r>
-        <w:t xml:space="preserve">Sánchez-Escabias E, Guerrero-Martínez JA, Reyes JC. 2022. Co-transcriptional splicing efficiency is a gene-specific feature that can be regulated by</w:t>
-      </w:r>
-      <w:r>
-        <w:t xml:space="preserve"> </w:t>
-      </w:r>
-      <w:r>
-        <w:t xml:space="preserve">TGFβ</w:t>
-      </w:r>
-      <w:r>
-        <w:t xml:space="preserve">.</w:t>
-      </w:r>
-      <w:r>
-        <w:t xml:space="preserve"> </w:t>
-      </w:r>
-      <w:r>
-        <w:rPr>
-          <w:iCs/>
-          <w:i/>
-        </w:rPr>
-        <w:t xml:space="preserve">Communications Biology</w:t>
-      </w:r>
-      <w:r>
-        <w:t xml:space="preserve"> </w:t>
-      </w:r>
-      <w:r>
-        <w:rPr>
-          <w:bCs/>
-          <w:b/>
-        </w:rPr>
-        <w:t xml:space="preserve">5</w:t>
-      </w:r>
-      <w:r>
-        <w:t xml:space="preserve">: 277.</w:t>
-      </w:r>
-      <w:r>
-        <w:t xml:space="preserve"> </w:t>
-      </w:r>
-      <w:hyperlink r:id="rId83">
+        <w:rPr>
+          <w:bCs/>
+          <w:b/>
+        </w:rPr>
+        <w:t xml:space="preserve">Sánchez-Escabias, E., Guerrero-Martínez, J. A. and Reyes, J. C.</w:t>
+      </w:r>
+      <w:r>
+        <w:t xml:space="preserve"> </w:t>
+      </w:r>
+      <w:r>
+        <w:t xml:space="preserve">(2022).</w:t>
+      </w:r>
+      <w:r>
+        <w:t xml:space="preserve"> </w:t>
+      </w:r>
+      <w:hyperlink r:id="rId89">
         <w:r>
           <w:rPr>
             <w:rStyle w:val="Hyperlink"/>
           </w:rPr>
-          <w:t xml:space="preserve">https://doi.org/10.1038/s42003-022-03224-z</w:t>
+          <w:t xml:space="preserve">Co-transcriptional splicing efficiency is a gene-specific feature that can be regulated by</w:t>
         </w:r>
-      </w:hyperlink>
-      <w:r>
-        <w:t xml:space="preserve">.</w:t>
-      </w:r>
-    </w:p>
-    <w:bookmarkEnd w:id="84"/>
-    <w:bookmarkStart w:id="85" w:name="ref-saudemont_fitness_2017"/>
-    <w:p>
-      <w:pPr>
-        <w:pStyle w:val="Bibliography"/>
-      </w:pPr>
-      <w:r>
-        <w:t xml:space="preserve">Saudemont B, Popa A, Parmley JL, Rocher V, Blugeon C, Necsulea A, Meyer E, Duret L. 2017. The fitness cost of mis-splicing is the main determinant of alternative splicing patterns.</w:t>
-      </w:r>
-      <w:r>
-        <w:t xml:space="preserve"> </w:t>
-      </w:r>
-      <w:r>
-        <w:rPr>
-          <w:iCs/>
-          <w:i/>
-        </w:rPr>
-        <w:t xml:space="preserve">Genome biology</w:t>
-      </w:r>
-      <w:r>
-        <w:t xml:space="preserve"> </w:t>
-      </w:r>
-      <w:r>
-        <w:rPr>
-          <w:bCs/>
-          <w:b/>
-        </w:rPr>
-        <w:t xml:space="preserve">18</w:t>
-      </w:r>
-      <w:r>
-        <w:t xml:space="preserve">: 1–15.</w:t>
-      </w:r>
-    </w:p>
-    <w:bookmarkEnd w:id="85"/>
-    <w:bookmarkStart w:id="87" w:name="ref-schaum_ageing_2020"/>
-    <w:p>
-      <w:pPr>
-        <w:pStyle w:val="Bibliography"/>
-      </w:pPr>
-      <w:r>
-        <w:t xml:space="preserve">Schaum N, Lehallier B, Hahn O, Pálovics R, Hosseinzadeh S, Lee SE, Sit R, Lee DP, Losada PM, Zardeneta ME, et al. 2020. Ageing hallmarks exhibit organ-specific temporal signatures.</w:t>
-      </w:r>
-      <w:r>
-        <w:t xml:space="preserve"> </w:t>
-      </w:r>
-      <w:r>
-        <w:rPr>
-          <w:iCs/>
-          <w:i/>
-        </w:rPr>
-        <w:t xml:space="preserve">Nature</w:t>
-      </w:r>
-      <w:r>
-        <w:t xml:space="preserve"> </w:t>
-      </w:r>
-      <w:r>
-        <w:rPr>
-          <w:bCs/>
-          <w:b/>
-        </w:rPr>
-        <w:t xml:space="preserve">583</w:t>
-      </w:r>
-      <w:r>
-        <w:t xml:space="preserve">: 596–602.</w:t>
-      </w:r>
-      <w:r>
-        <w:t xml:space="preserve"> </w:t>
-      </w:r>
-      <w:hyperlink r:id="rId86">
         <w:r>
           <w:rPr>
             <w:rStyle w:val="Hyperlink"/>
           </w:rPr>
-          <w:t xml:space="preserve">https://doi.org/10.1038/s41586-020-2499-y</w:t>
+          <w:t xml:space="preserve"> </w:t>
         </w:r>
-      </w:hyperlink>
-      <w:r>
-        <w:t xml:space="preserve">.</w:t>
-      </w:r>
-    </w:p>
-    <w:bookmarkEnd w:id="87"/>
-    <w:bookmarkStart w:id="89" w:name="ref-schmitz_intron_2017"/>
-    <w:p>
-      <w:pPr>
-        <w:pStyle w:val="Bibliography"/>
-      </w:pPr>
-      <w:r>
-        <w:t xml:space="preserve">Schmitz U, Pinello N, Jia F, Alasmari S, Ritchie W, Keightley M-C, Shini S, Lieschke GJ, Wong JJ-L, Rasko JEJ. 2017. Intron retention enhances gene regulatory complexity in vertebrates.</w:t>
-      </w:r>
-      <w:r>
-        <w:t xml:space="preserve"> </w:t>
-      </w:r>
-      <w:r>
-        <w:rPr>
-          <w:iCs/>
-          <w:i/>
-        </w:rPr>
-        <w:t xml:space="preserve">Genome Biology</w:t>
-      </w:r>
-      <w:r>
-        <w:t xml:space="preserve"> </w:t>
-      </w:r>
-      <w:r>
-        <w:rPr>
-          <w:bCs/>
-          <w:b/>
-        </w:rPr>
-        <w:t xml:space="preserve">18</w:t>
-      </w:r>
-      <w:r>
-        <w:t xml:space="preserve">: 216.</w:t>
-      </w:r>
-      <w:r>
-        <w:t xml:space="preserve"> </w:t>
-      </w:r>
-      <w:hyperlink r:id="rId88">
         <w:r>
           <w:rPr>
             <w:rStyle w:val="Hyperlink"/>
           </w:rPr>
-          <w:t xml:space="preserve">https://doi.org/10.1186/s13059-017-1339-3</w:t>
+          <w:t xml:space="preserve">TGFβ</w:t>
         </w:r>
       </w:hyperlink>
       <w:r>
         <w:t xml:space="preserve">.</w:t>
       </w:r>
-    </w:p>
-    <w:bookmarkEnd w:id="89"/>
-    <w:bookmarkStart w:id="90" w:name="ref-schwerk_regulation_2005"/>
-    <w:p>
-      <w:pPr>
-        <w:pStyle w:val="Bibliography"/>
-      </w:pPr>
-      <w:r>
-        <w:t xml:space="preserve">Schwerk C, Schulze-Osthoff K. 2005. Regulation of apoptosis by alternative pre-</w:t>
-      </w:r>
-      <w:r>
-        <w:t xml:space="preserve">mRNA</w:t>
-      </w:r>
-      <w:r>
-        <w:t xml:space="preserve"> </w:t>
-      </w:r>
-      <w:r>
-        <w:t xml:space="preserve">splicing.</w:t>
-      </w:r>
       <w:r>
         <w:t xml:space="preserve"> </w:t>
       </w:r>
@@ -3246,30 +4446,40 @@
           <w:iCs/>
           <w:i/>
         </w:rPr>
-        <w:t xml:space="preserve">Molecular cell</w:t>
-      </w:r>
-      <w:r>
-        <w:t xml:space="preserve"> </w:t>
-      </w:r>
-      <w:r>
-        <w:rPr>
-          <w:bCs/>
-          <w:b/>
-        </w:rPr>
-        <w:t xml:space="preserve">19</w:t>
-      </w:r>
-      <w:r>
-        <w:t xml:space="preserve">: 1–13.</w:t>
+        <w:t xml:space="preserve">Communications Biology</w:t>
+      </w:r>
+      <w:r>
+        <w:t xml:space="preserve"> </w:t>
+      </w:r>
+      <w:r>
+        <w:rPr>
+          <w:bCs/>
+          <w:b/>
+        </w:rPr>
+        <w:t xml:space="preserve">5</w:t>
+      </w:r>
+      <w:r>
+        <w:t xml:space="preserve">, 277.</w:t>
       </w:r>
     </w:p>
     <w:bookmarkEnd w:id="90"/>
-    <w:bookmarkStart w:id="91" w:name="ref-shah_towards_2022"/>
+    <w:bookmarkStart w:id="91" w:name="ref-saudemont_fitness_2017"/>
     <w:p>
       <w:pPr>
         <w:pStyle w:val="Bibliography"/>
       </w:pPr>
       <w:r>
-        <w:t xml:space="preserve">Shah JS, Milevskiy MJ, Petrova V, Au AY, Wong JJ, Visvader JE, Schmitz U, Rasko JE. 2022. Towards resolution of the intron retention paradox in breast cancer.</w:t>
+        <w:rPr>
+          <w:bCs/>
+          <w:b/>
+        </w:rPr>
+        <w:t xml:space="preserve">Saudemont, B., Popa, A., Parmley, J. L., Rocher, V., Blugeon, C., Necsulea, A., Meyer, E. and Duret, L.</w:t>
+      </w:r>
+      <w:r>
+        <w:t xml:space="preserve"> </w:t>
+      </w:r>
+      <w:r>
+        <w:t xml:space="preserve">(2017). The fitness cost of mis-splicing is the main determinant of alternative splicing patterns.</w:t>
       </w:r>
       <w:r>
         <w:t xml:space="preserve"> </w:t>
@@ -3279,53 +4489,40 @@
           <w:iCs/>
           <w:i/>
         </w:rPr>
-        <w:t xml:space="preserve">Breast Cancer Research</w:t>
-      </w:r>
-      <w:r>
-        <w:t xml:space="preserve"> </w:t>
-      </w:r>
-      <w:r>
-        <w:rPr>
-          <w:bCs/>
-          <w:b/>
-        </w:rPr>
-        <w:t xml:space="preserve">24</w:t>
-      </w:r>
-      <w:r>
-        <w:t xml:space="preserve">: 100.</w:t>
+        <w:t xml:space="preserve">Genome biology</w:t>
+      </w:r>
+      <w:r>
+        <w:t xml:space="preserve"> </w:t>
+      </w:r>
+      <w:r>
+        <w:rPr>
+          <w:bCs/>
+          <w:b/>
+        </w:rPr>
+        <w:t xml:space="preserve">18</w:t>
+      </w:r>
+      <w:r>
+        <w:t xml:space="preserve">, 1–15.</w:t>
       </w:r>
     </w:p>
     <w:bookmarkEnd w:id="91"/>
-    <w:bookmarkStart w:id="93" w:name="ref-stegeman_transcriptional_2017"/>
+    <w:bookmarkStart w:id="93" w:name="ref-schaum_ageing_2020"/>
     <w:p>
       <w:pPr>
         <w:pStyle w:val="Bibliography"/>
       </w:pPr>
       <w:r>
-        <w:t xml:space="preserve">Stegeman R, Weake VM. 2017. Transcriptional signatures of aging.</w:t>
-      </w:r>
-      <w:r>
-        <w:t xml:space="preserve"> </w:t>
-      </w:r>
-      <w:r>
-        <w:rPr>
-          <w:iCs/>
-          <w:i/>
-        </w:rPr>
-        <w:t xml:space="preserve">Journal of Molecular Biology</w:t>
-      </w:r>
-      <w:r>
-        <w:t xml:space="preserve"> </w:t>
-      </w:r>
-      <w:r>
-        <w:rPr>
-          <w:bCs/>
-          <w:b/>
-        </w:rPr>
-        <w:t xml:space="preserve">429</w:t>
-      </w:r>
-      <w:r>
-        <w:t xml:space="preserve">: 2427–2437.</w:t>
+        <w:rPr>
+          <w:bCs/>
+          <w:b/>
+        </w:rPr>
+        <w:t xml:space="preserve">Schaum, N., Lehallier, B., Hahn, O., Pálovics, R., Hosseinzadeh, S., Lee, S. E., Sit, R., Lee, D. P., Losada, P. M., Zardeneta, M. E., et al.</w:t>
+      </w:r>
+      <w:r>
+        <w:t xml:space="preserve"> </w:t>
+      </w:r>
+      <w:r>
+        <w:t xml:space="preserve">(2020).</w:t>
       </w:r>
       <w:r>
         <w:t xml:space="preserve"> </w:t>
@@ -3335,22 +4532,12 @@
           <w:rPr>
             <w:rStyle w:val="Hyperlink"/>
           </w:rPr>
-          <w:t xml:space="preserve">https://www.sciencedirect.com/science/article/pii/S0022283617303200</w:t>
+          <w:t xml:space="preserve">Ageing hallmarks exhibit organ-specific temporal signatures</w:t>
         </w:r>
       </w:hyperlink>
       <w:r>
         <w:t xml:space="preserve">.</w:t>
       </w:r>
-    </w:p>
-    <w:bookmarkEnd w:id="93"/>
-    <w:bookmarkStart w:id="94" w:name="ref-stokes_transcriptomics_2023"/>
-    <w:p>
-      <w:pPr>
-        <w:pStyle w:val="Bibliography"/>
-      </w:pPr>
-      <w:r>
-        <w:t xml:space="preserve">Stokes T, Cen HH, Kapranov P, Gallagher IJ, Pitsillides AA, Volmar C-H, Kraus WE, Johnson JD, Phillips SM, Wahlestedt C. 2023. Transcriptomics for clinical and experimental biology research: Hang on a seq.</w:t>
-      </w:r>
       <w:r>
         <w:t xml:space="preserve"> </w:t>
       </w:r>
@@ -3359,156 +4546,55 @@
           <w:iCs/>
           <w:i/>
         </w:rPr>
-        <w:t xml:space="preserve">Advanced Genetics</w:t>
-      </w:r>
-      <w:r>
-        <w:t xml:space="preserve"> </w:t>
-      </w:r>
-      <w:r>
-        <w:rPr>
-          <w:bCs/>
-          <w:b/>
-        </w:rPr>
-        <w:t xml:space="preserve">4</w:t>
-      </w:r>
-      <w:r>
-        <w:t xml:space="preserve">: 2200024.</w:t>
-      </w:r>
-    </w:p>
-    <w:bookmarkEnd w:id="94"/>
-    <w:bookmarkStart w:id="95" w:name="ref-sznajder_intron_2018"/>
+        <w:t xml:space="preserve">Nature</w:t>
+      </w:r>
+      <w:r>
+        <w:t xml:space="preserve"> </w:t>
+      </w:r>
+      <w:r>
+        <w:rPr>
+          <w:bCs/>
+          <w:b/>
+        </w:rPr>
+        <w:t xml:space="preserve">583</w:t>
+      </w:r>
+      <w:r>
+        <w:t xml:space="preserve">, 596–602.</w:t>
+      </w:r>
+    </w:p>
+    <w:bookmarkEnd w:id="93"/>
+    <w:bookmarkStart w:id="95" w:name="ref-schmitz_intron_2017"/>
     <w:p>
       <w:pPr>
         <w:pStyle w:val="Bibliography"/>
       </w:pPr>
       <w:r>
-        <w:t xml:space="preserve">Sznajder ŁJ, Thomas JD, Carrell EM, Reid T, McFarland KN, Cleary JD, Oliveira R, Nutter CA, Bhatt K, Sobczak K. 2018. Intron retention induced by microsatellite expansions as a disease biomarker.</w:t>
-      </w:r>
-      <w:r>
-        <w:t xml:space="preserve"> </w:t>
-      </w:r>
-      <w:r>
-        <w:rPr>
-          <w:iCs/>
-          <w:i/>
-        </w:rPr>
-        <w:t xml:space="preserve">Proceedings of the National Academy of Sciences</w:t>
-      </w:r>
-      <w:r>
-        <w:t xml:space="preserve"> </w:t>
-      </w:r>
-      <w:r>
-        <w:rPr>
-          <w:bCs/>
-          <w:b/>
-        </w:rPr>
-        <w:t xml:space="preserve">115</w:t>
-      </w:r>
-      <w:r>
-        <w:t xml:space="preserve">: 4234–4239.</w:t>
-      </w:r>
-    </w:p>
-    <w:bookmarkEnd w:id="95"/>
-    <w:bookmarkStart w:id="96" w:name="ref-ubaida-mohien_physical_2019"/>
-    <w:p>
-      <w:pPr>
-        <w:pStyle w:val="Bibliography"/>
-      </w:pPr>
-      <w:r>
-        <w:t xml:space="preserve">Ubaida-Mohien C, Gonzalez-Freire M, Lyashkov A, Moaddel R, Chia CW, Simonsick EM, Sen R, Ferrucci L. 2019a. Physical activity associated proteomics of skeletal muscle: Being physically active in daily life may protect skeletal muscle from aging.</w:t>
-      </w:r>
-      <w:r>
-        <w:t xml:space="preserve"> </w:t>
-      </w:r>
-      <w:r>
-        <w:rPr>
-          <w:iCs/>
-          <w:i/>
-        </w:rPr>
-        <w:t xml:space="preserve">Frontiers in physiology</w:t>
-      </w:r>
-      <w:r>
-        <w:t xml:space="preserve"> </w:t>
-      </w:r>
-      <w:r>
-        <w:rPr>
-          <w:bCs/>
-          <w:b/>
-        </w:rPr>
-        <w:t xml:space="preserve">10</w:t>
-      </w:r>
-      <w:r>
-        <w:t xml:space="preserve">: 312.</w:t>
-      </w:r>
-    </w:p>
-    <w:bookmarkEnd w:id="96"/>
-    <w:bookmarkStart w:id="98" w:name="ref-ubaida-mohien_discovery_2019"/>
-    <w:p>
-      <w:pPr>
-        <w:pStyle w:val="Bibliography"/>
-      </w:pPr>
-      <w:r>
-        <w:t xml:space="preserve">Ubaida-Mohien C, Lyashkov A, Gonzalez-Freire M, Tharakan R, Shardell M, Moaddel R, Semba RD, Chia CW, Gorospe M, Sen R, et al. 2019b. Discovery proteomics in aging human skeletal muscle finds change in spliceosome, immunity, proteostasis and mitochondria eds. M. Kaeberlein, C.J. Rosen, M. Kaeberlein, and R. Anderson.</w:t>
-      </w:r>
-      <w:r>
-        <w:t xml:space="preserve"> </w:t>
-      </w:r>
-      <w:r>
-        <w:rPr>
-          <w:iCs/>
-          <w:i/>
-        </w:rPr>
-        <w:t xml:space="preserve">eLife</w:t>
-      </w:r>
-      <w:r>
-        <w:t xml:space="preserve"> </w:t>
-      </w:r>
-      <w:r>
-        <w:rPr>
-          <w:bCs/>
-          <w:b/>
-        </w:rPr>
-        <w:t xml:space="preserve">8</w:t>
-      </w:r>
-      <w:r>
-        <w:t xml:space="preserve">: e49874.</w:t>
-      </w:r>
-      <w:r>
-        <w:t xml:space="preserve"> </w:t>
-      </w:r>
-      <w:hyperlink r:id="rId97">
+        <w:rPr>
+          <w:bCs/>
+          <w:b/>
+        </w:rPr>
+        <w:t xml:space="preserve">Schmitz, U., Pinello, N., Jia, F., Alasmari, S., Ritchie, W., Keightley, M.-C., Shini, S., Lieschke, G. J., Wong, J. J.-L. and Rasko, J. E. J.</w:t>
+      </w:r>
+      <w:r>
+        <w:t xml:space="preserve"> </w:t>
+      </w:r>
+      <w:r>
+        <w:t xml:space="preserve">(2017).</w:t>
+      </w:r>
+      <w:r>
+        <w:t xml:space="preserve"> </w:t>
+      </w:r>
+      <w:hyperlink r:id="rId94">
         <w:r>
           <w:rPr>
             <w:rStyle w:val="Hyperlink"/>
           </w:rPr>
-          <w:t xml:space="preserve">https://doi.org/10.7554/eLife.49874</w:t>
+          <w:t xml:space="preserve">Intron retention enhances gene regulatory complexity in vertebrates</w:t>
         </w:r>
       </w:hyperlink>
       <w:r>
         <w:t xml:space="preserve">.</w:t>
       </w:r>
-    </w:p>
-    <w:bookmarkEnd w:id="98"/>
-    <w:bookmarkStart w:id="100" w:name="ref-ubaida-mohien_unbiased_2022"/>
-    <w:p>
-      <w:pPr>
-        <w:pStyle w:val="Bibliography"/>
-      </w:pPr>
-      <w:r>
-        <w:t xml:space="preserve">Ubaida-Mohien C, Spendiff S, Lyashkov A, Moaddel R, MacMillan NJ, Filion M-E, Morais JA, Taivassalo T, Ferrucci L, Hepple RT. 2022. Unbiased proteomics, histochemistry, and mitochondrial</w:t>
-      </w:r>
-      <w:r>
-        <w:t xml:space="preserve"> </w:t>
-      </w:r>
-      <w:r>
-        <w:t xml:space="preserve">DNA</w:t>
-      </w:r>
-      <w:r>
-        <w:t xml:space="preserve"> </w:t>
-      </w:r>
-      <w:r>
-        <w:t xml:space="preserve">copy number reveal better mitochondrial health in muscle of high-functioning octogenarians eds. M. Grano, C. Isales, M. Piasecki, and H. Degens.</w:t>
-      </w:r>
       <w:r>
         <w:t xml:space="preserve"> </w:t>
       </w:r>
@@ -3517,49 +4603,464 @@
           <w:iCs/>
           <w:i/>
         </w:rPr>
-        <w:t xml:space="preserve">eLife</w:t>
-      </w:r>
-      <w:r>
-        <w:t xml:space="preserve"> </w:t>
-      </w:r>
-      <w:r>
-        <w:rPr>
-          <w:bCs/>
-          <w:b/>
-        </w:rPr>
-        <w:t xml:space="preserve">11</w:t>
-      </w:r>
-      <w:r>
-        <w:t xml:space="preserve">: e74335.</w:t>
-      </w:r>
-      <w:r>
-        <w:t xml:space="preserve"> </w:t>
-      </w:r>
-      <w:hyperlink r:id="rId99">
+        <w:t xml:space="preserve">Genome Biology</w:t>
+      </w:r>
+      <w:r>
+        <w:t xml:space="preserve"> </w:t>
+      </w:r>
+      <w:r>
+        <w:rPr>
+          <w:bCs/>
+          <w:b/>
+        </w:rPr>
+        <w:t xml:space="preserve">18</w:t>
+      </w:r>
+      <w:r>
+        <w:t xml:space="preserve">, 216.</w:t>
+      </w:r>
+    </w:p>
+    <w:bookmarkEnd w:id="95"/>
+    <w:bookmarkStart w:id="96" w:name="ref-schwerk_regulation_2005"/>
+    <w:p>
+      <w:pPr>
+        <w:pStyle w:val="Bibliography"/>
+      </w:pPr>
+      <w:r>
+        <w:rPr>
+          <w:bCs/>
+          <w:b/>
+        </w:rPr>
+        <w:t xml:space="preserve">Schwerk, C. and Schulze-Osthoff, K.</w:t>
+      </w:r>
+      <w:r>
+        <w:t xml:space="preserve"> </w:t>
+      </w:r>
+      <w:r>
+        <w:t xml:space="preserve">(2005). Regulation of apoptosis by alternative pre-</w:t>
+      </w:r>
+      <w:r>
+        <w:t xml:space="preserve">mRNA</w:t>
+      </w:r>
+      <w:r>
+        <w:t xml:space="preserve"> </w:t>
+      </w:r>
+      <w:r>
+        <w:t xml:space="preserve">splicing.</w:t>
+      </w:r>
+      <w:r>
+        <w:t xml:space="preserve"> </w:t>
+      </w:r>
+      <w:r>
+        <w:rPr>
+          <w:iCs/>
+          <w:i/>
+        </w:rPr>
+        <w:t xml:space="preserve">Molecular cell</w:t>
+      </w:r>
+      <w:r>
+        <w:t xml:space="preserve"> </w:t>
+      </w:r>
+      <w:r>
+        <w:rPr>
+          <w:bCs/>
+          <w:b/>
+        </w:rPr>
+        <w:t xml:space="preserve">19</w:t>
+      </w:r>
+      <w:r>
+        <w:t xml:space="preserve">, 1–13.</w:t>
+      </w:r>
+    </w:p>
+    <w:bookmarkEnd w:id="96"/>
+    <w:bookmarkStart w:id="97" w:name="ref-shah_towards_2022"/>
+    <w:p>
+      <w:pPr>
+        <w:pStyle w:val="Bibliography"/>
+      </w:pPr>
+      <w:r>
+        <w:rPr>
+          <w:bCs/>
+          <w:b/>
+        </w:rPr>
+        <w:t xml:space="preserve">Shah, J. S., Milevskiy, M. J., Petrova, V., Au, A. Y., Wong, J. J., Visvader, J. E., Schmitz, U. and Rasko, J. E.</w:t>
+      </w:r>
+      <w:r>
+        <w:t xml:space="preserve"> </w:t>
+      </w:r>
+      <w:r>
+        <w:t xml:space="preserve">(2022). Towards resolution of the intron retention paradox in breast cancer.</w:t>
+      </w:r>
+      <w:r>
+        <w:t xml:space="preserve"> </w:t>
+      </w:r>
+      <w:r>
+        <w:rPr>
+          <w:iCs/>
+          <w:i/>
+        </w:rPr>
+        <w:t xml:space="preserve">Breast Cancer Research</w:t>
+      </w:r>
+      <w:r>
+        <w:t xml:space="preserve"> </w:t>
+      </w:r>
+      <w:r>
+        <w:rPr>
+          <w:bCs/>
+          <w:b/>
+        </w:rPr>
+        <w:t xml:space="preserve">24</w:t>
+      </w:r>
+      <w:r>
+        <w:t xml:space="preserve">, 100.</w:t>
+      </w:r>
+    </w:p>
+    <w:bookmarkEnd w:id="97"/>
+    <w:bookmarkStart w:id="99" w:name="ref-stegeman_transcriptional_2017"/>
+    <w:p>
+      <w:pPr>
+        <w:pStyle w:val="Bibliography"/>
+      </w:pPr>
+      <w:r>
+        <w:rPr>
+          <w:bCs/>
+          <w:b/>
+        </w:rPr>
+        <w:t xml:space="preserve">Stegeman, R. and Weake, V. M.</w:t>
+      </w:r>
+      <w:r>
+        <w:t xml:space="preserve"> </w:t>
+      </w:r>
+      <w:r>
+        <w:t xml:space="preserve">(2017).</w:t>
+      </w:r>
+      <w:r>
+        <w:t xml:space="preserve"> </w:t>
+      </w:r>
+      <w:hyperlink r:id="rId98">
         <w:r>
           <w:rPr>
             <w:rStyle w:val="Hyperlink"/>
           </w:rPr>
-          <w:t xml:space="preserve">https://doi.org/10.7554/eLife.74335</w:t>
+          <w:t xml:space="preserve">Transcriptional signatures of aging</w:t>
         </w:r>
       </w:hyperlink>
       <w:r>
         <w:t xml:space="preserve">.</w:t>
       </w:r>
+      <w:r>
+        <w:t xml:space="preserve"> </w:t>
+      </w:r>
+      <w:r>
+        <w:rPr>
+          <w:iCs/>
+          <w:i/>
+        </w:rPr>
+        <w:t xml:space="preserve">Journal of Molecular Biology</w:t>
+      </w:r>
+      <w:r>
+        <w:t xml:space="preserve"> </w:t>
+      </w:r>
+      <w:r>
+        <w:rPr>
+          <w:bCs/>
+          <w:b/>
+        </w:rPr>
+        <w:t xml:space="preserve">429</w:t>
+      </w:r>
+      <w:r>
+        <w:t xml:space="preserve">, 2427–2437.</w:t>
+      </w:r>
+    </w:p>
+    <w:bookmarkEnd w:id="99"/>
+    <w:bookmarkStart w:id="100" w:name="ref-stokes_transcriptomics_2023"/>
+    <w:p>
+      <w:pPr>
+        <w:pStyle w:val="Bibliography"/>
+      </w:pPr>
+      <w:r>
+        <w:rPr>
+          <w:bCs/>
+          <w:b/>
+        </w:rPr>
+        <w:t xml:space="preserve">Stokes, T., Cen, H. H., Kapranov, P., Gallagher, I. J., Pitsillides, A. A., Volmar, C.-H., Kraus, W. E., Johnson, J. D., Phillips, S. M. and Wahlestedt, C.</w:t>
+      </w:r>
+      <w:r>
+        <w:t xml:space="preserve"> </w:t>
+      </w:r>
+      <w:r>
+        <w:t xml:space="preserve">(2023). Transcriptomics for clinical and experimental biology research: Hang on a seq.</w:t>
+      </w:r>
+      <w:r>
+        <w:t xml:space="preserve"> </w:t>
+      </w:r>
+      <w:r>
+        <w:rPr>
+          <w:iCs/>
+          <w:i/>
+        </w:rPr>
+        <w:t xml:space="preserve">Advanced Genetics</w:t>
+      </w:r>
+      <w:r>
+        <w:t xml:space="preserve"> </w:t>
+      </w:r>
+      <w:r>
+        <w:rPr>
+          <w:bCs/>
+          <w:b/>
+        </w:rPr>
+        <w:t xml:space="preserve">4</w:t>
+      </w:r>
+      <w:r>
+        <w:t xml:space="preserve">, 2200024.</w:t>
+      </w:r>
     </w:p>
     <w:bookmarkEnd w:id="100"/>
-    <w:bookmarkStart w:id="102" w:name="ref-veeneman_two-pass_2016"/>
+    <w:bookmarkStart w:id="101" w:name="ref-sznajder_intron_2018"/>
     <w:p>
       <w:pPr>
         <w:pStyle w:val="Bibliography"/>
       </w:pPr>
       <w:r>
-        <w:t xml:space="preserve">Veeneman BA, Shukla S, Dhanasekaran SM, Chinnaiyan AM, Nesvizhskii AI. 2016.</w:t>
-      </w:r>
-      <w:r>
-        <w:t xml:space="preserve"> </w:t>
-      </w:r>
-      <w:hyperlink r:id="rId101">
+        <w:rPr>
+          <w:bCs/>
+          <w:b/>
+        </w:rPr>
+        <w:t xml:space="preserve">Sznajder, Ł. J., Thomas, J. D., Carrell, E. M., Reid, T., McFarland, K. N., Cleary, J. D., Oliveira, R., Nutter, C. A., Bhatt, K. and Sobczak, K.</w:t>
+      </w:r>
+      <w:r>
+        <w:t xml:space="preserve"> </w:t>
+      </w:r>
+      <w:r>
+        <w:t xml:space="preserve">(2018). Intron retention induced by microsatellite expansions as a disease biomarker.</w:t>
+      </w:r>
+      <w:r>
+        <w:t xml:space="preserve"> </w:t>
+      </w:r>
+      <w:r>
+        <w:rPr>
+          <w:iCs/>
+          <w:i/>
+        </w:rPr>
+        <w:t xml:space="preserve">Proceedings of the National Academy of Sciences</w:t>
+      </w:r>
+      <w:r>
+        <w:t xml:space="preserve"> </w:t>
+      </w:r>
+      <w:r>
+        <w:rPr>
+          <w:bCs/>
+          <w:b/>
+        </w:rPr>
+        <w:t xml:space="preserve">115</w:t>
+      </w:r>
+      <w:r>
+        <w:t xml:space="preserve">, 4234–4239.</w:t>
+      </w:r>
+    </w:p>
+    <w:bookmarkEnd w:id="101"/>
+    <w:bookmarkStart w:id="102" w:name="ref-ubaida-mohien_physical_2019"/>
+    <w:p>
+      <w:pPr>
+        <w:pStyle w:val="Bibliography"/>
+      </w:pPr>
+      <w:r>
+        <w:rPr>
+          <w:bCs/>
+          <w:b/>
+        </w:rPr>
+        <w:t xml:space="preserve">Ubaida-Mohien, C., Gonzalez-Freire, M., Lyashkov, A., Moaddel, R., Chia, C. W., Simonsick, E. M., Sen, R. and Ferrucci, L.</w:t>
+      </w:r>
+      <w:r>
+        <w:t xml:space="preserve"> </w:t>
+      </w:r>
+      <w:r>
+        <w:t xml:space="preserve">(2019a). Physical activity associated proteomics of skeletal muscle: Being physically active in daily life may protect skeletal muscle from aging.</w:t>
+      </w:r>
+      <w:r>
+        <w:t xml:space="preserve"> </w:t>
+      </w:r>
+      <w:r>
+        <w:rPr>
+          <w:iCs/>
+          <w:i/>
+        </w:rPr>
+        <w:t xml:space="preserve">Frontiers in physiology</w:t>
+      </w:r>
+      <w:r>
+        <w:t xml:space="preserve"> </w:t>
+      </w:r>
+      <w:r>
+        <w:rPr>
+          <w:bCs/>
+          <w:b/>
+        </w:rPr>
+        <w:t xml:space="preserve">10</w:t>
+      </w:r>
+      <w:r>
+        <w:t xml:space="preserve">, 312.</w:t>
+      </w:r>
+    </w:p>
+    <w:bookmarkEnd w:id="102"/>
+    <w:bookmarkStart w:id="104" w:name="ref-ubaida-mohien_discovery_2019"/>
+    <w:p>
+      <w:pPr>
+        <w:pStyle w:val="Bibliography"/>
+      </w:pPr>
+      <w:r>
+        <w:rPr>
+          <w:bCs/>
+          <w:b/>
+        </w:rPr>
+        <w:t xml:space="preserve">Ubaida-Mohien, C., Lyashkov, A., Gonzalez-Freire, M., Tharakan, R., Shardell, M., Moaddel, R., Semba, R. D., Chia, C. W., Gorospe, M., Sen, R., et al.</w:t>
+      </w:r>
+      <w:r>
+        <w:t xml:space="preserve"> </w:t>
+      </w:r>
+      <w:r>
+        <w:t xml:space="preserve">(2019b).</w:t>
+      </w:r>
+      <w:r>
+        <w:t xml:space="preserve"> </w:t>
+      </w:r>
+      <w:hyperlink r:id="rId103">
+        <w:r>
+          <w:rPr>
+            <w:rStyle w:val="Hyperlink"/>
+          </w:rPr>
+          <w:t xml:space="preserve">Discovery proteomics in aging human skeletal muscle finds change in spliceosome, immunity, proteostasis and mitochondria</w:t>
+        </w:r>
+      </w:hyperlink>
+      <w:r>
+        <w:t xml:space="preserve">.</w:t>
+      </w:r>
+      <w:r>
+        <w:t xml:space="preserve"> </w:t>
+      </w:r>
+      <w:r>
+        <w:rPr>
+          <w:iCs/>
+          <w:i/>
+        </w:rPr>
+        <w:t xml:space="preserve">eLife</w:t>
+      </w:r>
+      <w:r>
+        <w:t xml:space="preserve"> </w:t>
+      </w:r>
+      <w:r>
+        <w:rPr>
+          <w:bCs/>
+          <w:b/>
+        </w:rPr>
+        <w:t xml:space="preserve">8</w:t>
+      </w:r>
+      <w:r>
+        <w:t xml:space="preserve">, e49874.</w:t>
+      </w:r>
+    </w:p>
+    <w:bookmarkEnd w:id="104"/>
+    <w:bookmarkStart w:id="106" w:name="ref-ubaida-mohien_unbiased_2022"/>
+    <w:p>
+      <w:pPr>
+        <w:pStyle w:val="Bibliography"/>
+      </w:pPr>
+      <w:r>
+        <w:rPr>
+          <w:bCs/>
+          <w:b/>
+        </w:rPr>
+        <w:t xml:space="preserve">Ubaida-Mohien, C., Spendiff, S., Lyashkov, A., Moaddel, R., MacMillan, N. J., Filion, M.-E., Morais, J. A., Taivassalo, T., Ferrucci, L. and Hepple, R. T.</w:t>
+      </w:r>
+      <w:r>
+        <w:t xml:space="preserve"> </w:t>
+      </w:r>
+      <w:r>
+        <w:t xml:space="preserve">(2022).</w:t>
+      </w:r>
+      <w:r>
+        <w:t xml:space="preserve"> </w:t>
+      </w:r>
+      <w:hyperlink r:id="rId105">
+        <w:r>
+          <w:rPr>
+            <w:rStyle w:val="Hyperlink"/>
+          </w:rPr>
+          <w:t xml:space="preserve">Unbiased proteomics, histochemistry, and mitochondrial</w:t>
+        </w:r>
+        <w:r>
+          <w:rPr>
+            <w:rStyle w:val="Hyperlink"/>
+          </w:rPr>
+          <w:t xml:space="preserve"> </w:t>
+        </w:r>
+        <w:r>
+          <w:rPr>
+            <w:rStyle w:val="Hyperlink"/>
+          </w:rPr>
+          <w:t xml:space="preserve">DNA</w:t>
+        </w:r>
+        <w:r>
+          <w:rPr>
+            <w:rStyle w:val="Hyperlink"/>
+          </w:rPr>
+          <w:t xml:space="preserve"> </w:t>
+        </w:r>
+        <w:r>
+          <w:rPr>
+            <w:rStyle w:val="Hyperlink"/>
+          </w:rPr>
+          <w:t xml:space="preserve">copy number reveal better mitochondrial health in muscle of high-functioning octogenarians</w:t>
+        </w:r>
+      </w:hyperlink>
+      <w:r>
+        <w:t xml:space="preserve">.</w:t>
+      </w:r>
+      <w:r>
+        <w:t xml:space="preserve"> </w:t>
+      </w:r>
+      <w:r>
+        <w:rPr>
+          <w:iCs/>
+          <w:i/>
+        </w:rPr>
+        <w:t xml:space="preserve">eLife</w:t>
+      </w:r>
+      <w:r>
+        <w:t xml:space="preserve"> </w:t>
+      </w:r>
+      <w:r>
+        <w:rPr>
+          <w:bCs/>
+          <w:b/>
+        </w:rPr>
+        <w:t xml:space="preserve">11</w:t>
+      </w:r>
+      <w:r>
+        <w:t xml:space="preserve">, e74335.</w:t>
+      </w:r>
+    </w:p>
+    <w:bookmarkEnd w:id="106"/>
+    <w:bookmarkStart w:id="108" w:name="ref-veeneman_two-pass_2016"/>
+    <w:p>
+      <w:pPr>
+        <w:pStyle w:val="Bibliography"/>
+      </w:pPr>
+      <w:r>
+        <w:rPr>
+          <w:bCs/>
+          <w:b/>
+        </w:rPr>
+        <w:t xml:space="preserve">Veeneman, B. A., Shukla, S., Dhanasekaran, S. M., Chinnaiyan, A. M. and Nesvizhskii, A. I.</w:t>
+      </w:r>
+      <w:r>
+        <w:t xml:space="preserve"> </w:t>
+      </w:r>
+      <w:r>
+        <w:t xml:space="preserve">(2016).</w:t>
+      </w:r>
+      <w:r>
+        <w:t xml:space="preserve"> </w:t>
+      </w:r>
+      <w:hyperlink r:id="rId107">
         <w:r>
           <w:rPr>
             <w:rStyle w:val="Hyperlink"/>
@@ -3588,17 +5089,27 @@
         <w:t xml:space="preserve">32</w:t>
       </w:r>
       <w:r>
-        <w:t xml:space="preserve">: 43–49.</w:t>
-      </w:r>
-    </w:p>
-    <w:bookmarkEnd w:id="102"/>
-    <w:bookmarkStart w:id="103" w:name="ref-welle_gene_2003"/>
+        <w:t xml:space="preserve">, 43–49.</w:t>
+      </w:r>
+    </w:p>
+    <w:bookmarkEnd w:id="108"/>
+    <w:bookmarkStart w:id="109" w:name="ref-welle_gene_2003"/>
     <w:p>
       <w:pPr>
         <w:pStyle w:val="Bibliography"/>
       </w:pPr>
       <w:r>
-        <w:t xml:space="preserve">Welle S, Brooks AI, Delehanty JM, Needler N, Thornton CA. 2003. Gene expression profile of aging in human muscle.</w:t>
+        <w:rPr>
+          <w:bCs/>
+          <w:b/>
+        </w:rPr>
+        <w:t xml:space="preserve">Welle, S., Brooks, A. I., Delehanty, J. M., Needler, N. and Thornton, C. A.</w:t>
+      </w:r>
+      <w:r>
+        <w:t xml:space="preserve"> </w:t>
+      </w:r>
+      <w:r>
+        <w:t xml:space="preserve">(2003). Gene expression profile of aging in human muscle.</w:t>
       </w:r>
       <w:r>
         <w:t xml:space="preserve"> </w:t>
@@ -3621,22 +5132,132 @@
         <w:t xml:space="preserve">14</w:t>
       </w:r>
       <w:r>
-        <w:t xml:space="preserve">: 149–159.</w:t>
-      </w:r>
-    </w:p>
-    <w:bookmarkEnd w:id="103"/>
-    <w:bookmarkStart w:id="105" w:name="ref-wong_intron_2016"/>
+        <w:t xml:space="preserve">, 149–159.</w:t>
+      </w:r>
+    </w:p>
+    <w:bookmarkEnd w:id="109"/>
+    <w:bookmarkStart w:id="110" w:name="ref-wong_intron_2022"/>
     <w:p>
       <w:pPr>
         <w:pStyle w:val="Bibliography"/>
       </w:pPr>
       <w:r>
-        <w:t xml:space="preserve">Wong JJ-L, Au AYM, Ritchie W, Rasko JEJ. 2016.</w:t>
-      </w:r>
-      <w:r>
-        <w:t xml:space="preserve"> </w:t>
-      </w:r>
-      <w:hyperlink r:id="rId104">
+        <w:rPr>
+          <w:bCs/>
+          <w:b/>
+        </w:rPr>
+        <w:t xml:space="preserve">Wong, J. J.-L. and Schmitz, U.</w:t>
+      </w:r>
+      <w:r>
+        <w:t xml:space="preserve"> </w:t>
+      </w:r>
+      <w:r>
+        <w:t xml:space="preserve">(2022). Intron retention: Importance, challenges, and opportunities.</w:t>
+      </w:r>
+      <w:r>
+        <w:t xml:space="preserve"> </w:t>
+      </w:r>
+      <w:r>
+        <w:rPr>
+          <w:iCs/>
+          <w:i/>
+        </w:rPr>
+        <w:t xml:space="preserve">Trends in Genetics</w:t>
+      </w:r>
+      <w:r>
+        <w:t xml:space="preserve"> </w:t>
+      </w:r>
+      <w:r>
+        <w:rPr>
+          <w:bCs/>
+          <w:b/>
+        </w:rPr>
+        <w:t xml:space="preserve">38</w:t>
+      </w:r>
+      <w:r>
+        <w:t xml:space="preserve">, 789–792.</w:t>
+      </w:r>
+    </w:p>
+    <w:bookmarkEnd w:id="110"/>
+    <w:bookmarkStart w:id="112" w:name="ref-wong_orchestrated_2013"/>
+    <w:p>
+      <w:pPr>
+        <w:pStyle w:val="Bibliography"/>
+      </w:pPr>
+      <w:r>
+        <w:rPr>
+          <w:bCs/>
+          <w:b/>
+        </w:rPr>
+        <w:t xml:space="preserve">Wong, J. J.-L., Ritchie, W., Ebner, O. A., Selbach, M., Wong, J. W. H., Huang, Y., Gao, D., Pinello, N., Gonzalez, M., Baidya, K., et al.</w:t>
+      </w:r>
+      <w:r>
+        <w:t xml:space="preserve"> </w:t>
+      </w:r>
+      <w:r>
+        <w:t xml:space="preserve">(2013).</w:t>
+      </w:r>
+      <w:r>
+        <w:t xml:space="preserve"> </w:t>
+      </w:r>
+      <w:hyperlink r:id="rId111">
+        <w:r>
+          <w:rPr>
+            <w:rStyle w:val="Hyperlink"/>
+          </w:rPr>
+          <w:t xml:space="preserve">Orchestrated intron retention regulates normal granulocyte differentiation</w:t>
+        </w:r>
+      </w:hyperlink>
+      <w:r>
+        <w:t xml:space="preserve">.</w:t>
+      </w:r>
+      <w:r>
+        <w:t xml:space="preserve"> </w:t>
+      </w:r>
+      <w:r>
+        <w:rPr>
+          <w:iCs/>
+          <w:i/>
+        </w:rPr>
+        <w:t xml:space="preserve">Cell</w:t>
+      </w:r>
+      <w:r>
+        <w:t xml:space="preserve"> </w:t>
+      </w:r>
+      <w:r>
+        <w:rPr>
+          <w:bCs/>
+          <w:b/>
+        </w:rPr>
+        <w:t xml:space="preserve">154</w:t>
+      </w:r>
+      <w:r>
+        <w:t xml:space="preserve">, 583–595.</w:t>
+      </w:r>
+    </w:p>
+    <w:bookmarkEnd w:id="112"/>
+    <w:bookmarkStart w:id="114" w:name="ref-wong_intron_2016"/>
+    <w:p>
+      <w:pPr>
+        <w:pStyle w:val="Bibliography"/>
+      </w:pPr>
+      <w:r>
+        <w:rPr>
+          <w:bCs/>
+          <w:b/>
+        </w:rPr>
+        <w:t xml:space="preserve">Wong, J. J.-L., Au, A. Y. M., Ritchie, W. and Rasko, J. E. J.</w:t>
+      </w:r>
+      <w:r>
+        <w:t xml:space="preserve"> </w:t>
+      </w:r>
+      <w:r>
+        <w:t xml:space="preserve">(2016).</w:t>
+      </w:r>
+      <w:r>
+        <w:t xml:space="preserve"> </w:t>
+      </w:r>
+      <w:hyperlink r:id="rId113">
         <w:r>
           <w:rPr>
             <w:rStyle w:val="Hyperlink"/>
@@ -3683,17 +5304,36 @@
         <w:t xml:space="preserve">38</w:t>
       </w:r>
       <w:r>
-        <w:t xml:space="preserve">: 41–49.</w:t>
-      </w:r>
-    </w:p>
-    <w:bookmarkEnd w:id="105"/>
-    <w:bookmarkStart w:id="107" w:name="ref-wong_orchestrated_2013"/>
+        <w:t xml:space="preserve">, 41–49.</w:t>
+      </w:r>
+    </w:p>
+    <w:bookmarkEnd w:id="114"/>
+    <w:bookmarkStart w:id="115" w:name="ref-zheng_intron_2020"/>
     <w:p>
       <w:pPr>
         <w:pStyle w:val="Bibliography"/>
       </w:pPr>
       <w:r>
-        <w:t xml:space="preserve">Wong JJ-L, Ritchie W, Ebner OA, Selbach M, Wong JWH, Huang Y, Gao D, Pinello N, Gonzalez M, Baidya K, et al. 2013. Orchestrated intron retention regulates normal granulocyte differentiation.</w:t>
+        <w:rPr>
+          <w:bCs/>
+          <w:b/>
+        </w:rPr>
+        <w:t xml:space="preserve">Zheng, J.-T., Lin, C.-X., Fang, Z.-Y. and Li, H.-D.</w:t>
+      </w:r>
+      <w:r>
+        <w:t xml:space="preserve"> </w:t>
+      </w:r>
+      <w:r>
+        <w:t xml:space="preserve">(2020). Intron retention as a mode for</w:t>
+      </w:r>
+      <w:r>
+        <w:t xml:space="preserve"> </w:t>
+      </w:r>
+      <w:r>
+        <w:t xml:space="preserve">RNA</w:t>
+      </w:r>
+      <w:r>
+        <w:t xml:space="preserve">-seq data analysis.</w:t>
       </w:r>
       <w:r>
         <w:t xml:space="preserve"> </w:t>
@@ -3703,98 +5343,6 @@
           <w:iCs/>
           <w:i/>
         </w:rPr>
-        <w:t xml:space="preserve">Cell</w:t>
-      </w:r>
-      <w:r>
-        <w:t xml:space="preserve"> </w:t>
-      </w:r>
-      <w:r>
-        <w:rPr>
-          <w:bCs/>
-          <w:b/>
-        </w:rPr>
-        <w:t xml:space="preserve">154</w:t>
-      </w:r>
-      <w:r>
-        <w:t xml:space="preserve">: 583–595.</w:t>
-      </w:r>
-      <w:r>
-        <w:t xml:space="preserve"> </w:t>
-      </w:r>
-      <w:hyperlink r:id="rId106">
-        <w:r>
-          <w:rPr>
-            <w:rStyle w:val="Hyperlink"/>
-          </w:rPr>
-          <w:t xml:space="preserve">https://doi.org/10.1016/j.cell.2013.06.052</w:t>
-        </w:r>
-      </w:hyperlink>
-      <w:r>
-        <w:t xml:space="preserve"> </w:t>
-      </w:r>
-      <w:r>
-        <w:t xml:space="preserve">(Accessed October 2, 2024).</w:t>
-      </w:r>
-    </w:p>
-    <w:bookmarkEnd w:id="107"/>
-    <w:bookmarkStart w:id="108" w:name="ref-wong_intron_2022"/>
-    <w:p>
-      <w:pPr>
-        <w:pStyle w:val="Bibliography"/>
-      </w:pPr>
-      <w:r>
-        <w:t xml:space="preserve">Wong JJ-L, Schmitz U. 2022. Intron retention: Importance, challenges, and opportunities.</w:t>
-      </w:r>
-      <w:r>
-        <w:t xml:space="preserve"> </w:t>
-      </w:r>
-      <w:r>
-        <w:rPr>
-          <w:iCs/>
-          <w:i/>
-        </w:rPr>
-        <w:t xml:space="preserve">Trends in Genetics</w:t>
-      </w:r>
-      <w:r>
-        <w:t xml:space="preserve"> </w:t>
-      </w:r>
-      <w:r>
-        <w:rPr>
-          <w:bCs/>
-          <w:b/>
-        </w:rPr>
-        <w:t xml:space="preserve">38</w:t>
-      </w:r>
-      <w:r>
-        <w:t xml:space="preserve">: 789–792.</w:t>
-      </w:r>
-    </w:p>
-    <w:bookmarkEnd w:id="108"/>
-    <w:bookmarkStart w:id="109" w:name="ref-zheng_intron_2020"/>
-    <w:p>
-      <w:pPr>
-        <w:pStyle w:val="Bibliography"/>
-      </w:pPr>
-      <w:r>
-        <w:t xml:space="preserve">Zheng J-T, Lin C-X, Fang Z-Y, Li H-D. 2020. Intron retention as a mode for</w:t>
-      </w:r>
-      <w:r>
-        <w:t xml:space="preserve"> </w:t>
-      </w:r>
-      <w:r>
-        <w:t xml:space="preserve">RNA</w:t>
-      </w:r>
-      <w:r>
-        <w:t xml:space="preserve">-seq data analysis.</w:t>
-      </w:r>
-      <w:r>
-        <w:t xml:space="preserve"> </w:t>
-      </w:r>
-      <w:r>
-        <w:rPr>
-          <w:iCs/>
-          <w:i/>
-        </w:rPr>
         <w:t xml:space="preserve">Frontiers in genetics</w:t>
       </w:r>
       <w:r>
@@ -3808,14 +5356,14 @@
         <w:t xml:space="preserve">11</w:t>
       </w:r>
       <w:r>
-        <w:t xml:space="preserve">: 586.</w:t>
-      </w:r>
-    </w:p>
-    <w:bookmarkEnd w:id="109"/>
-    <w:bookmarkEnd w:id="110"/>
-    <w:bookmarkEnd w:id="111"/>
-    <w:bookmarkEnd w:id="112"/>
-    <w:bookmarkEnd w:id="113"/>
+        <w:t xml:space="preserve">, 586.</w:t>
+      </w:r>
+    </w:p>
+    <w:bookmarkEnd w:id="115"/>
+    <w:bookmarkEnd w:id="116"/>
+    <w:bookmarkEnd w:id="117"/>
+    <w:bookmarkEnd w:id="118"/>
+    <w:bookmarkEnd w:id="119"/>
     <w:sectPr>
       <w:headerReference r:id="rId9" w:type="default"/>
       <w:pgSz w:h="15840" w:w="12240"/>

--- a/Intron_retention_manuscript.docx
+++ b/Intron_retention_manuscript.docx
@@ -337,7 +337,7 @@
         <w:pStyle w:val="FirstParagraph"/>
       </w:pPr>
       <w:r>
-        <w:t xml:space="preserve">Aging is characterized by a progressive decline in most biological functions leading to reduced vitality, increased risk of diseases and eventually death</w:t>
+        <w:t xml:space="preserve">Aging is characterized by a progressive decline in most biological functions leading to increasing morbidity and mortality</w:t>
       </w:r>
       <w:r>
         <w:t xml:space="preserve"> </w:t>
@@ -349,7 +349,7 @@
         <w:t xml:space="preserve"> </w:t>
       </w:r>
       <w:r>
-        <w:t xml:space="preserve">. Physiologically, aging is associated with the induction of different stress response pathways in different cells, tissues and species</w:t>
+        <w:t xml:space="preserve">. Physiologically, aging is associated with the induction of different stress response pathways in several cells, tissues and species</w:t>
       </w:r>
       <w:r>
         <w:t xml:space="preserve"> </w:t>
@@ -358,7 +358,7 @@
         <w:t xml:space="preserve">(Stegeman and Weake, 2017; Welle et al., 2003)</w:t>
       </w:r>
       <w:r>
-        <w:t xml:space="preserve">. Aging and aging-like phenotypes are also associated with increased mis-splicing</w:t>
+        <w:t xml:space="preserve">. Aging and aging-like phenotypes are also associated with increased mis-regulated alternative splicing</w:t>
       </w:r>
       <w:r>
         <w:t xml:space="preserve"> </w:t>
@@ -379,7 +379,7 @@
         <w:t xml:space="preserve">(Ferrucci et al., 2022 ; Ubaida-Mohien et al., 2019b)</w:t>
       </w:r>
       <w:r>
-        <w:t xml:space="preserve">.</w:t>
+        <w:t xml:space="preserve">. Most aging-focused research are aimed at reversing or slowing down the effects of aging such as mis-splicing.</w:t>
       </w:r>
     </w:p>
     <w:p>
@@ -387,7 +387,7 @@
         <w:pStyle w:val="Brdtekst"/>
       </w:pPr>
       <w:r>
-        <w:t xml:space="preserve">Intron retention (IR) is the major form of alternative splicing that is affected by aging</w:t>
+        <w:t xml:space="preserve">Intron retention (IR) is the type of alternative splicing that is majorly affected by aging</w:t>
       </w:r>
       <w:r>
         <w:t xml:space="preserve"> </w:t>
@@ -396,7 +396,7 @@
         <w:t xml:space="preserve">(Bhadra et al., 2020; Kodama et al., 2024; Mariotti et al., 2022)</w:t>
       </w:r>
       <w:r>
-        <w:t xml:space="preserve">. It mostly affects protein-coding genes thus resulting in a transcriptomic and proteomic diversity that could influence cellular plasticity. IR occurs when a full intron, or parts of an intron in a mature messenger RNA (mRNA) is retained during splicing, resulting in the presence of an unprocessed sequence in the mRNA. The retention leads either to the degradation of the IR-containing transcripts through nonsense-mediated decay or the action of nucleases; or to frameshifts that cause the generation of alternative protein isoforms</w:t>
+        <w:t xml:space="preserve">. IR occurs when a full intron, or parts of an intron in a mature messenger RNA (mRNA) is retained during splicing, resulting in the presence of an unprocessed sequence in the mRNA. This leads either to the degradation of the IR-containing transcripts through nonsense-mediated decay or the action of nucleases; or to frameshifts that cause the generation of alternative protein isoforms</w:t>
       </w:r>
       <w:r>
         <w:t xml:space="preserve"> </w:t>
@@ -405,7 +405,7 @@
         <w:t xml:space="preserve">(Baralle and Romano, 2023 ; Zheng et al., 2020 ; Jacob and Smith, 2017 ; Mauger et al., 2016; Monteuuis et al., 2019; Wong and Schmitz, 2022 )</w:t>
       </w:r>
       <w:r>
-        <w:t xml:space="preserve">. IR predominantly occurs in transcripts that lack physiological relevance in cells and tissues they are detected in</w:t>
+        <w:t xml:space="preserve">. IR mostly affects protein-coding genes, thus resulting in a transcriptomic and proteomic diversity that could influence cellular plasticity. IR predominantly occurs in transcripts that lack physiological relevance in cells and tissues they are detected in</w:t>
       </w:r>
       <w:r>
         <w:t xml:space="preserve"> </w:t>
@@ -414,7 +414,7 @@
         <w:t xml:space="preserve">(Braunschweig et al., 2014)</w:t>
       </w:r>
       <w:r>
-        <w:t xml:space="preserve">. Increase in IR is a signature of the aging process</w:t>
+        <w:t xml:space="preserve">. Increaseed IR is a signature of the aging process</w:t>
       </w:r>
       <w:r>
         <w:t xml:space="preserve"> </w:t>
@@ -571,7 +571,7 @@
       </w:r>
     </w:p>
     <w:bookmarkEnd w:id="20"/>
-    <w:bookmarkStart w:id="127" w:name="results"/>
+    <w:bookmarkStart w:id="130" w:name="results"/>
     <w:p>
       <w:pPr>
         <w:pStyle w:val="Overskrift1"/>
@@ -1200,7 +1200,7 @@
         </w:tc>
       </w:tr>
     </w:tbl>
-    <w:bookmarkStart w:id="22" w:name="Xe772a49fa336388ba1056fac18340d47d2c4ed0"/>
+    <w:bookmarkStart w:id="21" w:name="Xe772a49fa336388ba1056fac18340d47d2c4ed0"/>
     <w:p>
       <w:pPr>
         <w:pStyle w:val="Overskrift4"/>
@@ -1214,7 +1214,27 @@
         <w:pStyle w:val="FirstParagraph"/>
       </w:pPr>
       <w:r>
-        <w:t xml:space="preserve">To determine if there were introns having same splicing efficiency patterns across all baseline samples, we investigated those with poor splicing efficiency, as well as those with perfect splicing efficiency across all samples. To identify introns with characteristically low splicing efficiency , we filtered the baseline dataset for introns whose splicing efficiency across all baseline samples have a maximum total splicing efficiency of 0.2 . Six introns belonging to six different transcripts were shown to be almost 100% retained in all samples. The introns are as shown in</w:t>
+        <w:t xml:space="preserve">To determine if there were introns having same splicing efficiency patterns across all baseline samples, we analysed the 23063 introns captured by SpliceQ</w:t>
+      </w:r>
+      <w:r>
+        <w:t xml:space="preserve"> </w:t>
+      </w:r>
+      <w:r>
+        <w:t xml:space="preserve">(Melo Costa et al., 2021)</w:t>
+      </w:r>
+      <w:r>
+        <w:t xml:space="preserve"> </w:t>
+      </w:r>
+      <w:r>
+        <w:t xml:space="preserve">across all the 446 pre-exercise samples from the 371 participants to determine those with poor splicing efficiency, in addition to those with perfect splicing efficiency across all samples.</w:t>
+      </w:r>
+    </w:p>
+    <w:p>
+      <w:pPr>
+        <w:pStyle w:val="Brdtekst"/>
+      </w:pPr>
+      <w:r>
+        <w:t xml:space="preserve">To identify introns with characteristically low splicing efficiency , we filtered the baseline dataset for introns whose splicing efficiency across all baseline samples have a maximum total splicing efficiency of 0.2 . Six introns belonging to six different transcripts were shown to be almost 100% retained in all samples. The introns are as shown in</w:t>
       </w:r>
       <w:r>
         <w:t xml:space="preserve"> </w:t>
@@ -1252,7 +1272,20 @@
         <w:t xml:space="preserve"> </w:t>
       </w:r>
       <w:r>
-        <w:t xml:space="preserve">. The other transcript containing the poorly spliced intron is an alternatively spliced transcript of the MEIOC gene that lacks a coding sequence (CDS). GO analysis of the MEIOC transcript reveals it is involved in meiotic processes as seen in Figure 1.</w:t>
+        <w:t xml:space="preserve">. The other transcript containing the poorly spliced intron is an alternatively spliced transcript of the MEIOC gene that lacks a coding sequence (CDS). GO analysis of the MEIOC transcript reveals it is involved in meiotic processes as seen in</w:t>
+      </w:r>
+      <w:r>
+        <w:t xml:space="preserve"> </w:t>
+      </w:r>
+      <w:r>
+        <w:rPr>
+          <w:bCs/>
+          <w:b/>
+        </w:rPr>
+        <w:t xml:space="preserve">Figure 1</w:t>
+      </w:r>
+      <w:r>
+        <w:t xml:space="preserve">. Only two of the poorly spliced introns were captured in the post exercise data where they still remained poorly spliced.</w:t>
       </w:r>
     </w:p>
     <w:p>
@@ -1265,28 +1298,104 @@
       <w:r>
         <w:t xml:space="preserve"> </w:t>
       </w:r>
-      <w:hyperlink r:id="rId21">
-        <w:r>
-          <w:rPr>
-            <w:rStyle w:val="Hyperlink"/>
-            <w:bCs/>
-            <w:b/>
-          </w:rPr>
-          <w:t xml:space="preserve">Figure 1</w:t>
-        </w:r>
-      </w:hyperlink>
+      <w:r>
+        <w:rPr>
+          <w:bCs/>
+          <w:b/>
+        </w:rPr>
+        <w:t xml:space="preserve">Figure 2</w:t>
+      </w:r>
+      <w:r>
+        <w:t xml:space="preserve">. 227 of these introns were captured in the postexercise data</w:t>
+      </w:r>
+    </w:p>
+    <w:p>
+      <w:pPr>
+        <w:pStyle w:val="Brdtekst"/>
+      </w:pPr>
+      <w:r>
+        <w:t xml:space="preserve">In the postexercise data, 329 of the 8738 introns were perfectly spliced across all introns , 218 of which were among those perfectly spliced at baseline.</w:t>
+      </w:r>
+    </w:p>
+    <w:bookmarkEnd w:id="21"/>
+    <w:bookmarkStart w:id="22" w:name="X3eb6849452ab827e3f31d3142075d982ffe3b40"/>
+    <w:p>
+      <w:pPr>
+        <w:pStyle w:val="Overskrift3"/>
+      </w:pPr>
+      <w:r>
+        <w:t xml:space="preserve">Transcript length did not correlate to splicing efficiency</w:t>
+      </w:r>
+    </w:p>
+    <w:p>
+      <w:pPr>
+        <w:pStyle w:val="FirstParagraph"/>
+      </w:pPr>
+      <w:r>
+        <w:t xml:space="preserve">To investigate if there was a correlation between transcript length and splicing efficiency at baseline, a pearson’s product-moment correlation test was performed and a negligible correlation of -0.018 at a pvalue of 0.007 was found between the transcript length and splicing efficiency. When tested in the post exercise data alone , it had a correlation estimate of -0.054 at a p value of 0.0. With the full dataset (baseline and postexercise), the correlation was -0.042 with a p.value of 0.0</w:t>
+      </w:r>
+    </w:p>
+    <w:p>
+      <w:pPr>
+        <w:pStyle w:val="Brdtekst"/>
+      </w:pPr>
+      <w:r>
+        <w:t xml:space="preserve">When both post and preexercise data were included, 8738 introns were captured across all datasets</w:t>
+      </w:r>
+    </w:p>
+    <w:p>
+      <w:pPr>
+        <w:pStyle w:val="Brdtekst"/>
+      </w:pPr>
+      <w:r>
+        <w:t xml:space="preserve">We measured intron retention as splicing efficiency using SpliceQ</w:t>
+      </w:r>
+      <w:r>
+        <w:t xml:space="preserve"> </w:t>
+      </w:r>
+      <w:r>
+        <w:t xml:space="preserve">(</w:t>
+      </w:r>
+      <w:r>
+        <w:rPr>
+          <w:bCs/>
+          <w:b/>
+        </w:rPr>
+        <w:t xml:space="preserve">demelocosta2021?</w:t>
+      </w:r>
+      <w:r>
+        <w:t xml:space="preserve">)</w:t>
+      </w:r>
+      <w:r>
+        <w:t xml:space="preserve">. mis-splicing occurs more in non-protein coding genes than in protein-coding genes</w:t>
+      </w:r>
+      <w:r>
+        <w:t xml:space="preserve"> </w:t>
+      </w:r>
+      <w:r>
+        <w:t xml:space="preserve">García-Ruiz et al. (2023)</w:t>
+      </w:r>
+      <w:r>
+        <w:t xml:space="preserve">, this disagrees with the results we obtained . We however take cognisance of the limitations in RNA-Seq’s reported ability to correctly quantify non-coding RNAs</w:t>
+      </w:r>
+      <w:r>
+        <w:t xml:space="preserve"> </w:t>
+      </w:r>
+      <w:r>
+        <w:t xml:space="preserve">Stokes et al. (2023)</w:t>
+      </w:r>
       <w:r>
         <w:t xml:space="preserve">.</w:t>
       </w:r>
     </w:p>
     <w:bookmarkEnd w:id="22"/>
-    <w:bookmarkStart w:id="23" w:name="X3eb6849452ab827e3f31d3142075d982ffe3b40"/>
+    <w:bookmarkStart w:id="23" w:name="Xc77112a0dba8f4e338bba3932d25e9daa7feb38"/>
     <w:p>
       <w:pPr>
         <w:pStyle w:val="Overskrift3"/>
       </w:pPr>
       <w:r>
-        <w:t xml:space="preserve">Transcript length did not correlate to splicing efficiency</w:t>
+        <w:t xml:space="preserve">Differentially spliced introns at baseline</w:t>
       </w:r>
     </w:p>
     <w:p>
@@ -1294,70 +1403,17 @@
         <w:pStyle w:val="FirstParagraph"/>
       </w:pPr>
       <w:r>
-        <w:t xml:space="preserve">To investigate if there was a correlation between transcript length and splicing efficiency at baseline, a pearson’s product-moment correlation test was performed and a negligle correllation of -0.018 at a pvalue of 0.007 was found between the transcript length and splicing efficiency</w:t>
-      </w:r>
-    </w:p>
-    <w:p>
-      <w:pPr>
-        <w:pStyle w:val="Brdtekst"/>
-      </w:pPr>
-      <w:r>
-        <w:t xml:space="preserve">When both post and preexercise data were included, 8738 introns were captured across all datasets</w:t>
-      </w:r>
-    </w:p>
-    <w:p>
-      <w:pPr>
-        <w:pStyle w:val="Brdtekst"/>
-      </w:pPr>
-      <w:r>
-        <w:t xml:space="preserve">We measured intron retention as splicing efficiency using SpliceQ</w:t>
-      </w:r>
-      <w:r>
-        <w:t xml:space="preserve"> </w:t>
-      </w:r>
-      <w:r>
-        <w:t xml:space="preserve">(</w:t>
-      </w:r>
-      <w:r>
-        <w:rPr>
-          <w:bCs/>
-          <w:b/>
-        </w:rPr>
-        <w:t xml:space="preserve">demelocosta2021?</w:t>
-      </w:r>
-      <w:r>
-        <w:t xml:space="preserve">)</w:t>
-      </w:r>
-      <w:r>
-        <w:t xml:space="preserve">. mis-splicing occurs more in non-protein coding genes than in protein-coding genes</w:t>
-      </w:r>
-      <w:r>
-        <w:t xml:space="preserve"> </w:t>
-      </w:r>
-      <w:r>
-        <w:t xml:space="preserve">García-Ruiz et al. (2023)</w:t>
-      </w:r>
-      <w:r>
-        <w:t xml:space="preserve">, this disagrees with the results we obtained . We however take cognisance of the limitations in RNA-Seq’s reported ability to correctly quantify non-coding RNAs</w:t>
-      </w:r>
-      <w:r>
-        <w:t xml:space="preserve"> </w:t>
-      </w:r>
-      <w:r>
-        <w:t xml:space="preserve">Stokes et al. (2023)</w:t>
-      </w:r>
-      <w:r>
-        <w:t xml:space="preserve">.</w:t>
+        <w:t xml:space="preserve">of the 23063 introns captured across all samples at baseline, 1158 were differentially spliced based on age. Gene ontology analyses reveal that the introns that tend to get poorly spliced with age tend to be related to skeletal muscle processes.</w:t>
       </w:r>
     </w:p>
     <w:bookmarkEnd w:id="23"/>
-    <w:bookmarkStart w:id="24" w:name="Xc77112a0dba8f4e338bba3932d25e9daa7feb38"/>
+    <w:bookmarkStart w:id="24" w:name="Xd5f0981d7f49cc96756577678bcc529159420b2"/>
     <w:p>
       <w:pPr>
         <w:pStyle w:val="Overskrift3"/>
       </w:pPr>
       <w:r>
-        <w:t xml:space="preserve">Differentially spliced introns at baseline</w:t>
+        <w:t xml:space="preserve">Resistance Exercise training elicits a different set of ds intron</w:t>
       </w:r>
     </w:p>
     <w:p>
@@ -1365,65 +1421,11 @@
         <w:pStyle w:val="FirstParagraph"/>
       </w:pPr>
       <w:r>
-        <w:t xml:space="preserve">1022 introns were differentially spliced at baseline, based on age. OF which 718 has negative estimates while 304 had positive estimates . Gene ontology analyses reveal that the introns that tend to get poorly spliced with age tend to be related to skeletal muscle processes.</w:t>
-      </w:r>
-    </w:p>
-    <w:p>
-      <w:pPr>
-        <w:pStyle w:val="Brdtekst"/>
-      </w:pPr>
-      <w:r>
-        <w:t xml:space="preserve">Saudemont et al. (2017)</w:t>
-      </w:r>
-      <w:r>
-        <w:t xml:space="preserve"> </w:t>
-      </w:r>
-      <w:r>
-        <w:t xml:space="preserve">stipulated a mutation-selection-drift theory that suggests shorter, intron-poor and lowly expressed genes show a poorer splicing efficiency</w:t>
-      </w:r>
-    </w:p>
-    <w:p>
-      <w:pPr>
-        <w:pStyle w:val="Brdtekst"/>
-      </w:pPr>
-      <w:r>
-        <w:t xml:space="preserve">There appears to be a progressive decrease in Splicing efficiency from young to middle aged, and then old</w:t>
-      </w:r>
-    </w:p>
-    <w:p>
-      <w:pPr>
-        <w:pStyle w:val="Brdtekst"/>
-      </w:pPr>
-      <w:r>
-        <w:t xml:space="preserve">detect differentially spliced introns between young and old participants, At baseline, using the filter characteristics of adjusted p.values =&lt; 0.05, only age had differentially spliced introns, sex and interaction between sex and age showed no ds introns. age alone revealed 1786 out of 18541 introns were differentially spliced between old and young participants. When this data was further queried to detected those with absolute log2fc of 1, it showed that 511 were significantly spliced differently between old and young participants. 3 introns were differentially sploiced by sex</w:t>
-      </w:r>
-    </w:p>
-    <w:p>
-      <w:pPr>
-        <w:pStyle w:val="Brdtekst"/>
-      </w:pPr>
-      <w:r>
-        <w:t xml:space="preserve">Seven introns were shown to be differentially expressed by age when used as a continous variable</w:t>
-      </w:r>
-    </w:p>
-    <w:p>
-      <w:pPr>
-        <w:pStyle w:val="Brdtekst"/>
-      </w:pPr>
-      <w:r>
-        <w:t xml:space="preserve">Of the 1693 ds introns captured in the full dataset, 135 were changed postexercise. Based on the Estimate values, they were all improvements</w:t>
-      </w:r>
-    </w:p>
-    <w:p>
-      <w:pPr>
-        <w:pStyle w:val="Brdtekst"/>
-      </w:pPr>
-      <w:r>
-        <w:t xml:space="preserve">At baseline, the splicing efficiency of 23063 introns were captured across all the 422 baseline samples in the data. , 1022 introns from 925 transcripts were differentially spliced. At the gene level, these corresponded to 132 genes. We explored</w:t>
+        <w:t xml:space="preserve">942 introns belonging to 580 transcripts belonging to 97 genes. were differentially spliced from the impact of RT, either alone (550) or in interaction with age (392)</w:t>
       </w:r>
     </w:p>
     <w:bookmarkEnd w:id="24"/>
-    <w:bookmarkStart w:id="30" w:name="materials-and-methods"/>
+    <w:bookmarkStart w:id="28" w:name="materials-and-methods"/>
     <w:p>
       <w:pPr>
         <w:pStyle w:val="Overskrift2"/>
@@ -1446,26 +1448,19 @@
         <w:pStyle w:val="FirstParagraph"/>
       </w:pPr>
       <w:r>
-        <w:t xml:space="preserve">Six datasets designed to investigate different aspects of adaptive response to RT are included in the study. Five of these datasets are from the TrainOme group while one is a publicly available dataset from</w:t>
-      </w:r>
-      <w:r>
-        <w:t xml:space="preserve"> </w:t>
-      </w:r>
-      <w:r>
-        <w:t xml:space="preserve">(</w:t>
-      </w:r>
-      <w:r>
-        <w:rPr>
-          <w:bCs/>
-          <w:b/>
-        </w:rPr>
-        <w:t xml:space="preserve">robinson2017?</w:t>
-      </w:r>
-      <w:r>
-        <w:t xml:space="preserve">)</w:t>
-      </w:r>
-      <w:r>
-        <w:t xml:space="preserve">. The datasets were selected based on the criteria that they included paired-end Illumina RNA-Seq data from the</w:t>
+        <w:t xml:space="preserve">Six different studies designed to investigate different aspects of adaptive response to RT were included in the analyses. Five of these studies were conducted by our research group, while one is a study by</w:t>
+      </w:r>
+      <w:r>
+        <w:t xml:space="preserve"> </w:t>
+      </w:r>
+      <w:r>
+        <w:t xml:space="preserve">Robinson et al. (2017)</w:t>
+      </w:r>
+      <w:r>
+        <w:t xml:space="preserve"> </w:t>
+      </w:r>
+      <w:r>
+        <w:t xml:space="preserve">with GEO ascension number GSE97084. The studies were selected based on the criteria that they included paired-end Illumina RNA-Seq data from the</w:t>
       </w:r>
       <w:r>
         <w:t xml:space="preserve"> </w:t>
@@ -1481,7 +1476,7 @@
         <w:t xml:space="preserve"> </w:t>
       </w:r>
       <w:r>
-        <w:t xml:space="preserve">muscle of human subjects who performed at least 10 weeks of RT with samples collected at baseline and at the end of the program . Age, recorded as a numerical variable of all participants also needed to be included in the data. The study protocols of the different datasets are described elsewhere.</w:t>
+        <w:t xml:space="preserve">muscle of human subjects who performed at least 10 weeks of RT with samples collected at baseline and at the end of the study . Age of all participants was also required to be included in the data. The study protocols of the different studies are described elsewhere.</w:t>
       </w:r>
     </w:p>
     <w:p>
@@ -1489,26 +1484,23 @@
         <w:pStyle w:val="Brdtekst"/>
       </w:pPr>
       <w:r>
-        <w:t xml:space="preserve">ReLieF project</w:t>
-      </w:r>
-      <w:r>
-        <w:t xml:space="preserve"> </w:t>
-      </w:r>
-      <w:r>
-        <w:t xml:space="preserve">(</w:t>
-      </w:r>
-      <w:r>
-        <w:rPr>
-          <w:bCs/>
-          <w:b/>
-        </w:rPr>
-        <w:t xml:space="preserve">lian?</w:t>
-      </w:r>
-      <w:r>
-        <w:t xml:space="preserve">)</w:t>
-      </w:r>
-      <w:r>
-        <w:t xml:space="preserve">.</w:t>
+        <w:t xml:space="preserve">The characteristics of included studies are presented in</w:t>
+      </w:r>
+      <w:r>
+        <w:t xml:space="preserve"> </w:t>
+      </w:r>
+      <w:r>
+        <w:rPr>
+          <w:bCs/>
+          <w:b/>
+        </w:rPr>
+        <w:t xml:space="preserve">Table X</w:t>
+      </w:r>
+      <w:r>
+        <w:t xml:space="preserve"> </w:t>
+      </w:r>
+      <w:r>
+        <w:t xml:space="preserve">below</w:t>
       </w:r>
     </w:p>
     <w:p>
@@ -1516,49 +1508,30 @@
         <w:pStyle w:val="Brdtekst"/>
       </w:pPr>
       <w:r>
-        <w:t xml:space="preserve">Alpha and Omega (ClinicalTrial.gov Identifier NCT04279951)</w:t>
-      </w:r>
-    </w:p>
-    <w:p>
-      <w:pPr>
-        <w:pStyle w:val="Brdtekst"/>
-      </w:pPr>
-      <w:r>
-        <w:t xml:space="preserve">ContraTrain (ClinicalTrial.gov Identifier NCT03795025)</w:t>
-      </w:r>
-    </w:p>
-    <w:p>
-      <w:pPr>
-        <w:pStyle w:val="Brdtekst"/>
-      </w:pPr>
-      <w:r>
-        <w:t xml:space="preserve">The characteristics of included studies are presented in</w:t>
-      </w:r>
-      <w:r>
-        <w:t xml:space="preserve"> </w:t>
-      </w:r>
-      <w:r>
-        <w:rPr>
-          <w:bCs/>
-          <w:b/>
-        </w:rPr>
-        <w:t xml:space="preserve">Table 1</w:t>
+        <w:rPr>
+          <w:bCs/>
+          <w:b/>
+        </w:rPr>
+        <w:t xml:space="preserve">Table 3</w:t>
+      </w:r>
+      <w:r>
+        <w:t xml:space="preserve">: basic characteristics of RT intervention studies included in this analysis: primary results from three of the RT intervention studies (COPD, Volume; SRP102542) have been previously published. Results from ContraTrain, Alpha &amp; Omega, and ReLiEf are yet to be published but links to description of their study protocols are provided</w:t>
       </w:r>
     </w:p>
     <w:tbl>
       <w:tblPr>
         <w:tblStyle w:val="Table"/>
-        <w:tblW w:type="pct" w:w="4913"/>
+        <w:tblW w:type="pct" w:w="4892"/>
         <w:tblLook w:firstRow="1" w:lastRow="0" w:firstColumn="0" w:lastColumn="0" w:noHBand="0" w:noVBand="0" w:val="0020"/>
         <w:jc w:val="start"/>
         <w:tblLayout w:type="fixed"/>
       </w:tblPr>
       <w:tblGrid>
-        <w:gridCol w:w="1693"/>
-        <w:gridCol w:w="2060"/>
-        <w:gridCol w:w="1144"/>
-        <w:gridCol w:w="1144"/>
-        <w:gridCol w:w="1739"/>
+        <w:gridCol w:w="854"/>
+        <w:gridCol w:w="1538"/>
+        <w:gridCol w:w="1823"/>
+        <w:gridCol w:w="1424"/>
+        <w:gridCol w:w="2108"/>
       </w:tblGrid>
       <w:tr>
         <w:trPr>
@@ -1572,7 +1545,7 @@
               <w:jc w:val="left"/>
             </w:pPr>
             <w:r>
-              <w:t xml:space="preserve">Dataset name</w:t>
+              <w:t xml:space="preserve">Study</w:t>
             </w:r>
           </w:p>
         </w:tc>
@@ -1584,7 +1557,7 @@
               <w:jc w:val="left"/>
             </w:pPr>
             <w:r>
-              <w:t xml:space="preserve">Number of participants. postexc in bracket</w:t>
+              <w:t xml:space="preserve">Participants at baseline</w:t>
             </w:r>
           </w:p>
         </w:tc>
@@ -1596,7 +1569,7 @@
               <w:jc w:val="left"/>
             </w:pPr>
             <w:r>
-              <w:t xml:space="preserve">Age range (in years)</w:t>
+              <w:t xml:space="preserve">participants at post-exercise</w:t>
             </w:r>
           </w:p>
         </w:tc>
@@ -1608,7 +1581,7 @@
               <w:jc w:val="left"/>
             </w:pPr>
             <w:r>
-              <w:t xml:space="preserve">RT duration (in weeks)</w:t>
+              <w:t xml:space="preserve">Age range</w:t>
             </w:r>
           </w:p>
         </w:tc>
@@ -1620,7 +1593,7 @@
               <w:jc w:val="left"/>
             </w:pPr>
             <w:r>
-              <w:t xml:space="preserve">Linked Publication</w:t>
+              <w:t xml:space="preserve">Publication or clinical identifier</w:t>
             </w:r>
           </w:p>
         </w:tc>
@@ -1646,7 +1619,7 @@
               <w:jc w:val="left"/>
             </w:pPr>
             <w:r>
-              <w:t xml:space="preserve">53 (53)</w:t>
+              <w:t xml:space="preserve">53</w:t>
             </w:r>
           </w:p>
         </w:tc>
@@ -1658,19 +1631,19 @@
               <w:jc w:val="left"/>
             </w:pPr>
             <w:r>
+              <w:t xml:space="preserve">53</w:t>
+            </w:r>
+          </w:p>
+        </w:tc>
+        <w:tc>
+          <w:tcPr/>
+          <w:p>
+            <w:pPr>
+              <w:pStyle w:val="Compact"/>
+              <w:jc w:val="left"/>
+            </w:pPr>
+            <w:r>
               <w:t xml:space="preserve">56-79</w:t>
-            </w:r>
-          </w:p>
-        </w:tc>
-        <w:tc>
-          <w:tcPr/>
-          <w:p>
-            <w:pPr>
-              <w:pStyle w:val="Compact"/>
-              <w:jc w:val="left"/>
-            </w:pPr>
-            <w:r>
-              <w:t xml:space="preserve">13</w:t>
             </w:r>
           </w:p>
         </w:tc>
@@ -1708,7 +1681,7 @@
               <w:jc w:val="left"/>
             </w:pPr>
             <w:r>
-              <w:t xml:space="preserve">25 (25)</w:t>
+              <w:t xml:space="preserve">25</w:t>
             </w:r>
           </w:p>
         </w:tc>
@@ -1720,19 +1693,19 @@
               <w:jc w:val="left"/>
             </w:pPr>
             <w:r>
+              <w:t xml:space="preserve">25</w:t>
+            </w:r>
+          </w:p>
+        </w:tc>
+        <w:tc>
+          <w:tcPr/>
+          <w:p>
+            <w:pPr>
+              <w:pStyle w:val="Compact"/>
+              <w:jc w:val="left"/>
+            </w:pPr>
+            <w:r>
               <w:t xml:space="preserve">20-37</w:t>
-            </w:r>
-          </w:p>
-        </w:tc>
-        <w:tc>
-          <w:tcPr/>
-          <w:p>
-            <w:pPr>
-              <w:pStyle w:val="Compact"/>
-              <w:jc w:val="left"/>
-            </w:pPr>
-            <w:r>
-              <w:t xml:space="preserve">12</w:t>
             </w:r>
           </w:p>
         </w:tc>
@@ -1770,7 +1743,7 @@
               <w:jc w:val="left"/>
             </w:pPr>
             <w:r>
-              <w:t xml:space="preserve">32 (26)</w:t>
+              <w:t xml:space="preserve">32</w:t>
             </w:r>
           </w:p>
         </w:tc>
@@ -1782,6 +1755,18 @@
               <w:jc w:val="left"/>
             </w:pPr>
             <w:r>
+              <w:t xml:space="preserve">26</w:t>
+            </w:r>
+          </w:p>
+        </w:tc>
+        <w:tc>
+          <w:tcPr/>
+          <w:p>
+            <w:pPr>
+              <w:pStyle w:val="Compact"/>
+              <w:jc w:val="left"/>
+            </w:pPr>
+            <w:r>
               <w:t xml:space="preserve">19-35</w:t>
             </w:r>
           </w:p>
@@ -1794,35 +1779,7 @@
               <w:jc w:val="left"/>
             </w:pPr>
             <w:r>
-              <w:t xml:space="preserve">10</w:t>
-            </w:r>
-          </w:p>
-        </w:tc>
-        <w:tc>
-          <w:tcPr/>
-          <w:p>
-            <w:pPr>
-              <w:pStyle w:val="Compact"/>
-              <w:jc w:val="left"/>
-            </w:pPr>
-            <w:r>
-              <w:t xml:space="preserve">Hamarsland</w:t>
-            </w:r>
-            <w:r>
-              <w:t xml:space="preserve"> </w:t>
-            </w:r>
-            <w:r>
-              <w:rPr>
-                <w:iCs/>
-                <w:i/>
-              </w:rPr>
-              <w:t xml:space="preserve">et al</w:t>
-            </w:r>
-            <w:r>
-              <w:t xml:space="preserve"> </w:t>
-            </w:r>
-            <w:r>
-              <w:t xml:space="preserve">(in preparation)</w:t>
+              <w:t xml:space="preserve">NCT03795025</w:t>
             </w:r>
           </w:p>
         </w:tc>
@@ -1860,6 +1817,18 @@
               <w:jc w:val="left"/>
             </w:pPr>
             <w:r>
+              <w:t xml:space="preserve">143</w:t>
+            </w:r>
+          </w:p>
+        </w:tc>
+        <w:tc>
+          <w:tcPr/>
+          <w:p>
+            <w:pPr>
+              <w:pStyle w:val="Compact"/>
+              <w:jc w:val="left"/>
+            </w:pPr>
+            <w:r>
               <w:t xml:space="preserve">23-60</w:t>
             </w:r>
           </w:p>
@@ -1872,35 +1841,7 @@
               <w:jc w:val="left"/>
             </w:pPr>
             <w:r>
-              <w:t xml:space="preserve">12</w:t>
-            </w:r>
-          </w:p>
-        </w:tc>
-        <w:tc>
-          <w:tcPr/>
-          <w:p>
-            <w:pPr>
-              <w:pStyle w:val="Compact"/>
-              <w:jc w:val="left"/>
-            </w:pPr>
-            <w:r>
-              <w:t xml:space="preserve">Hamarsland</w:t>
-            </w:r>
-            <w:r>
-              <w:t xml:space="preserve"> </w:t>
-            </w:r>
-            <w:r>
-              <w:rPr>
-                <w:iCs/>
-                <w:i/>
-              </w:rPr>
-              <w:t xml:space="preserve">et al</w:t>
-            </w:r>
-            <w:r>
-              <w:t xml:space="preserve"> </w:t>
-            </w:r>
-            <w:r>
-              <w:t xml:space="preserve">(in preparation)</w:t>
+              <w:t xml:space="preserve">NCT04279951</w:t>
             </w:r>
           </w:p>
         </w:tc>
@@ -1910,22 +1851,29 @@
           <w:tcPr/>
           <w:p>
             <w:pPr>
-              <w:pStyle w:val="Compact"/>
               <w:jc w:val="left"/>
             </w:pPr>
             <w:r>
-              <w:t xml:space="preserve">SRP102542 (GEO Accession GSE97084)</w:t>
-            </w:r>
-          </w:p>
-        </w:tc>
-        <w:tc>
-          <w:tcPr/>
-          <w:p>
-            <w:pPr>
-              <w:pStyle w:val="Compact"/>
+              <w:t xml:space="preserve">SRP102542</w:t>
+            </w:r>
+          </w:p>
+          <w:p>
+            <w:pPr>
               <w:jc w:val="left"/>
             </w:pPr>
             <w:r>
+              <w:t xml:space="preserve">(GSE97084)</w:t>
+            </w:r>
+          </w:p>
+        </w:tc>
+        <w:tc>
+          <w:tcPr/>
+          <w:p>
+            <w:pPr>
+              <w:pStyle w:val="Compact"/>
+              <w:jc w:val="left"/>
+            </w:pPr>
+            <w:r>
               <w:t xml:space="preserve">52</w:t>
             </w:r>
           </w:p>
@@ -1934,9 +1882,21 @@
           <w:tcPr/>
           <w:p>
             <w:pPr>
+              <w:pStyle w:val="Compact"/>
               <w:jc w:val="left"/>
             </w:pPr>
             <w:r>
+              <w:t xml:space="preserve">52</w:t>
+            </w:r>
+          </w:p>
+        </w:tc>
+        <w:tc>
+          <w:tcPr/>
+          <w:p>
+            <w:pPr>
+              <w:jc w:val="left"/>
+            </w:pPr>
+            <w:r>
               <w:t xml:space="preserve">19-30 (Young cohort)</w:t>
             </w:r>
           </w:p>
@@ -1946,18 +1906,6 @@
             </w:pPr>
             <w:r>
               <w:t xml:space="preserve">65-78 (Old cohort)</w:t>
-            </w:r>
-          </w:p>
-        </w:tc>
-        <w:tc>
-          <w:tcPr/>
-          <w:p>
-            <w:pPr>
-              <w:pStyle w:val="Compact"/>
-              <w:jc w:val="left"/>
-            </w:pPr>
-            <w:r>
-              <w:t xml:space="preserve">12</w:t>
             </w:r>
           </w:p>
         </w:tc>
@@ -1983,7 +1931,7 @@
               <w:jc w:val="left"/>
             </w:pPr>
             <w:r>
-              <w:t xml:space="preserve">Relief</w:t>
+              <w:t xml:space="preserve">ReLiEf</w:t>
             </w:r>
           </w:p>
         </w:tc>
@@ -1995,17 +1943,29 @@
               <w:jc w:val="left"/>
             </w:pPr>
             <w:r>
-              <w:t xml:space="preserve">73(66)</w:t>
-            </w:r>
-          </w:p>
-        </w:tc>
-        <w:tc>
-          <w:tcPr/>
-          <w:p>
-            <w:pPr>
+              <w:t xml:space="preserve">73</w:t>
+            </w:r>
+          </w:p>
+        </w:tc>
+        <w:tc>
+          <w:tcPr/>
+          <w:p>
+            <w:pPr>
+              <w:pStyle w:val="Compact"/>
               <w:jc w:val="left"/>
             </w:pPr>
             <w:r>
+              <w:t xml:space="preserve">66</w:t>
+            </w:r>
+          </w:p>
+        </w:tc>
+        <w:tc>
+          <w:tcPr/>
+          <w:p>
+            <w:pPr>
+              <w:jc w:val="left"/>
+            </w:pPr>
+            <w:r>
               <w:t xml:space="preserve">20 - 29 (Young cohort)</w:t>
             </w:r>
           </w:p>
@@ -2026,136 +1986,154 @@
               <w:jc w:val="left"/>
             </w:pPr>
             <w:r>
-              <w:t xml:space="preserve">12</w:t>
-            </w:r>
-          </w:p>
-        </w:tc>
-        <w:tc>
-          <w:tcPr/>
-          <w:p>
-            <w:pPr>
-              <w:pStyle w:val="Compact"/>
-              <w:jc w:val="left"/>
-            </w:pPr>
-            <w:r>
-              <w:t xml:space="preserve">Lian</w:t>
-            </w:r>
-            <w:r>
-              <w:t xml:space="preserve"> </w:t>
-            </w:r>
-            <w:r>
-              <w:rPr>
-                <w:iCs/>
-                <w:i/>
-              </w:rPr>
-              <w:t xml:space="preserve">et al</w:t>
-            </w:r>
-            <w:r>
-              <w:t xml:space="preserve"> </w:t>
-            </w:r>
-            <w:r>
-              <w:t xml:space="preserve">(in preparation)</w:t>
+              <w:t xml:space="preserve">Lian and Ellefsen</w:t>
             </w:r>
           </w:p>
         </w:tc>
       </w:tr>
     </w:tbl>
+    <w:bookmarkEnd w:id="25"/>
+    <w:bookmarkStart w:id="27" w:name="methodology"/>
+    <w:p>
+      <w:pPr>
+        <w:pStyle w:val="Overskrift3"/>
+      </w:pPr>
+      <w:r>
+        <w:t xml:space="preserve">Methodology</w:t>
+      </w:r>
+    </w:p>
+    <w:bookmarkStart w:id="26" w:name="rna-sequence-data-processing"/>
+    <w:p>
+      <w:pPr>
+        <w:pStyle w:val="Overskrift4"/>
+      </w:pPr>
+      <w:r>
+        <w:t xml:space="preserve">RNA sequence data processing</w:t>
+      </w:r>
+    </w:p>
+    <w:p>
+      <w:pPr>
+        <w:pStyle w:val="FirstParagraph"/>
+      </w:pPr>
+      <w:r>
+        <w:t xml:space="preserve">The quality of the reads were checked using FASTQC(v0.11.9). STAR (2.7.9a)</w:t>
+      </w:r>
+      <w:r>
+        <w:t xml:space="preserve"> </w:t>
+      </w:r>
+      <w:r>
+        <w:t xml:space="preserve">(Dobin et al., 2013)</w:t>
+      </w:r>
+      <w:r>
+        <w:t xml:space="preserve"> </w:t>
+      </w:r>
+      <w:r>
+        <w:t xml:space="preserve">was used to map the RNA Sequence reads to the human reference genome (GRCh38, gencode v47 primary annotaion ) using the 2-pass alignment method described by</w:t>
+      </w:r>
+      <w:r>
+        <w:t xml:space="preserve"> </w:t>
+      </w:r>
+      <w:r>
+        <w:t xml:space="preserve">Veeneman et al. (2016)</w:t>
+      </w:r>
+      <w:r>
+        <w:t xml:space="preserve">. This method is said to advance the quantification and discovery of splicing events. Expression levels of both genes and transcripts were quantified using RSEM (1.3.3)</w:t>
+      </w:r>
+      <w:r>
+        <w:t xml:space="preserve"> </w:t>
+      </w:r>
+      <w:r>
+        <w:t xml:space="preserve">(Li and Dewey, 2011)</w:t>
+      </w:r>
+      <w:r>
+        <w:t xml:space="preserve">. Splicing efficiency of each intron was calculated using the default settings in SpliceQ</w:t>
+      </w:r>
+      <w:r>
+        <w:t xml:space="preserve"> </w:t>
+      </w:r>
+      <w:r>
+        <w:t xml:space="preserve">Melo Costa et al. (2021)</w:t>
+      </w:r>
+      <w:r>
+        <w:t xml:space="preserve"> </w:t>
+      </w:r>
+      <w:r>
+        <w:t xml:space="preserve">. SpliceQ gives each intron an SE score ranging from zero to one. An SE of 0 indicates that the intron is fully retained, while 1 indicates the complete splicing-out of the intron. SE values inbetween 0 and 1 indicate the approximate fraction of nucleotides of an intron that was retained .</w:t>
+      </w:r>
+    </w:p>
+    <w:bookmarkEnd w:id="26"/>
+    <w:bookmarkEnd w:id="27"/>
+    <w:bookmarkEnd w:id="28"/>
+    <w:bookmarkStart w:id="30" w:name="data-analyses"/>
+    <w:p>
+      <w:pPr>
+        <w:pStyle w:val="Overskrift2"/>
+      </w:pPr>
+      <w:r>
+        <w:t xml:space="preserve">Data analyses</w:t>
+      </w:r>
+    </w:p>
+    <w:p>
+      <w:pPr>
+        <w:pStyle w:val="FirstParagraph"/>
+      </w:pPr>
+      <w:r>
+        <w:t xml:space="preserve">Analyses of the extracted SpliceQ and RSEM data for all participants in the six studies were done using R version 4.4.1 on RStudio 2024.04.2+764</w:t>
+      </w:r>
+      <w:r>
+        <w:t xml:space="preserve"> </w:t>
+      </w:r>
+      <w:r>
+        <w:t xml:space="preserve">“</w:t>
+      </w:r>
+      <w:r>
+        <w:t xml:space="preserve">Chocolate Cosmos</w:t>
+      </w:r>
+      <w:r>
+        <w:t xml:space="preserve">”</w:t>
+      </w:r>
+      <w:r>
+        <w:t xml:space="preserve"> </w:t>
+      </w:r>
+      <w:r>
+        <w:t xml:space="preserve">Release . Introns included in each data analyses step were only those whose splicing efficiency was captured across all samples.</w:t>
+      </w:r>
+    </w:p>
+    <w:bookmarkStart w:id="29" w:name="Xd71e779c98493c1eca0aee1921abb2ba2f83261"/>
+    <w:p>
+      <w:pPr>
+        <w:pStyle w:val="Overskrift4"/>
+      </w:pPr>
+      <w:r>
+        <w:t xml:space="preserve">Investigating the impact of aging , and RT on splicing efficiency</w:t>
+      </w:r>
+    </w:p>
+    <w:p>
+      <w:pPr>
+        <w:pStyle w:val="FirstParagraph"/>
+      </w:pPr>
+      <w:r>
+        <w:t xml:space="preserve">To examine the effect of aging on splicing efficiency, we transformed participants’ age to a scale of 0 to 1 and fitted a generalized linear mixed model using a Beta distribution. The model included random intercepts for study and participants to account for random variations at the study and participant levels. The model also included random slopes for age within each study . The differentially spliced introns were defined as those with p values at or below 0.05 and log2Fc above 0.5. This was done using only baseline (pre-exercise) data.</w:t>
+      </w:r>
+    </w:p>
     <w:p>
       <w:pPr>
         <w:pStyle w:val="Brdtekst"/>
       </w:pPr>
       <w:r>
-        <w:t xml:space="preserve">The benjamin and hochberg method</w:t>
-      </w:r>
-      <w:r>
-        <w:t xml:space="preserve"> </w:t>
-      </w:r>
-      <w:r>
-        <w:t xml:space="preserve">Benjamini and Hochberg (1995)</w:t>
-      </w:r>
-      <w:r>
-        <w:t xml:space="preserve"> </w:t>
-      </w:r>
-      <w:r>
-        <w:t xml:space="preserve">was used to control for false discovery rates</w:t>
-      </w:r>
-    </w:p>
-    <w:bookmarkEnd w:id="25"/>
-    <w:bookmarkStart w:id="29" w:name="methodology"/>
-    <w:p>
-      <w:pPr>
-        <w:pStyle w:val="Overskrift3"/>
-      </w:pPr>
-      <w:r>
-        <w:t xml:space="preserve">Methodology</w:t>
-      </w:r>
-    </w:p>
-    <w:bookmarkStart w:id="26" w:name="rna-sequence-data-processing"/>
-    <w:p>
-      <w:pPr>
-        <w:pStyle w:val="Overskrift4"/>
-      </w:pPr>
-      <w:r>
-        <w:t xml:space="preserve">RNA sequence data processing</w:t>
-      </w:r>
-    </w:p>
-    <w:p>
-      <w:pPr>
-        <w:pStyle w:val="FirstParagraph"/>
-      </w:pPr>
-      <w:r>
-        <w:t xml:space="preserve">The quality of the reads were checked using FASTQC(v0.11.9). Using STAR (2.7.9a) the reads were mapped to the human reference genome (GRCh38, gencode v47 primary annotaion ) using the 2-pass alignment method described by</w:t>
-      </w:r>
-      <w:r>
-        <w:t xml:space="preserve"> </w:t>
-      </w:r>
-      <w:r>
-        <w:t xml:space="preserve">(Veeneman et al., 2016)</w:t>
-      </w:r>
-      <w:r>
-        <w:t xml:space="preserve">. This method is said to advance the quantification and discovery of splicing events. RSEM (1.3.3)</w:t>
-      </w:r>
-      <w:r>
-        <w:t xml:space="preserve"> </w:t>
-      </w:r>
-      <w:r>
-        <w:t xml:space="preserve">(Li and Dewey, 2011)</w:t>
-      </w:r>
-      <w:r>
-        <w:t xml:space="preserve"> </w:t>
-      </w:r>
-      <w:r>
-        <w:t xml:space="preserve">was used to quantify transcript and gene level expressions while SpliceQ</w:t>
-      </w:r>
-      <w:r>
-        <w:t xml:space="preserve"> </w:t>
-      </w:r>
-      <w:r>
-        <w:t xml:space="preserve">Melo Costa et al. (2021)</w:t>
-      </w:r>
-      <w:r>
-        <w:t xml:space="preserve"> </w:t>
-      </w:r>
-      <w:r>
-        <w:t xml:space="preserve">was used to quantify splicing efficiency.</w:t>
-      </w:r>
-    </w:p>
-    <w:bookmarkEnd w:id="26"/>
-    <w:bookmarkStart w:id="27" w:name="splicing-data-analyses-on-baseline-data"/>
-    <w:p>
-      <w:pPr>
-        <w:pStyle w:val="Overskrift4"/>
-      </w:pPr>
-      <w:r>
-        <w:t xml:space="preserve">Splicing data analyses on baseline data</w:t>
-      </w:r>
-    </w:p>
-    <w:p>
-      <w:pPr>
-        <w:pStyle w:val="FirstParagraph"/>
-      </w:pPr>
-      <w:r>
-        <w:t xml:space="preserve">Figure 1 shows the distribution of the baseline data by age_group, sex and study.Using baseline data alone, we sought to identify differentially spliced introns by age, sex and age group. For this, we built two generalized linear mixed beta regression models. One captured age as a continuous variable and analysed the interaction between age and sex as fixed effects, while study and participant were used as random effect having individual intercepts</w:t>
+        <w:t xml:space="preserve">The examine the effect of ~12 weeks RT on SE, we fitted a GLMM to examine the effect of RT. The model included fixed interactive effects for aging and RT, and random intercepts for study and participant, as well as random slopes for age within each study. Only samples that performed RT were included in post-exercise data were included in this analyses. Thus, the control samples in ContraTrain and the non-RT samples in</w:t>
+      </w:r>
+      <w:r>
+        <w:t xml:space="preserve"> </w:t>
+      </w:r>
+      <w:r>
+        <w:t xml:space="preserve">Robinson et al. (2017)</w:t>
+      </w:r>
+      <w:r>
+        <w:t xml:space="preserve"> </w:t>
+      </w:r>
+      <w:r>
+        <w:t xml:space="preserve">were not included in the second model.</w:t>
       </w:r>
     </w:p>
     <w:p>
@@ -2163,22 +2141,6 @@
         <w:pStyle w:val="Brdtekst"/>
       </w:pPr>
       <w:r>
-        <w:t xml:space="preserve">The second model, used age as a categorical variable where the participants were grouped into several age ranges as shown in the table below. Similar to the first model, the interaction of age_group and sex was used as fixed effects,</w:t>
-      </w:r>
-    </w:p>
-    <w:p>
-      <w:pPr>
-        <w:pStyle w:val="Brdtekst"/>
-      </w:pPr>
-      <w:r>
-        <w:t xml:space="preserve">The differentially spliced introns were defined as those with p values at or below 0.05 and log2Fc of above 0.5.</w:t>
-      </w:r>
-    </w:p>
-    <w:p>
-      <w:pPr>
-        <w:pStyle w:val="Brdtekst"/>
-      </w:pPr>
-      <w:r>
         <w:t xml:space="preserve">As recommended by</w:t>
       </w:r>
       <w:r>
@@ -2204,292 +2166,9 @@
         <w:t xml:space="preserve">in scenerios where multiple datasets are combined, we used the class-specific strategy of quantile normalization to normalize the gene expression data.</w:t>
       </w:r>
     </w:p>
-    <w:tbl>
-      <w:tblPr>
-        <w:tblStyle w:val="Table"/>
-        <w:tblW w:type="auto" w:w="0"/>
-        <w:tblLook w:firstRow="1" w:lastRow="0" w:firstColumn="0" w:lastColumn="0" w:noHBand="0" w:noVBand="0" w:val="0020"/>
-        <w:jc w:val="start"/>
-      </w:tblPr>
-      <w:tblGrid>
-        <w:gridCol w:w="3960"/>
-        <w:gridCol w:w="3960"/>
-      </w:tblGrid>
-      <w:tr>
-        <w:trPr>
-          <w:tblHeader w:val="true"/>
-        </w:trPr>
-        <w:tc>
-          <w:tcPr/>
-          <w:p>
-            <w:pPr>
-              <w:pStyle w:val="Compact"/>
-              <w:jc w:val="left"/>
-            </w:pPr>
-            <w:r>
-              <w:t xml:space="preserve">Age range</w:t>
-            </w:r>
-          </w:p>
-        </w:tc>
-        <w:tc>
-          <w:tcPr/>
-          <w:p>
-            <w:pPr>
-              <w:pStyle w:val="Compact"/>
-              <w:jc w:val="left"/>
-            </w:pPr>
-            <w:r>
-              <w:t xml:space="preserve">Name in dataset</w:t>
-            </w:r>
-          </w:p>
-        </w:tc>
-      </w:tr>
-      <w:tr>
-        <w:tc>
-          <w:tcPr/>
-          <w:p>
-            <w:pPr>
-              <w:pStyle w:val="Compact"/>
-              <w:jc w:val="left"/>
-            </w:pPr>
-            <w:r>
-              <w:t xml:space="preserve">20 and below</w:t>
-            </w:r>
-          </w:p>
-        </w:tc>
-        <w:tc>
-          <w:tcPr/>
-          <w:p>
-            <w:pPr>
-              <w:pStyle w:val="Compact"/>
-              <w:jc w:val="left"/>
-            </w:pPr>
-            <w:r>
-              <w:t xml:space="preserve">&lt;=20</w:t>
-            </w:r>
-          </w:p>
-        </w:tc>
-      </w:tr>
-      <w:tr>
-        <w:tc>
-          <w:tcPr/>
-          <w:p>
-            <w:pPr>
-              <w:pStyle w:val="Compact"/>
-              <w:jc w:val="left"/>
-            </w:pPr>
-            <w:r>
-              <w:t xml:space="preserve">21 to 30</w:t>
-            </w:r>
-          </w:p>
-        </w:tc>
-        <w:tc>
-          <w:tcPr/>
-          <w:p>
-            <w:pPr>
-              <w:pStyle w:val="Compact"/>
-              <w:jc w:val="left"/>
-            </w:pPr>
-            <w:r>
-              <w:t xml:space="preserve">&gt;20 &amp; &lt;=30</w:t>
-            </w:r>
-          </w:p>
-        </w:tc>
-      </w:tr>
-      <w:tr>
-        <w:tc>
-          <w:tcPr/>
-          <w:p>
-            <w:pPr>
-              <w:pStyle w:val="Compact"/>
-              <w:jc w:val="left"/>
-            </w:pPr>
-            <w:r>
-              <w:t xml:space="preserve">31 to 40</w:t>
-            </w:r>
-          </w:p>
-        </w:tc>
-        <w:tc>
-          <w:tcPr/>
-          <w:p>
-            <w:pPr>
-              <w:pStyle w:val="Compact"/>
-              <w:jc w:val="left"/>
-            </w:pPr>
-            <w:r>
-              <w:t xml:space="preserve">&gt;30 &amp; &lt;= 40</w:t>
-            </w:r>
-          </w:p>
-        </w:tc>
-      </w:tr>
-      <w:tr>
-        <w:tc>
-          <w:tcPr/>
-          <w:p>
-            <w:pPr>
-              <w:pStyle w:val="Compact"/>
-              <w:jc w:val="left"/>
-            </w:pPr>
-            <w:r>
-              <w:t xml:space="preserve">41 to 50</w:t>
-            </w:r>
-          </w:p>
-        </w:tc>
-        <w:tc>
-          <w:tcPr/>
-          <w:p>
-            <w:pPr>
-              <w:pStyle w:val="Compact"/>
-              <w:jc w:val="left"/>
-            </w:pPr>
-            <w:r>
-              <w:t xml:space="preserve">&gt;40 &amp; &lt;= 50</w:t>
-            </w:r>
-          </w:p>
-        </w:tc>
-      </w:tr>
-      <w:tr>
-        <w:tc>
-          <w:tcPr/>
-          <w:p>
-            <w:pPr>
-              <w:pStyle w:val="Compact"/>
-              <w:jc w:val="left"/>
-            </w:pPr>
-            <w:r>
-              <w:t xml:space="preserve">51 to 60</w:t>
-            </w:r>
-          </w:p>
-        </w:tc>
-        <w:tc>
-          <w:tcPr/>
-          <w:p>
-            <w:pPr>
-              <w:pStyle w:val="Compact"/>
-              <w:jc w:val="left"/>
-            </w:pPr>
-            <w:r>
-              <w:t xml:space="preserve">&gt;50 &amp; &lt;= 60</w:t>
-            </w:r>
-          </w:p>
-        </w:tc>
-      </w:tr>
-      <w:tr>
-        <w:tc>
-          <w:tcPr/>
-          <w:p>
-            <w:pPr>
-              <w:pStyle w:val="Compact"/>
-              <w:jc w:val="left"/>
-            </w:pPr>
-            <w:r>
-              <w:t xml:space="preserve">61 to 70</w:t>
-            </w:r>
-          </w:p>
-        </w:tc>
-        <w:tc>
-          <w:tcPr/>
-          <w:p>
-            <w:pPr>
-              <w:pStyle w:val="Compact"/>
-              <w:jc w:val="left"/>
-            </w:pPr>
-            <w:r>
-              <w:t xml:space="preserve">&gt;60 &amp; &lt;=70</w:t>
-            </w:r>
-          </w:p>
-        </w:tc>
-      </w:tr>
-      <w:tr>
-        <w:tc>
-          <w:tcPr/>
-          <w:p>
-            <w:pPr>
-              <w:pStyle w:val="Compact"/>
-              <w:jc w:val="left"/>
-            </w:pPr>
-            <w:r>
-              <w:t xml:space="preserve">Above 71</w:t>
-            </w:r>
-          </w:p>
-        </w:tc>
-        <w:tc>
-          <w:tcPr/>
-          <w:p>
-            <w:pPr>
-              <w:pStyle w:val="Compact"/>
-              <w:jc w:val="left"/>
-            </w:pPr>
-            <w:r>
-              <w:t xml:space="preserve">&gt;71</w:t>
-            </w:r>
-          </w:p>
-        </w:tc>
-      </w:tr>
-    </w:tbl>
-    <w:bookmarkEnd w:id="27"/>
-    <w:bookmarkStart w:id="28" w:name="X66a4a969b062cb694a25fdadafabec3c72ea90f"/>
-    <w:p>
-      <w:pPr>
-        <w:pStyle w:val="Overskrift4"/>
-      </w:pPr>
-      <w:r>
-        <w:t xml:space="preserve">Exploration of the effects of RT on intron retention</w:t>
-      </w:r>
-    </w:p>
-    <w:p>
-      <w:pPr>
-        <w:pStyle w:val="FirstParagraph"/>
-      </w:pPr>
-      <w:r>
-        <w:t xml:space="preserve">First, we analysed the effect of RT on the differentially spliced introns at baseline, using RT as a fixed effect while study and participants were random effects each having individual intercepts.</w:t>
-      </w:r>
-    </w:p>
-    <w:p>
-      <w:pPr>
-        <w:pStyle w:val="Brdtekst"/>
-      </w:pPr>
-      <w:r>
-        <w:t xml:space="preserve">introns that were not represented across all samples were excluded from the analyses. This happens largely due to the settings in SpliceQ</w:t>
-      </w:r>
-      <w:r>
-        <w:t xml:space="preserve"> </w:t>
-      </w:r>
-      <w:r>
-        <w:t xml:space="preserve">(Melo Costa et al., 2021)</w:t>
-      </w:r>
-      <w:r>
-        <w:t xml:space="preserve">. For the full RT model, participants that did not perform RT were excluded from the analyses. Such participants were found in the ContraTrain and SRP102542 studies</w:t>
-      </w:r>
-    </w:p>
-    <w:p>
-      <w:pPr>
-        <w:pStyle w:val="Brdtekst"/>
-      </w:pPr>
-      <w:r>
-        <w:t xml:space="preserve">The full dataset was filtered to select only introns measured across all samples. A model was built using generalized linear mixed beta regression model using the interaction between age group, RT and sex as fixed effects, while study and participant were used as random effect having individual intercepts.</w:t>
-      </w:r>
-    </w:p>
-    <w:p>
-      <w:pPr>
-        <w:pStyle w:val="Brdtekst"/>
-      </w:pPr>
-      <w:r>
-        <w:t xml:space="preserve">The interaction effects were filtered as well as the effect of RT.</w:t>
-      </w:r>
-    </w:p>
-    <w:p>
-      <w:pPr>
-        <w:pStyle w:val="Brdtekst"/>
-      </w:pPr>
-      <w:r>
-        <w:t xml:space="preserve">The characteristics of the genes containing the differntially spliced introns were explored. This included their lengths and gene ontology</w:t>
-      </w:r>
-    </w:p>
-    <w:bookmarkEnd w:id="28"/>
     <w:bookmarkEnd w:id="29"/>
     <w:bookmarkEnd w:id="30"/>
-    <w:bookmarkStart w:id="126" w:name="discussion"/>
+    <w:bookmarkStart w:id="129" w:name="discussion"/>
     <w:p>
       <w:pPr>
         <w:pStyle w:val="Overskrift2"/>
@@ -2550,6 +2229,26 @@
         <w:pStyle w:val="Brdtekst"/>
       </w:pPr>
       <w:r>
+        <w:t xml:space="preserve">which culminate in functional messenger RNAs (mRNAs ) being diluted by their non-functional isoforms</w:t>
+      </w:r>
+      <w:r>
+        <w:t xml:space="preserve"> </w:t>
+      </w:r>
+      <w:r>
+        <w:t xml:space="preserve">Mariotti et al. (2022)</w:t>
+      </w:r>
+      <w:r>
+        <w:t xml:space="preserve"> </w:t>
+      </w:r>
+      <w:r>
+        <w:t xml:space="preserve">.</w:t>
+      </w:r>
+    </w:p>
+    <w:p>
+      <w:pPr>
+        <w:pStyle w:val="Brdtekst"/>
+      </w:pPr>
+      <w:r>
         <w:t xml:space="preserve">Physical exercise helps maintain muscle health, general well-being. and has been linked to a reduced risk of with a reduced risk of all-cause mortality and cardiovascular diseases</w:t>
       </w:r>
       <w:r>
@@ -2820,7 +2519,21 @@
         <w:t xml:space="preserve">suggest a correlation between physiologic relevance, gene length and splicing efficiency. The generated data agrees with that as the introns poorly spliced across all samples were associated with biological processes of less relevance to the skeletal muscle when compared to those in the perfectly spliced introns. The gene ontology of the genes contaning the poorly spliced introns, and those containing the perfectly spliced introns</w:t>
       </w:r>
     </w:p>
-    <w:bookmarkStart w:id="125" w:name="shortcoming"/>
+    <w:p>
+      <w:pPr>
+        <w:pStyle w:val="Brdtekst"/>
+      </w:pPr>
+      <w:r>
+        <w:t xml:space="preserve">Saudemont et al. (2017)</w:t>
+      </w:r>
+      <w:r>
+        <w:t xml:space="preserve"> </w:t>
+      </w:r>
+      <w:r>
+        <w:t xml:space="preserve">stipulated a mutation-selection-drift theory that suggests shorter, intron-poor and lowly expressed genes show a poorer splicing efficiency</w:t>
+      </w:r>
+    </w:p>
+    <w:bookmarkStart w:id="128" w:name="shortcoming"/>
     <w:p>
       <w:pPr>
         <w:pStyle w:val="Overskrift3"/>
@@ -2834,10 +2547,10 @@
         <w:pStyle w:val="FirstParagraph"/>
       </w:pPr>
       <w:r>
-        <w:t xml:space="preserve">This study did not group RT into conditions of volume of exercise done. The benefits of RT are known to be volume-dependent and the 4 studies involved varying RT conditions</w:t>
-      </w:r>
-    </w:p>
-    <w:bookmarkStart w:id="124" w:name="refs"/>
+        <w:t xml:space="preserve">This study did not group RT into conditions of volume of exercise done. The benefits of RT are known to be volume-dependent and the 6 studies involved varying RT conditions</w:t>
+      </w:r>
+    </w:p>
+    <w:bookmarkStart w:id="127" w:name="refs"/>
     <w:bookmarkStart w:id="32" w:name="ref-adusumalli_increased_2019"/>
     <w:p>
       <w:pPr>
@@ -3003,7 +2716,7 @@
       </w:r>
     </w:p>
     <w:bookmarkEnd w:id="35"/>
-    <w:bookmarkStart w:id="36" w:name="ref-benjamini_controlling_1995"/>
+    <w:bookmarkStart w:id="36" w:name="ref-bhadra_alternative_2020"/>
     <w:p>
       <w:pPr>
         <w:pStyle w:val="Bibliography"/>
@@ -3013,13 +2726,13 @@
           <w:bCs/>
           <w:b/>
         </w:rPr>
-        <w:t xml:space="preserve">Benjamini, Y. and Hochberg, Y.</w:t>
-      </w:r>
-      <w:r>
-        <w:t xml:space="preserve"> </w:t>
-      </w:r>
-      <w:r>
-        <w:t xml:space="preserve">(1995). Controlling the false discovery rate: A practical and powerful approach to multiple testing.</w:t>
+        <w:t xml:space="preserve">Bhadra, M., Howell, P., Dutta, S., Heintz, C. and Mair, W. B.</w:t>
+      </w:r>
+      <w:r>
+        <w:t xml:space="preserve"> </w:t>
+      </w:r>
+      <w:r>
+        <w:t xml:space="preserve">(2020). Alternative splicing in aging and longevity.</w:t>
       </w:r>
       <w:r>
         <w:t xml:space="preserve"> </w:t>
@@ -3029,24 +2742,24 @@
           <w:iCs/>
           <w:i/>
         </w:rPr>
-        <w:t xml:space="preserve">Journal of the Royal statistical society: series B (Methodological)</w:t>
-      </w:r>
-      <w:r>
-        <w:t xml:space="preserve"> </w:t>
-      </w:r>
-      <w:r>
-        <w:rPr>
-          <w:bCs/>
-          <w:b/>
-        </w:rPr>
-        <w:t xml:space="preserve">57</w:t>
-      </w:r>
-      <w:r>
-        <w:t xml:space="preserve">, 289–300.</w:t>
+        <w:t xml:space="preserve">Human genetics</w:t>
+      </w:r>
+      <w:r>
+        <w:t xml:space="preserve"> </w:t>
+      </w:r>
+      <w:r>
+        <w:rPr>
+          <w:bCs/>
+          <w:b/>
+        </w:rPr>
+        <w:t xml:space="preserve">139</w:t>
+      </w:r>
+      <w:r>
+        <w:t xml:space="preserve">, 357–369.</w:t>
       </w:r>
     </w:p>
     <w:bookmarkEnd w:id="36"/>
-    <w:bookmarkStart w:id="37" w:name="ref-bhadra_alternative_2020"/>
+    <w:bookmarkStart w:id="38" w:name="ref-braunschweig_widespread_2014"/>
     <w:p>
       <w:pPr>
         <w:pStyle w:val="Bibliography"/>
@@ -3056,49 +2769,6 @@
           <w:bCs/>
           <w:b/>
         </w:rPr>
-        <w:t xml:space="preserve">Bhadra, M., Howell, P., Dutta, S., Heintz, C. and Mair, W. B.</w:t>
-      </w:r>
-      <w:r>
-        <w:t xml:space="preserve"> </w:t>
-      </w:r>
-      <w:r>
-        <w:t xml:space="preserve">(2020). Alternative splicing in aging and longevity.</w:t>
-      </w:r>
-      <w:r>
-        <w:t xml:space="preserve"> </w:t>
-      </w:r>
-      <w:r>
-        <w:rPr>
-          <w:iCs/>
-          <w:i/>
-        </w:rPr>
-        <w:t xml:space="preserve">Human genetics</w:t>
-      </w:r>
-      <w:r>
-        <w:t xml:space="preserve"> </w:t>
-      </w:r>
-      <w:r>
-        <w:rPr>
-          <w:bCs/>
-          <w:b/>
-        </w:rPr>
-        <w:t xml:space="preserve">139</w:t>
-      </w:r>
-      <w:r>
-        <w:t xml:space="preserve">, 357–369.</w:t>
-      </w:r>
-    </w:p>
-    <w:bookmarkEnd w:id="37"/>
-    <w:bookmarkStart w:id="39" w:name="ref-braunschweig_widespread_2014"/>
-    <w:p>
-      <w:pPr>
-        <w:pStyle w:val="Bibliography"/>
-      </w:pPr>
-      <w:r>
-        <w:rPr>
-          <w:bCs/>
-          <w:b/>
-        </w:rPr>
         <w:t xml:space="preserve">Braunschweig, U., Barbosa-Morais, N. L., Pan, Q., Nachman, E. N., Alipanahi, B., Gonatopoulos-Pournatzis, T., Frey, B., Irimia, M. and Blencowe, B. J.</w:t>
       </w:r>
       <w:r>
@@ -3110,7 +2780,7 @@
       <w:r>
         <w:t xml:space="preserve"> </w:t>
       </w:r>
-      <w:hyperlink r:id="rId38">
+      <w:hyperlink r:id="rId37">
         <w:r>
           <w:rPr>
             <w:rStyle w:val="Hyperlink"/>
@@ -3142,8 +2812,8 @@
         <w:t xml:space="preserve">, 1774–1786.</w:t>
       </w:r>
     </w:p>
-    <w:bookmarkEnd w:id="39"/>
-    <w:bookmarkStart w:id="40" w:name="ref-dvinge_widespread_2015"/>
+    <w:bookmarkEnd w:id="38"/>
+    <w:bookmarkStart w:id="40" w:name="ref-dobin2013"/>
     <w:p>
       <w:pPr>
         <w:pStyle w:val="Bibliography"/>
@@ -3153,14 +2823,25 @@
           <w:bCs/>
           <w:b/>
         </w:rPr>
-        <w:t xml:space="preserve">Dvinge, H. and Bradley, R. K.</w:t>
-      </w:r>
-      <w:r>
-        <w:t xml:space="preserve"> </w:t>
-      </w:r>
-      <w:r>
-        <w:t xml:space="preserve">(2015). Widespread intron retention diversifies most cancer transcriptomes.</w:t>
-      </w:r>
+        <w:t xml:space="preserve">Dobin, A., Davis, C. A., Schlesinger, F., Drenkow, J., Zaleski, C., Jha, S., Batut, P., Chaisson, M. and Gingeras, T. R.</w:t>
+      </w:r>
+      <w:r>
+        <w:t xml:space="preserve"> </w:t>
+      </w:r>
+      <w:r>
+        <w:t xml:space="preserve">(2013).</w:t>
+      </w:r>
+      <w:r>
+        <w:t xml:space="preserve"> </w:t>
+      </w:r>
+      <w:hyperlink r:id="rId39">
+        <w:r>
+          <w:rPr>
+            <w:rStyle w:val="Hyperlink"/>
+          </w:rPr>
+          <w:t xml:space="preserve">STAR: ultrafast universal RNA-seq aligner.</w:t>
+        </w:r>
+      </w:hyperlink>
       <w:r>
         <w:t xml:space="preserve"> </w:t>
       </w:r>
@@ -3169,6 +2850,49 @@
           <w:iCs/>
           <w:i/>
         </w:rPr>
+        <w:t xml:space="preserve">Bioinformatics (Oxford, England)</w:t>
+      </w:r>
+      <w:r>
+        <w:t xml:space="preserve"> </w:t>
+      </w:r>
+      <w:r>
+        <w:rPr>
+          <w:bCs/>
+          <w:b/>
+        </w:rPr>
+        <w:t xml:space="preserve">29</w:t>
+      </w:r>
+      <w:r>
+        <w:t xml:space="preserve">, 15–21.</w:t>
+      </w:r>
+    </w:p>
+    <w:bookmarkEnd w:id="40"/>
+    <w:bookmarkStart w:id="41" w:name="ref-dvinge_widespread_2015"/>
+    <w:p>
+      <w:pPr>
+        <w:pStyle w:val="Bibliography"/>
+      </w:pPr>
+      <w:r>
+        <w:rPr>
+          <w:bCs/>
+          <w:b/>
+        </w:rPr>
+        <w:t xml:space="preserve">Dvinge, H. and Bradley, R. K.</w:t>
+      </w:r>
+      <w:r>
+        <w:t xml:space="preserve"> </w:t>
+      </w:r>
+      <w:r>
+        <w:t xml:space="preserve">(2015). Widespread intron retention diversifies most cancer transcriptomes.</w:t>
+      </w:r>
+      <w:r>
+        <w:t xml:space="preserve"> </w:t>
+      </w:r>
+      <w:r>
+        <w:rPr>
+          <w:iCs/>
+          <w:i/>
+        </w:rPr>
         <w:t xml:space="preserve">Genome medicine</w:t>
       </w:r>
       <w:r>
@@ -3185,8 +2909,8 @@
         <w:t xml:space="preserve">, 1–13.</w:t>
       </w:r>
     </w:p>
-    <w:bookmarkEnd w:id="40"/>
-    <w:bookmarkStart w:id="42" w:name="ref-ekelund_dose-response_2019"/>
+    <w:bookmarkEnd w:id="41"/>
+    <w:bookmarkStart w:id="43" w:name="ref-ekelund_dose-response_2019"/>
     <w:p>
       <w:pPr>
         <w:pStyle w:val="Bibliography"/>
@@ -3207,7 +2931,7 @@
       <w:r>
         <w:t xml:space="preserve"> </w:t>
       </w:r>
-      <w:hyperlink r:id="rId41">
+      <w:hyperlink r:id="rId42">
         <w:r>
           <w:rPr>
             <w:rStyle w:val="Hyperlink"/>
@@ -3239,8 +2963,8 @@
         <w:t xml:space="preserve">, l4570.</w:t>
       </w:r>
     </w:p>
-    <w:bookmarkEnd w:id="42"/>
-    <w:bookmarkStart w:id="44" w:name="ref-ferrucci_energysplicing_2022"/>
+    <w:bookmarkEnd w:id="43"/>
+    <w:bookmarkStart w:id="45" w:name="ref-ferrucci_energysplicing_2022"/>
     <w:p>
       <w:pPr>
         <w:pStyle w:val="Bibliography"/>
@@ -3261,7 +2985,7 @@
       <w:r>
         <w:t xml:space="preserve"> </w:t>
       </w:r>
-      <w:hyperlink r:id="rId43">
+      <w:hyperlink r:id="rId44">
         <w:r>
           <w:rPr>
             <w:rStyle w:val="Hyperlink"/>
@@ -3296,8 +3020,8 @@
         <w:t xml:space="preserve">, 182–185.</w:t>
       </w:r>
     </w:p>
-    <w:bookmarkEnd w:id="44"/>
-    <w:bookmarkStart w:id="45" w:name="ref-garatachea_exercise_2015"/>
+    <w:bookmarkEnd w:id="45"/>
+    <w:bookmarkStart w:id="46" w:name="ref-garatachea_exercise_2015"/>
     <w:p>
       <w:pPr>
         <w:pStyle w:val="Bibliography"/>
@@ -3339,8 +3063,8 @@
         <w:t xml:space="preserve">, 57–89.</w:t>
       </w:r>
     </w:p>
-    <w:bookmarkEnd w:id="45"/>
-    <w:bookmarkStart w:id="47" w:name="ref-garcia-ruiz_splicing_2023"/>
+    <w:bookmarkEnd w:id="46"/>
+    <w:bookmarkStart w:id="48" w:name="ref-garcia-ruiz_splicing_2023"/>
     <w:p>
       <w:pPr>
         <w:pStyle w:val="Bibliography"/>
@@ -3361,7 +3085,7 @@
       <w:r>
         <w:t xml:space="preserve"> </w:t>
       </w:r>
-      <w:hyperlink r:id="rId46">
+      <w:hyperlink r:id="rId47">
         <w:r>
           <w:rPr>
             <w:rStyle w:val="Hyperlink"/>
@@ -3370,8 +3094,8 @@
         </w:r>
       </w:hyperlink>
     </w:p>
-    <w:bookmarkEnd w:id="47"/>
-    <w:bookmarkStart w:id="48" w:name="ref-ge_functional_2014"/>
+    <w:bookmarkEnd w:id="48"/>
+    <w:bookmarkStart w:id="49" w:name="ref-ge_functional_2014"/>
     <w:p>
       <w:pPr>
         <w:pStyle w:val="Bibliography"/>
@@ -3425,8 +3149,8 @@
         <w:t xml:space="preserve">, 236–243.</w:t>
       </w:r>
     </w:p>
-    <w:bookmarkEnd w:id="48"/>
-    <w:bookmarkStart w:id="50" w:name="ref-gyenis_genome-wide_2023"/>
+    <w:bookmarkEnd w:id="49"/>
+    <w:bookmarkStart w:id="51" w:name="ref-gyenis_genome-wide_2023"/>
     <w:p>
       <w:pPr>
         <w:pStyle w:val="Bibliography"/>
@@ -3447,7 +3171,7 @@
       <w:r>
         <w:t xml:space="preserve"> </w:t>
       </w:r>
-      <w:hyperlink r:id="rId49">
+      <w:hyperlink r:id="rId50">
         <w:r>
           <w:rPr>
             <w:rStyle w:val="Hyperlink"/>
@@ -3496,8 +3220,8 @@
         <w:t xml:space="preserve">.</w:t>
       </w:r>
     </w:p>
-    <w:bookmarkEnd w:id="50"/>
-    <w:bookmarkStart w:id="51" w:name="ref-hasler_alterations_2011"/>
+    <w:bookmarkEnd w:id="51"/>
+    <w:bookmarkStart w:id="52" w:name="ref-hasler_alterations_2011"/>
     <w:p>
       <w:pPr>
         <w:pStyle w:val="Bibliography"/>
@@ -3548,8 +3272,8 @@
         <w:t xml:space="preserve">, 603–611.</w:t>
       </w:r>
     </w:p>
-    <w:bookmarkEnd w:id="51"/>
-    <w:bookmarkStart w:id="52" w:name="ref-holly_changes_2013"/>
+    <w:bookmarkEnd w:id="52"/>
+    <w:bookmarkStart w:id="53" w:name="ref-holly_changes_2013"/>
     <w:p>
       <w:pPr>
         <w:pStyle w:val="Bibliography"/>
@@ -3591,8 +3315,8 @@
         <w:t xml:space="preserve">, 356–366.</w:t>
       </w:r>
     </w:p>
-    <w:bookmarkEnd w:id="52"/>
-    <w:bookmarkStart w:id="54" w:name="ref-inoue_minor_2021"/>
+    <w:bookmarkEnd w:id="53"/>
+    <w:bookmarkStart w:id="55" w:name="ref-inoue_minor_2021"/>
     <w:p>
       <w:pPr>
         <w:pStyle w:val="Bibliography"/>
@@ -3613,7 +3337,7 @@
       <w:r>
         <w:t xml:space="preserve"> </w:t>
       </w:r>
-      <w:hyperlink r:id="rId53">
+      <w:hyperlink r:id="rId54">
         <w:r>
           <w:rPr>
             <w:rStyle w:val="Hyperlink"/>
@@ -3648,8 +3372,8 @@
         <w:t xml:space="preserve">, 707–718.</w:t>
       </w:r>
     </w:p>
-    <w:bookmarkEnd w:id="54"/>
-    <w:bookmarkStart w:id="56" w:name="ref-jacob_intron_2017"/>
+    <w:bookmarkEnd w:id="55"/>
+    <w:bookmarkStart w:id="57" w:name="ref-jacob_intron_2017"/>
     <w:p>
       <w:pPr>
         <w:pStyle w:val="Bibliography"/>
@@ -3670,7 +3394,7 @@
       <w:r>
         <w:t xml:space="preserve"> </w:t>
       </w:r>
-      <w:hyperlink r:id="rId55">
+      <w:hyperlink r:id="rId56">
         <w:r>
           <w:rPr>
             <w:rStyle w:val="Hyperlink"/>
@@ -3705,8 +3429,8 @@
         <w:t xml:space="preserve">, 1043–1057.</w:t>
       </w:r>
     </w:p>
-    <w:bookmarkEnd w:id="56"/>
-    <w:bookmarkStart w:id="58" w:name="ref-jung_intron_2015"/>
+    <w:bookmarkEnd w:id="57"/>
+    <w:bookmarkStart w:id="59" w:name="ref-jung_intron_2015"/>
     <w:p>
       <w:pPr>
         <w:pStyle w:val="Bibliography"/>
@@ -3727,7 +3451,7 @@
       <w:r>
         <w:t xml:space="preserve"> </w:t>
       </w:r>
-      <w:hyperlink r:id="rId57">
+      <w:hyperlink r:id="rId58">
         <w:r>
           <w:rPr>
             <w:rStyle w:val="Hyperlink"/>
@@ -3762,8 +3486,8 @@
         <w:t xml:space="preserve">, 1242–1248.</w:t>
       </w:r>
     </w:p>
-    <w:bookmarkEnd w:id="58"/>
-    <w:bookmarkStart w:id="59" w:name="ref-keshavarz_targeting_2023"/>
+    <w:bookmarkEnd w:id="59"/>
+    <w:bookmarkStart w:id="60" w:name="ref-keshavarz_targeting_2023"/>
     <w:p>
       <w:pPr>
         <w:pStyle w:val="Bibliography"/>
@@ -3817,8 +3541,8 @@
         <w:t xml:space="preserve">, 242–255.</w:t>
       </w:r>
     </w:p>
-    <w:bookmarkEnd w:id="59"/>
-    <w:bookmarkStart w:id="61" w:name="ref-khan_increased_2020"/>
+    <w:bookmarkEnd w:id="60"/>
+    <w:bookmarkStart w:id="62" w:name="ref-khan_increased_2020"/>
     <w:p>
       <w:pPr>
         <w:pStyle w:val="Bibliography"/>
@@ -3839,7 +3563,7 @@
       <w:r>
         <w:t xml:space="preserve"> </w:t>
       </w:r>
-      <w:hyperlink r:id="rId60">
+      <w:hyperlink r:id="rId61">
         <w:r>
           <w:rPr>
             <w:rStyle w:val="Hyperlink"/>
@@ -3888,8 +3612,8 @@
         <w:t xml:space="preserve">, 548.</w:t>
       </w:r>
     </w:p>
-    <w:bookmarkEnd w:id="61"/>
-    <w:bookmarkStart w:id="63" w:name="ref-kodama_systematic_2024"/>
+    <w:bookmarkEnd w:id="62"/>
+    <w:bookmarkStart w:id="64" w:name="ref-kodama_systematic_2024"/>
     <w:p>
       <w:pPr>
         <w:pStyle w:val="Bibliography"/>
@@ -3910,7 +3634,7 @@
       <w:r>
         <w:t xml:space="preserve"> </w:t>
       </w:r>
-      <w:hyperlink r:id="rId62">
+      <w:hyperlink r:id="rId63">
         <w:r>
           <w:rPr>
             <w:rStyle w:val="Hyperlink"/>
@@ -3938,8 +3662,8 @@
         <w:t xml:space="preserve">2024.04.25.591048.</w:t>
       </w:r>
     </w:p>
-    <w:bookmarkEnd w:id="63"/>
-    <w:bookmarkStart w:id="65" w:name="ref-kryger_resistance_2007"/>
+    <w:bookmarkEnd w:id="64"/>
+    <w:bookmarkStart w:id="66" w:name="ref-kryger_resistance_2007"/>
     <w:p>
       <w:pPr>
         <w:pStyle w:val="Bibliography"/>
@@ -3960,7 +3684,7 @@
       <w:r>
         <w:t xml:space="preserve"> </w:t>
       </w:r>
-      <w:hyperlink r:id="rId64">
+      <w:hyperlink r:id="rId65">
         <w:r>
           <w:rPr>
             <w:rStyle w:val="Hyperlink"/>
@@ -4016,8 +3740,8 @@
         <w:t xml:space="preserve">, 422–430.</w:t>
       </w:r>
     </w:p>
-    <w:bookmarkEnd w:id="65"/>
-    <w:bookmarkStart w:id="67" w:name="ref-latorre_splicing_2017"/>
+    <w:bookmarkEnd w:id="66"/>
+    <w:bookmarkStart w:id="68" w:name="ref-latorre_splicing_2017"/>
     <w:p>
       <w:pPr>
         <w:pStyle w:val="Bibliography"/>
@@ -4038,7 +3762,7 @@
       <w:r>
         <w:t xml:space="preserve"> </w:t>
       </w:r>
-      <w:hyperlink r:id="rId66">
+      <w:hyperlink r:id="rId67">
         <w:r>
           <w:rPr>
             <w:rStyle w:val="Hyperlink"/>
@@ -4073,8 +3797,8 @@
         <w:t xml:space="preserve">, 165–170.</w:t>
       </w:r>
     </w:p>
-    <w:bookmarkEnd w:id="67"/>
-    <w:bookmarkStart w:id="69" w:name="ref-li_rsem_2011"/>
+    <w:bookmarkEnd w:id="68"/>
+    <w:bookmarkStart w:id="70" w:name="ref-li_rsem_2011"/>
     <w:p>
       <w:pPr>
         <w:pStyle w:val="Bibliography"/>
@@ -4095,7 +3819,7 @@
       <w:r>
         <w:t xml:space="preserve"> </w:t>
       </w:r>
-      <w:hyperlink r:id="rId68">
+      <w:hyperlink r:id="rId69">
         <w:r>
           <w:rPr>
             <w:rStyle w:val="Hyperlink"/>
@@ -4168,8 +3892,8 @@
         <w:t xml:space="preserve">, 323.</w:t>
       </w:r>
     </w:p>
-    <w:bookmarkEnd w:id="69"/>
-    <w:bookmarkStart w:id="71" w:name="ref-liu_progressive_2009"/>
+    <w:bookmarkEnd w:id="70"/>
+    <w:bookmarkStart w:id="72" w:name="ref-lian_relief_nodate"/>
     <w:p>
       <w:pPr>
         <w:pStyle w:val="Bibliography"/>
@@ -4179,6 +3903,52 @@
           <w:bCs/>
           <w:b/>
         </w:rPr>
+        <w:t xml:space="preserve">Lian, K. and Ellefsen, S.</w:t>
+      </w:r>
+      <w:r>
+        <w:t xml:space="preserve"> </w:t>
+      </w:r>
+      <w:hyperlink r:id="rId71">
+        <w:r>
+          <w:rPr>
+            <w:rStyle w:val="Hyperlink"/>
+          </w:rPr>
+          <w:t xml:space="preserve">ReLiEf</w:t>
+        </w:r>
+        <w:r>
+          <w:rPr>
+            <w:rStyle w:val="Hyperlink"/>
+          </w:rPr>
+          <w:t xml:space="preserve">: Resistance training for life– the efficacy of increasing resistance training volume for improving muscle functions, biology and health in young and elderly (</w:t>
+        </w:r>
+        <w:r>
+          <w:rPr>
+            <w:rStyle w:val="Hyperlink"/>
+          </w:rPr>
+          <w:t xml:space="preserve">ReLiEf</w:t>
+        </w:r>
+        <w:r>
+          <w:rPr>
+            <w:rStyle w:val="Hyperlink"/>
+          </w:rPr>
+          <w:t xml:space="preserve">)</w:t>
+        </w:r>
+      </w:hyperlink>
+      <w:r>
+        <w:t xml:space="preserve">.</w:t>
+      </w:r>
+    </w:p>
+    <w:bookmarkEnd w:id="72"/>
+    <w:bookmarkStart w:id="74" w:name="ref-liu_progressive_2009"/>
+    <w:p>
+      <w:pPr>
+        <w:pStyle w:val="Bibliography"/>
+      </w:pPr>
+      <w:r>
+        <w:rPr>
+          <w:bCs/>
+          <w:b/>
+        </w:rPr>
         <w:t xml:space="preserve">Liu, C.-J. and Latham, N. K.</w:t>
       </w:r>
       <w:r>
@@ -4190,7 +3960,7 @@
       <w:r>
         <w:t xml:space="preserve"> </w:t>
       </w:r>
-      <w:hyperlink r:id="rId70">
+      <w:hyperlink r:id="rId73">
         <w:r>
           <w:rPr>
             <w:rStyle w:val="Hyperlink"/>
@@ -4222,8 +3992,8 @@
         <w:t xml:space="preserve">, CD002759.</w:t>
       </w:r>
     </w:p>
-    <w:bookmarkEnd w:id="71"/>
-    <w:bookmarkStart w:id="72" w:name="ref-lopez-otin_hallmarks_2013"/>
+    <w:bookmarkEnd w:id="74"/>
+    <w:bookmarkStart w:id="75" w:name="ref-lopez-otin_hallmarks_2013"/>
     <w:p>
       <w:pPr>
         <w:pStyle w:val="Bibliography"/>
@@ -4265,8 +4035,8 @@
         <w:t xml:space="preserve">, 1194–1217.</w:t>
       </w:r>
     </w:p>
-    <w:bookmarkEnd w:id="72"/>
-    <w:bookmarkStart w:id="73" w:name="ref-lu_effects_2021"/>
+    <w:bookmarkEnd w:id="75"/>
+    <w:bookmarkStart w:id="76" w:name="ref-lu_effects_2021"/>
     <w:p>
       <w:pPr>
         <w:pStyle w:val="Bibliography"/>
@@ -4322,8 +4092,8 @@
         <w:t xml:space="preserve">, 708.</w:t>
       </w:r>
     </w:p>
-    <w:bookmarkEnd w:id="73"/>
-    <w:bookmarkStart w:id="74" w:name="ref-manual_orghsegdb_nodate"/>
+    <w:bookmarkEnd w:id="76"/>
+    <w:bookmarkStart w:id="77" w:name="ref-manual_orghsegdb_nodate"/>
     <w:p>
       <w:pPr>
         <w:pStyle w:val="Bibliography"/>
@@ -4342,8 +4112,8 @@
         <w:t xml:space="preserve">Org.hs.eg.db: Genome wide annotation for human.</w:t>
       </w:r>
     </w:p>
-    <w:bookmarkEnd w:id="74"/>
-    <w:bookmarkStart w:id="76" w:name="ref-mariotti_deterioration_2022"/>
+    <w:bookmarkEnd w:id="77"/>
+    <w:bookmarkStart w:id="79" w:name="ref-mariotti_deterioration_2022"/>
     <w:p>
       <w:pPr>
         <w:pStyle w:val="Bibliography"/>
@@ -4364,7 +4134,7 @@
       <w:r>
         <w:t xml:space="preserve"> </w:t>
       </w:r>
-      <w:hyperlink r:id="rId75">
+      <w:hyperlink r:id="rId78">
         <w:r>
           <w:rPr>
             <w:rStyle w:val="Hyperlink"/>
@@ -4392,8 +4162,8 @@
         <w:t xml:space="preserve">2022.03.14.484341.</w:t>
       </w:r>
     </w:p>
-    <w:bookmarkEnd w:id="76"/>
-    <w:bookmarkStart w:id="77" w:name="ref-mauger_targeted_2016"/>
+    <w:bookmarkEnd w:id="79"/>
+    <w:bookmarkStart w:id="80" w:name="ref-mauger_targeted_2016"/>
     <w:p>
       <w:pPr>
         <w:pStyle w:val="Bibliography"/>
@@ -4435,8 +4205,8 @@
         <w:t xml:space="preserve">, 1266–1278.</w:t>
       </w:r>
     </w:p>
-    <w:bookmarkEnd w:id="77"/>
-    <w:bookmarkStart w:id="78" w:name="ref-de_melo_costa_splice-q_2021"/>
+    <w:bookmarkEnd w:id="80"/>
+    <w:bookmarkStart w:id="81" w:name="ref-de_melo_costa_splice-q_2021"/>
     <w:p>
       <w:pPr>
         <w:pStyle w:val="Bibliography"/>
@@ -4501,8 +4271,8 @@
         <w:t xml:space="preserve">, 1–14.</w:t>
       </w:r>
     </w:p>
-    <w:bookmarkEnd w:id="78"/>
-    <w:bookmarkStart w:id="80" w:name="ref-middleton_irfinder_2017"/>
+    <w:bookmarkEnd w:id="81"/>
+    <w:bookmarkStart w:id="83" w:name="ref-middleton_irfinder_2017"/>
     <w:p>
       <w:pPr>
         <w:pStyle w:val="Bibliography"/>
@@ -4523,7 +4293,7 @@
       <w:r>
         <w:t xml:space="preserve"> </w:t>
       </w:r>
-      <w:hyperlink r:id="rId79">
+      <w:hyperlink r:id="rId82">
         <w:r>
           <w:rPr>
             <w:rStyle w:val="Hyperlink"/>
@@ -4561,8 +4331,8 @@
         <w:t xml:space="preserve">, 51.</w:t>
       </w:r>
     </w:p>
-    <w:bookmarkEnd w:id="80"/>
-    <w:bookmarkStart w:id="82" w:name="ref-molmen_chronic_2021"/>
+    <w:bookmarkEnd w:id="83"/>
+    <w:bookmarkStart w:id="85" w:name="ref-molmen_chronic_2021"/>
     <w:p>
       <w:pPr>
         <w:pStyle w:val="Bibliography"/>
@@ -4583,7 +4353,7 @@
       <w:r>
         <w:t xml:space="preserve"> </w:t>
       </w:r>
-      <w:hyperlink r:id="rId81">
+      <w:hyperlink r:id="rId84">
         <w:r>
           <w:rPr>
             <w:rStyle w:val="Hyperlink"/>
@@ -4615,8 +4385,8 @@
         <w:t xml:space="preserve">, 292.</w:t>
       </w:r>
     </w:p>
-    <w:bookmarkEnd w:id="82"/>
-    <w:bookmarkStart w:id="84" w:name="ref-monteuuis_changing_2019"/>
+    <w:bookmarkEnd w:id="85"/>
+    <w:bookmarkStart w:id="87" w:name="ref-monteuuis_changing_2019"/>
     <w:p>
       <w:pPr>
         <w:pStyle w:val="Bibliography"/>
@@ -4637,7 +4407,7 @@
       <w:r>
         <w:t xml:space="preserve"> </w:t>
       </w:r>
-      <w:hyperlink r:id="rId83">
+      <w:hyperlink r:id="rId86">
         <w:r>
           <w:rPr>
             <w:rStyle w:val="Hyperlink"/>
@@ -4672,8 +4442,8 @@
         <w:t xml:space="preserve">, 11497–11513.</w:t>
       </w:r>
     </w:p>
-    <w:bookmarkEnd w:id="84"/>
-    <w:bookmarkStart w:id="85" w:name="ref-nelson_novel_2005"/>
+    <w:bookmarkEnd w:id="87"/>
+    <w:bookmarkStart w:id="88" w:name="ref-nelson_novel_2005"/>
     <w:p>
       <w:pPr>
         <w:pStyle w:val="Bibliography"/>
@@ -4724,8 +4494,8 @@
         <w:t xml:space="preserve">, 1463–1470.</w:t>
       </w:r>
     </w:p>
-    <w:bookmarkEnd w:id="85"/>
-    <w:bookmarkStart w:id="86" w:name="ref-nie_distinct_2022"/>
+    <w:bookmarkEnd w:id="88"/>
+    <w:bookmarkStart w:id="89" w:name="ref-nie_distinct_2022"/>
     <w:p>
       <w:pPr>
         <w:pStyle w:val="Bibliography"/>
@@ -4767,8 +4537,8 @@
         <w:t xml:space="preserve">,.</w:t>
       </w:r>
     </w:p>
-    <w:bookmarkEnd w:id="86"/>
-    <w:bookmarkStart w:id="88" w:name="ref-nishida_tissue-_2015"/>
+    <w:bookmarkEnd w:id="89"/>
+    <w:bookmarkStart w:id="91" w:name="ref-nishida_tissue-_2015"/>
     <w:p>
       <w:pPr>
         <w:pStyle w:val="Bibliography"/>
@@ -4789,7 +4559,7 @@
       <w:r>
         <w:t xml:space="preserve"> </w:t>
       </w:r>
-      <w:hyperlink r:id="rId87">
+      <w:hyperlink r:id="rId90">
         <w:r>
           <w:rPr>
             <w:rStyle w:val="Hyperlink"/>
@@ -4836,8 +4606,8 @@
         <w:t xml:space="preserve">, 327–333.</w:t>
       </w:r>
     </w:p>
-    <w:bookmarkEnd w:id="88"/>
-    <w:bookmarkStart w:id="89" w:name="ref-ong_increased_2020"/>
+    <w:bookmarkEnd w:id="91"/>
+    <w:bookmarkStart w:id="92" w:name="ref-ong_increased_2020"/>
     <w:p>
       <w:pPr>
         <w:pStyle w:val="Bibliography"/>
@@ -4879,8 +4649,8 @@
         <w:t xml:space="preserve">, 259–260.</w:t>
       </w:r>
     </w:p>
-    <w:bookmarkEnd w:id="89"/>
-    <w:bookmarkStart w:id="91" w:name="ref-pabis_concerted_2024"/>
+    <w:bookmarkEnd w:id="92"/>
+    <w:bookmarkStart w:id="94" w:name="ref-pabis_concerted_2024"/>
     <w:p>
       <w:pPr>
         <w:pStyle w:val="Bibliography"/>
@@ -4901,7 +4671,7 @@
       <w:r>
         <w:t xml:space="preserve"> </w:t>
       </w:r>
-      <w:hyperlink r:id="rId90">
+      <w:hyperlink r:id="rId93">
         <w:r>
           <w:rPr>
             <w:rStyle w:val="Hyperlink"/>
@@ -4913,8 +4683,8 @@
         <w:t xml:space="preserve">.</w:t>
       </w:r>
     </w:p>
-    <w:bookmarkEnd w:id="91"/>
-    <w:bookmarkStart w:id="93" w:name="ref-peterson_influence_2011"/>
+    <w:bookmarkEnd w:id="94"/>
+    <w:bookmarkStart w:id="96" w:name="ref-peterson_influence_2011"/>
     <w:p>
       <w:pPr>
         <w:pStyle w:val="Bibliography"/>
@@ -4935,7 +4705,7 @@
       <w:r>
         <w:t xml:space="preserve"> </w:t>
       </w:r>
-      <w:hyperlink r:id="rId92">
+      <w:hyperlink r:id="rId95">
         <w:r>
           <w:rPr>
             <w:rStyle w:val="Hyperlink"/>
@@ -4967,8 +4737,8 @@
         <w:t xml:space="preserve">, 249–258.</w:t>
       </w:r>
     </w:p>
-    <w:bookmarkEnd w:id="93"/>
-    <w:bookmarkStart w:id="94" w:name="ref-robinson_enhanced_2017"/>
+    <w:bookmarkEnd w:id="96"/>
+    <w:bookmarkStart w:id="97" w:name="ref-robinson_enhanced_2017"/>
     <w:p>
       <w:pPr>
         <w:pStyle w:val="Bibliography"/>
@@ -5010,8 +4780,8 @@
         <w:t xml:space="preserve">, 581–592.</w:t>
       </w:r>
     </w:p>
-    <w:bookmarkEnd w:id="94"/>
-    <w:bookmarkStart w:id="96" w:name="X9abc3901ca7f09d6e15f6daefa88aae206ffc58"/>
+    <w:bookmarkEnd w:id="97"/>
+    <w:bookmarkStart w:id="99" w:name="X9abc3901ca7f09d6e15f6daefa88aae206ffc58"/>
     <w:p>
       <w:pPr>
         <w:pStyle w:val="Bibliography"/>
@@ -5032,7 +4802,7 @@
       <w:r>
         <w:t xml:space="preserve"> </w:t>
       </w:r>
-      <w:hyperlink r:id="rId95">
+      <w:hyperlink r:id="rId98">
         <w:r>
           <w:rPr>
             <w:rStyle w:val="Hyperlink"/>
@@ -5079,8 +4849,8 @@
         <w:t xml:space="preserve">, 277.</w:t>
       </w:r>
     </w:p>
-    <w:bookmarkEnd w:id="96"/>
-    <w:bookmarkStart w:id="97" w:name="ref-saudemont_fitness_2017"/>
+    <w:bookmarkEnd w:id="99"/>
+    <w:bookmarkStart w:id="100" w:name="ref-saudemont_fitness_2017"/>
     <w:p>
       <w:pPr>
         <w:pStyle w:val="Bibliography"/>
@@ -5122,8 +4892,8 @@
         <w:t xml:space="preserve">, 1–15.</w:t>
       </w:r>
     </w:p>
-    <w:bookmarkEnd w:id="97"/>
-    <w:bookmarkStart w:id="99" w:name="ref-schaum_ageing_2020"/>
+    <w:bookmarkEnd w:id="100"/>
+    <w:bookmarkStart w:id="102" w:name="ref-schaum_ageing_2020"/>
     <w:p>
       <w:pPr>
         <w:pStyle w:val="Bibliography"/>
@@ -5144,7 +4914,7 @@
       <w:r>
         <w:t xml:space="preserve"> </w:t>
       </w:r>
-      <w:hyperlink r:id="rId98">
+      <w:hyperlink r:id="rId101">
         <w:r>
           <w:rPr>
             <w:rStyle w:val="Hyperlink"/>
@@ -5179,8 +4949,8 @@
         <w:t xml:space="preserve">, 596–602.</w:t>
       </w:r>
     </w:p>
-    <w:bookmarkEnd w:id="99"/>
-    <w:bookmarkStart w:id="101" w:name="ref-schmitz_intron_2017"/>
+    <w:bookmarkEnd w:id="102"/>
+    <w:bookmarkStart w:id="104" w:name="ref-schmitz_intron_2017"/>
     <w:p>
       <w:pPr>
         <w:pStyle w:val="Bibliography"/>
@@ -5201,7 +4971,7 @@
       <w:r>
         <w:t xml:space="preserve"> </w:t>
       </w:r>
-      <w:hyperlink r:id="rId100">
+      <w:hyperlink r:id="rId103">
         <w:r>
           <w:rPr>
             <w:rStyle w:val="Hyperlink"/>
@@ -5236,8 +5006,8 @@
         <w:t xml:space="preserve">, 216.</w:t>
       </w:r>
     </w:p>
-    <w:bookmarkEnd w:id="101"/>
-    <w:bookmarkStart w:id="102" w:name="ref-schwerk_regulation_2005"/>
+    <w:bookmarkEnd w:id="104"/>
+    <w:bookmarkStart w:id="105" w:name="ref-schwerk_regulation_2005"/>
     <w:p>
       <w:pPr>
         <w:pStyle w:val="Bibliography"/>
@@ -5288,8 +5058,8 @@
         <w:t xml:space="preserve">, 1–13.</w:t>
       </w:r>
     </w:p>
-    <w:bookmarkEnd w:id="102"/>
-    <w:bookmarkStart w:id="103" w:name="ref-shah_towards_2022"/>
+    <w:bookmarkEnd w:id="105"/>
+    <w:bookmarkStart w:id="106" w:name="ref-shah_towards_2022"/>
     <w:p>
       <w:pPr>
         <w:pStyle w:val="Bibliography"/>
@@ -5331,8 +5101,8 @@
         <w:t xml:space="preserve">, 100.</w:t>
       </w:r>
     </w:p>
-    <w:bookmarkEnd w:id="103"/>
-    <w:bookmarkStart w:id="105" w:name="ref-smart_role_2022"/>
+    <w:bookmarkEnd w:id="106"/>
+    <w:bookmarkStart w:id="108" w:name="ref-smart_role_2022"/>
     <w:p>
       <w:pPr>
         <w:pStyle w:val="Bibliography"/>
@@ -5353,7 +5123,7 @@
       <w:r>
         <w:t xml:space="preserve"> </w:t>
       </w:r>
-      <w:hyperlink r:id="rId104">
+      <w:hyperlink r:id="rId107">
         <w:r>
           <w:rPr>
             <w:rStyle w:val="Hyperlink"/>
@@ -5388,8 +5158,8 @@
         <w:t xml:space="preserve">, afac143.</w:t>
       </w:r>
     </w:p>
-    <w:bookmarkEnd w:id="105"/>
-    <w:bookmarkStart w:id="107" w:name="ref-stegeman_transcriptional_2017"/>
+    <w:bookmarkEnd w:id="108"/>
+    <w:bookmarkStart w:id="110" w:name="ref-stegeman_transcriptional_2017"/>
     <w:p>
       <w:pPr>
         <w:pStyle w:val="Bibliography"/>
@@ -5410,7 +5180,7 @@
       <w:r>
         <w:t xml:space="preserve"> </w:t>
       </w:r>
-      <w:hyperlink r:id="rId106">
+      <w:hyperlink r:id="rId109">
         <w:r>
           <w:rPr>
             <w:rStyle w:val="Hyperlink"/>
@@ -5445,8 +5215,8 @@
         <w:t xml:space="preserve">, 2427–2437.</w:t>
       </w:r>
     </w:p>
-    <w:bookmarkEnd w:id="107"/>
-    <w:bookmarkStart w:id="108" w:name="ref-stokes_transcriptomics_2023"/>
+    <w:bookmarkEnd w:id="110"/>
+    <w:bookmarkStart w:id="111" w:name="ref-stokes_transcriptomics_2023"/>
     <w:p>
       <w:pPr>
         <w:pStyle w:val="Bibliography"/>
@@ -5488,8 +5258,8 @@
         <w:t xml:space="preserve">, 2200024.</w:t>
       </w:r>
     </w:p>
-    <w:bookmarkEnd w:id="108"/>
-    <w:bookmarkStart w:id="109" w:name="ref-sznajder_intron_2018"/>
+    <w:bookmarkEnd w:id="111"/>
+    <w:bookmarkStart w:id="112" w:name="ref-sznajder_intron_2018"/>
     <w:p>
       <w:pPr>
         <w:pStyle w:val="Bibliography"/>
@@ -5531,8 +5301,8 @@
         <w:t xml:space="preserve">, 4234–4239.</w:t>
       </w:r>
     </w:p>
-    <w:bookmarkEnd w:id="109"/>
-    <w:bookmarkStart w:id="110" w:name="ref-ubaida-mohien_physical_2019"/>
+    <w:bookmarkEnd w:id="112"/>
+    <w:bookmarkStart w:id="113" w:name="ref-ubaida-mohien_physical_2019"/>
     <w:p>
       <w:pPr>
         <w:pStyle w:val="Bibliography"/>
@@ -5574,8 +5344,8 @@
         <w:t xml:space="preserve">, 312.</w:t>
       </w:r>
     </w:p>
-    <w:bookmarkEnd w:id="110"/>
-    <w:bookmarkStart w:id="112" w:name="ref-ubaida-mohien_discovery_2019"/>
+    <w:bookmarkEnd w:id="113"/>
+    <w:bookmarkStart w:id="115" w:name="ref-ubaida-mohien_discovery_2019"/>
     <w:p>
       <w:pPr>
         <w:pStyle w:val="Bibliography"/>
@@ -5596,7 +5366,7 @@
       <w:r>
         <w:t xml:space="preserve"> </w:t>
       </w:r>
-      <w:hyperlink r:id="rId111">
+      <w:hyperlink r:id="rId114">
         <w:r>
           <w:rPr>
             <w:rStyle w:val="Hyperlink"/>
@@ -5631,8 +5401,8 @@
         <w:t xml:space="preserve">, e49874.</w:t>
       </w:r>
     </w:p>
-    <w:bookmarkEnd w:id="112"/>
-    <w:bookmarkStart w:id="114" w:name="ref-ubaida-mohien_unbiased_2022"/>
+    <w:bookmarkEnd w:id="115"/>
+    <w:bookmarkStart w:id="117" w:name="ref-ubaida-mohien_unbiased_2022"/>
     <w:p>
       <w:pPr>
         <w:pStyle w:val="Bibliography"/>
@@ -5653,7 +5423,7 @@
       <w:r>
         <w:t xml:space="preserve"> </w:t>
       </w:r>
-      <w:hyperlink r:id="rId113">
+      <w:hyperlink r:id="rId116">
         <w:r>
           <w:rPr>
             <w:rStyle w:val="Hyperlink"/>
@@ -5712,8 +5482,8 @@
         <w:t xml:space="preserve">, e74335.</w:t>
       </w:r>
     </w:p>
-    <w:bookmarkEnd w:id="114"/>
-    <w:bookmarkStart w:id="116" w:name="ref-veeneman_two-pass_2016"/>
+    <w:bookmarkEnd w:id="117"/>
+    <w:bookmarkStart w:id="119" w:name="ref-veeneman_two-pass_2016"/>
     <w:p>
       <w:pPr>
         <w:pStyle w:val="Bibliography"/>
@@ -5734,7 +5504,7 @@
       <w:r>
         <w:t xml:space="preserve"> </w:t>
       </w:r>
-      <w:hyperlink r:id="rId115">
+      <w:hyperlink r:id="rId118">
         <w:r>
           <w:rPr>
             <w:rStyle w:val="Hyperlink"/>
@@ -5766,8 +5536,8 @@
         <w:t xml:space="preserve">, 43–49.</w:t>
       </w:r>
     </w:p>
-    <w:bookmarkEnd w:id="116"/>
-    <w:bookmarkStart w:id="117" w:name="ref-welle_gene_2003"/>
+    <w:bookmarkEnd w:id="119"/>
+    <w:bookmarkStart w:id="120" w:name="ref-welle_gene_2003"/>
     <w:p>
       <w:pPr>
         <w:pStyle w:val="Bibliography"/>
@@ -5809,8 +5579,8 @@
         <w:t xml:space="preserve">, 149–159.</w:t>
       </w:r>
     </w:p>
-    <w:bookmarkEnd w:id="117"/>
-    <w:bookmarkStart w:id="118" w:name="ref-wong_intron_2022"/>
+    <w:bookmarkEnd w:id="120"/>
+    <w:bookmarkStart w:id="121" w:name="ref-wong_intron_2022"/>
     <w:p>
       <w:pPr>
         <w:pStyle w:val="Bibliography"/>
@@ -5852,8 +5622,8 @@
         <w:t xml:space="preserve">, 789–792.</w:t>
       </w:r>
     </w:p>
-    <w:bookmarkEnd w:id="118"/>
-    <w:bookmarkStart w:id="120" w:name="ref-wong_orchestrated_2013"/>
+    <w:bookmarkEnd w:id="121"/>
+    <w:bookmarkStart w:id="123" w:name="ref-wong_orchestrated_2013"/>
     <w:p>
       <w:pPr>
         <w:pStyle w:val="Bibliography"/>
@@ -5874,7 +5644,7 @@
       <w:r>
         <w:t xml:space="preserve"> </w:t>
       </w:r>
-      <w:hyperlink r:id="rId119">
+      <w:hyperlink r:id="rId122">
         <w:r>
           <w:rPr>
             <w:rStyle w:val="Hyperlink"/>
@@ -5909,8 +5679,8 @@
         <w:t xml:space="preserve">, 583–595.</w:t>
       </w:r>
     </w:p>
-    <w:bookmarkEnd w:id="120"/>
-    <w:bookmarkStart w:id="122" w:name="ref-wong_intron_2016"/>
+    <w:bookmarkEnd w:id="123"/>
+    <w:bookmarkStart w:id="125" w:name="ref-wong_intron_2016"/>
     <w:p>
       <w:pPr>
         <w:pStyle w:val="Bibliography"/>
@@ -5931,7 +5701,7 @@
       <w:r>
         <w:t xml:space="preserve"> </w:t>
       </w:r>
-      <w:hyperlink r:id="rId121">
+      <w:hyperlink r:id="rId124">
         <w:r>
           <w:rPr>
             <w:rStyle w:val="Hyperlink"/>
@@ -5981,8 +5751,8 @@
         <w:t xml:space="preserve">, 41–49.</w:t>
       </w:r>
     </w:p>
-    <w:bookmarkEnd w:id="122"/>
-    <w:bookmarkStart w:id="123" w:name="ref-zheng_intron_2020"/>
+    <w:bookmarkEnd w:id="125"/>
+    <w:bookmarkStart w:id="126" w:name="ref-zheng_intron_2020"/>
     <w:p>
       <w:pPr>
         <w:pStyle w:val="Bibliography"/>
@@ -6033,11 +5803,11 @@
         <w:t xml:space="preserve">, 586.</w:t>
       </w:r>
     </w:p>
-    <w:bookmarkEnd w:id="123"/>
-    <w:bookmarkEnd w:id="124"/>
-    <w:bookmarkEnd w:id="125"/>
     <w:bookmarkEnd w:id="126"/>
     <w:bookmarkEnd w:id="127"/>
+    <w:bookmarkEnd w:id="128"/>
+    <w:bookmarkEnd w:id="129"/>
+    <w:bookmarkEnd w:id="130"/>
     <w:sectPr>
       <w:headerReference r:id="rId9" w:type="default"/>
       <w:pgSz w:h="15840" w:w="12240"/>
